--- a/Quotation_Template.docx
+++ b/Quotation_Template.docx
@@ -401,21 +401,21 @@
     </w:p>
     <w:tbl>
       <w:tblPr>
-        <w:tblW w:w="5863" w:type="dxa"/>
-        <w:tblInd w:w="1640" w:type="dxa"/>
+        <w:tblW w:w="7582" w:type="dxa"/>
+        <w:tblInd w:w="1295" w:type="dxa"/>
         <w:tblLook w:val="04A0" w:firstRow="1" w:lastRow="0" w:firstColumn="1" w:lastColumn="0" w:noHBand="0" w:noVBand="1"/>
       </w:tblPr>
       <w:tblGrid>
-        <w:gridCol w:w="3028"/>
-        <w:gridCol w:w="2835"/>
+        <w:gridCol w:w="3155"/>
+        <w:gridCol w:w="4427"/>
       </w:tblGrid>
       <w:tr>
         <w:trPr>
-          <w:trHeight w:val="414"/>
+          <w:trHeight w:val="128"/>
         </w:trPr>
         <w:tc>
           <w:tcPr>
-            <w:tcW w:w="3028" w:type="dxa"/>
+            <w:tcW w:w="3155" w:type="dxa"/>
             <w:tcBorders>
               <w:top w:val="single" w:sz="8" w:space="0" w:color="auto"/>
               <w:left w:val="single" w:sz="8" w:space="0" w:color="auto"/>
@@ -424,15 +424,19 @@
             </w:tcBorders>
             <w:shd w:val="clear" w:color="000000" w:fill="FFFF99"/>
             <w:noWrap/>
-            <w:vAlign w:val="bottom"/>
+            <w:vAlign w:val="center"/>
             <w:hideMark/>
           </w:tcPr>
           <w:p>
             <w:pPr>
-              <w:spacing w:after="480" w:line="240" w:lineRule="auto"/>
+              <w:spacing w:after="0" w:line="240" w:lineRule="auto"/>
+              <w:jc w:val="center"/>
               <w:rPr>
-                <w:rFonts w:eastAsia="Times New Roman"/>
-                <w:lang w:val="en-IN"/>
+                <w:rFonts w:ascii="Calibri" w:eastAsia="Times New Roman" w:hAnsi="Calibri" w:cs="Calibri"/>
+                <w:b/>
+                <w:bCs/>
+                <w:color w:val="FF0000"/>
+                <w:lang w:val="en-IN" w:eastAsia="en-IN"/>
               </w:rPr>
             </w:pPr>
             <w:r>
@@ -442,7 +446,7 @@
         </w:tc>
         <w:tc>
           <w:tcPr>
-            <w:tcW w:w="2835" w:type="dxa"/>
+            <w:tcW w:w="4427" w:type="dxa"/>
             <w:tcBorders>
               <w:top w:val="single" w:sz="8" w:space="0" w:color="auto"/>
               <w:left w:val="nil"/>
@@ -451,16 +455,19 @@
             </w:tcBorders>
             <w:shd w:val="clear" w:color="000000" w:fill="FFFF99"/>
             <w:noWrap/>
-            <w:vAlign w:val="bottom"/>
+            <w:vAlign w:val="center"/>
             <w:hideMark/>
           </w:tcPr>
           <w:p>
             <w:pPr>
-              <w:divId w:val="769475854"/>
+              <w:spacing w:after="0" w:line="240" w:lineRule="auto"/>
+              <w:jc w:val="center"/>
               <w:rPr>
-                <w:rFonts w:ascii="Arial" w:hAnsi="Arial" w:cs="Arial"/>
-                <w:sz w:val="20"/>
-                <w:szCs w:val="20"/>
+                <w:rFonts w:ascii="Calibri" w:eastAsia="Times New Roman" w:hAnsi="Calibri" w:cs="Calibri"/>
+                <w:b/>
+                <w:bCs/>
+                <w:color w:val="FF0000"/>
+                <w:lang w:val="en-IN" w:eastAsia="en-IN"/>
               </w:rPr>
             </w:pPr>
             <w:r>
@@ -474,18 +481,16 @@
             <w:r>
               <w:t xml:space="preserve"> }}</w:t>
             </w:r>
-            <w:bookmarkStart w:id="0" w:name="_GoBack"/>
-            <w:bookmarkEnd w:id="0"/>
           </w:p>
         </w:tc>
       </w:tr>
       <w:tr>
         <w:trPr>
-          <w:trHeight w:val="94"/>
+          <w:trHeight w:val="680"/>
         </w:trPr>
         <w:tc>
           <w:tcPr>
-            <w:tcW w:w="3028" w:type="dxa"/>
+            <w:tcW w:w="3155" w:type="dxa"/>
             <w:tcBorders>
               <w:top w:val="nil"/>
               <w:left w:val="single" w:sz="8" w:space="0" w:color="auto"/>
@@ -494,24 +499,45 @@
             </w:tcBorders>
             <w:shd w:val="clear" w:color="auto" w:fill="auto"/>
             <w:noWrap/>
-            <w:vAlign w:val="bottom"/>
+            <w:vAlign w:val="center"/>
             <w:hideMark/>
           </w:tcPr>
           <w:p>
             <w:pPr>
+              <w:pStyle w:val="NormalWeb"/>
               <w:rPr>
-                <w:rFonts w:ascii="Arial" w:hAnsi="Arial" w:cs="Arial"/>
-                <w:sz w:val="20"/>
-                <w:szCs w:val="20"/>
+                <w:b/>
+                <w:bCs/>
               </w:rPr>
             </w:pPr>
             <w:r>
               <w:rPr>
-                <w:rStyle w:val="HTMLCode"/>
-                <w:rFonts w:eastAsiaTheme="minorEastAsia"/>
+                <w:b/>
+                <w:bCs/>
               </w:rPr>
-              <w:t>{% for item in items %}</w:t>
+              <w:t xml:space="preserve">{% </w:t>
             </w:r>
+            <w:proofErr w:type="spellStart"/>
+            <w:r>
+              <w:rPr>
+                <w:b/>
+                <w:bCs/>
+              </w:rPr>
+              <w:t>tr</w:t>
+            </w:r>
+            <w:proofErr w:type="spellEnd"/>
+            <w:r>
+              <w:rPr>
+                <w:b/>
+                <w:bCs/>
+              </w:rPr>
+              <w:t xml:space="preserve"> for item in items %}</w:t>
+            </w:r>
+          </w:p>
+          <w:p>
+            <w:pPr>
+              <w:pStyle w:val="NormalWeb"/>
+            </w:pPr>
             <w:r>
               <w:t xml:space="preserve">{{ </w:t>
             </w:r>
@@ -524,10 +550,20 @@
               <w:t xml:space="preserve"> }}</w:t>
             </w:r>
           </w:p>
+          <w:p>
+            <w:pPr>
+              <w:spacing w:after="0" w:line="240" w:lineRule="auto"/>
+              <w:rPr>
+                <w:rFonts w:ascii="Calibri" w:eastAsia="Times New Roman" w:hAnsi="Calibri" w:cs="Calibri"/>
+                <w:color w:val="000000"/>
+                <w:lang w:val="en-IN" w:eastAsia="en-IN"/>
+              </w:rPr>
+            </w:pPr>
+          </w:p>
         </w:tc>
         <w:tc>
           <w:tcPr>
-            <w:tcW w:w="2835" w:type="dxa"/>
+            <w:tcW w:w="4427" w:type="dxa"/>
             <w:tcBorders>
               <w:top w:val="nil"/>
               <w:left w:val="nil"/>
@@ -536,17 +572,13 @@
             </w:tcBorders>
             <w:shd w:val="clear" w:color="auto" w:fill="auto"/>
             <w:noWrap/>
-            <w:vAlign w:val="bottom"/>
+            <w:vAlign w:val="center"/>
             <w:hideMark/>
           </w:tcPr>
           <w:p>
             <w:pPr>
-              <w:divId w:val="1885478678"/>
-              <w:rPr>
-                <w:rFonts w:ascii="Arial" w:hAnsi="Arial" w:cs="Arial"/>
-                <w:sz w:val="20"/>
-                <w:szCs w:val="20"/>
-              </w:rPr>
+              <w:spacing w:after="0" w:line="240" w:lineRule="auto"/>
+              <w:jc w:val="center"/>
             </w:pPr>
             <w:r>
               <w:t xml:space="preserve">{{ </w:t>
@@ -559,114 +591,166 @@
             <w:r>
               <w:t xml:space="preserve"> }}</w:t>
             </w:r>
+          </w:p>
+          <w:p>
+            <w:pPr>
+              <w:spacing w:after="0" w:line="240" w:lineRule="auto"/>
+              <w:jc w:val="center"/>
+              <w:rPr>
+                <w:rFonts w:ascii="Calibri" w:eastAsia="Times New Roman" w:hAnsi="Calibri" w:cs="Calibri"/>
+                <w:color w:val="000000"/>
+                <w:lang w:val="en-IN" w:eastAsia="en-IN"/>
+              </w:rPr>
+            </w:pPr>
             <w:r>
-              <w:rPr>
-                <w:rStyle w:val="HTMLCode"/>
-                <w:rFonts w:eastAsiaTheme="minorEastAsia"/>
-              </w:rPr>
               <w:t xml:space="preserve">{% </w:t>
             </w:r>
             <w:proofErr w:type="spellStart"/>
             <w:r>
-              <w:rPr>
-                <w:rStyle w:val="HTMLCode"/>
-                <w:rFonts w:eastAsiaTheme="minorEastAsia"/>
-              </w:rPr>
+              <w:t>tr</w:t>
+            </w:r>
+            <w:proofErr w:type="spellEnd"/>
+            <w:r>
+              <w:t xml:space="preserve"> </w:t>
+            </w:r>
+            <w:proofErr w:type="spellStart"/>
+            <w:r>
               <w:t>endfor</w:t>
             </w:r>
             <w:proofErr w:type="spellEnd"/>
             <w:r>
-              <w:rPr>
-                <w:rStyle w:val="HTMLCode"/>
-                <w:rFonts w:eastAsiaTheme="minorEastAsia"/>
-              </w:rPr>
               <w:t xml:space="preserve"> %}</w:t>
             </w:r>
           </w:p>
         </w:tc>
+        <w:bookmarkStart w:id="0" w:name="_GoBack"/>
+        <w:bookmarkEnd w:id="0"/>
       </w:tr>
       <w:tr>
         <w:trPr>
-          <w:trHeight w:val="94"/>
+          <w:trHeight w:val="128"/>
         </w:trPr>
         <w:tc>
           <w:tcPr>
-            <w:tcW w:w="3028" w:type="dxa"/>
+            <w:tcW w:w="3155" w:type="dxa"/>
             <w:tcBorders>
               <w:top w:val="nil"/>
               <w:left w:val="single" w:sz="8" w:space="0" w:color="auto"/>
               <w:bottom w:val="single" w:sz="8" w:space="0" w:color="auto"/>
               <w:right w:val="single" w:sz="8" w:space="0" w:color="auto"/>
             </w:tcBorders>
-            <w:shd w:val="clear" w:color="auto" w:fill="A8D08D" w:themeFill="accent6" w:themeFillTint="99"/>
+            <w:shd w:val="clear" w:color="auto" w:fill="auto"/>
             <w:noWrap/>
-            <w:vAlign w:val="bottom"/>
+            <w:vAlign w:val="center"/>
             <w:hideMark/>
           </w:tcPr>
           <w:p>
             <w:pPr>
+              <w:spacing w:after="0" w:line="240" w:lineRule="auto"/>
               <w:rPr>
-                <w:rFonts w:ascii="Arial" w:hAnsi="Arial" w:cs="Arial"/>
-                <w:sz w:val="20"/>
-                <w:szCs w:val="20"/>
+                <w:rFonts w:ascii="Calibri" w:eastAsia="Times New Roman" w:hAnsi="Calibri" w:cs="Calibri"/>
+                <w:color w:val="000000"/>
+                <w:lang w:val="en-IN" w:eastAsia="en-IN"/>
+              </w:rPr>
+            </w:pPr>
+          </w:p>
+        </w:tc>
+        <w:tc>
+          <w:tcPr>
+            <w:tcW w:w="4427" w:type="dxa"/>
+            <w:tcBorders>
+              <w:top w:val="nil"/>
+              <w:left w:val="nil"/>
+              <w:bottom w:val="single" w:sz="8" w:space="0" w:color="auto"/>
+              <w:right w:val="single" w:sz="8" w:space="0" w:color="auto"/>
+            </w:tcBorders>
+            <w:shd w:val="clear" w:color="auto" w:fill="auto"/>
+            <w:noWrap/>
+            <w:vAlign w:val="center"/>
+            <w:hideMark/>
+          </w:tcPr>
+          <w:p>
+            <w:pPr>
+              <w:spacing w:after="0" w:line="240" w:lineRule="auto"/>
+              <w:jc w:val="center"/>
+              <w:rPr>
+                <w:rFonts w:ascii="Calibri" w:eastAsia="Times New Roman" w:hAnsi="Calibri" w:cs="Calibri"/>
+                <w:color w:val="000000"/>
+                <w:lang w:val="en-IN" w:eastAsia="en-IN"/>
+              </w:rPr>
+            </w:pPr>
+          </w:p>
+        </w:tc>
+      </w:tr>
+      <w:tr>
+        <w:trPr>
+          <w:trHeight w:val="128"/>
+        </w:trPr>
+        <w:tc>
+          <w:tcPr>
+            <w:tcW w:w="3155" w:type="dxa"/>
+            <w:tcBorders>
+              <w:top w:val="nil"/>
+              <w:left w:val="single" w:sz="8" w:space="0" w:color="auto"/>
+              <w:bottom w:val="nil"/>
+              <w:right w:val="single" w:sz="8" w:space="0" w:color="auto"/>
+            </w:tcBorders>
+            <w:shd w:val="clear" w:color="000000" w:fill="CCFFCC"/>
+            <w:noWrap/>
+            <w:vAlign w:val="center"/>
+            <w:hideMark/>
+          </w:tcPr>
+          <w:p>
+            <w:pPr>
+              <w:spacing w:after="0" w:line="240" w:lineRule="auto"/>
+              <w:rPr>
+                <w:rFonts w:ascii="Calibri" w:eastAsia="Times New Roman" w:hAnsi="Calibri" w:cs="Calibri"/>
+                <w:b/>
+                <w:bCs/>
+                <w:color w:val="FF0000"/>
+                <w:lang w:val="en-IN" w:eastAsia="en-IN"/>
               </w:rPr>
             </w:pPr>
             <w:r>
-              <w:rPr>
-                <w:rFonts w:ascii="Arial" w:hAnsi="Arial" w:cs="Arial"/>
-                <w:sz w:val="20"/>
-                <w:szCs w:val="20"/>
-              </w:rPr>
               <w:t>Total Cost</w:t>
             </w:r>
           </w:p>
         </w:tc>
         <w:tc>
           <w:tcPr>
-            <w:tcW w:w="2835" w:type="dxa"/>
+            <w:tcW w:w="4427" w:type="dxa"/>
             <w:tcBorders>
               <w:top w:val="nil"/>
               <w:left w:val="nil"/>
-              <w:bottom w:val="single" w:sz="8" w:space="0" w:color="auto"/>
+              <w:bottom w:val="nil"/>
               <w:right w:val="single" w:sz="8" w:space="0" w:color="auto"/>
             </w:tcBorders>
-            <w:shd w:val="clear" w:color="auto" w:fill="A8D08D" w:themeFill="accent6" w:themeFillTint="99"/>
+            <w:shd w:val="clear" w:color="000000" w:fill="CCFFCC"/>
             <w:noWrap/>
-            <w:vAlign w:val="bottom"/>
+            <w:vAlign w:val="center"/>
             <w:hideMark/>
           </w:tcPr>
           <w:p>
             <w:pPr>
+              <w:spacing w:after="0" w:line="240" w:lineRule="auto"/>
+              <w:jc w:val="center"/>
               <w:rPr>
-                <w:rFonts w:ascii="Arial" w:hAnsi="Arial" w:cs="Arial"/>
-                <w:sz w:val="20"/>
-                <w:szCs w:val="20"/>
+                <w:rFonts w:ascii="Calibri" w:eastAsia="Times New Roman" w:hAnsi="Calibri" w:cs="Calibri"/>
+                <w:b/>
+                <w:bCs/>
+                <w:color w:val="FF0000"/>
+                <w:lang w:val="en-IN" w:eastAsia="en-IN"/>
               </w:rPr>
             </w:pPr>
             <w:r>
-              <w:rPr>
-                <w:rFonts w:ascii="Arial" w:hAnsi="Arial" w:cs="Arial"/>
-                <w:sz w:val="20"/>
-                <w:szCs w:val="20"/>
-              </w:rPr>
               <w:t xml:space="preserve">{{ </w:t>
             </w:r>
             <w:proofErr w:type="spellStart"/>
             <w:r>
-              <w:rPr>
-                <w:rFonts w:ascii="Arial" w:hAnsi="Arial" w:cs="Arial"/>
-                <w:sz w:val="20"/>
-                <w:szCs w:val="20"/>
-              </w:rPr>
               <w:t>total_cost</w:t>
             </w:r>
             <w:proofErr w:type="spellEnd"/>
             <w:r>
-              <w:rPr>
-                <w:rFonts w:ascii="Arial" w:hAnsi="Arial" w:cs="Arial"/>
-                <w:sz w:val="20"/>
-                <w:szCs w:val="20"/>
-              </w:rPr>
               <w:t xml:space="preserve"> }}</w:t>
             </w:r>
           </w:p>
@@ -2490,6 +2574,23 @@
       <w:szCs w:val="20"/>
     </w:rPr>
   </w:style>
+  <w:style w:type="paragraph" w:styleId="NormalWeb">
+    <w:name w:val="Normal (Web)"/>
+    <w:basedOn w:val="Normal"/>
+    <w:uiPriority w:val="99"/>
+    <w:semiHidden/>
+    <w:unhideWhenUsed/>
+    <w:rsid w:val="003E3526"/>
+    <w:pPr>
+      <w:spacing w:before="100" w:beforeAutospacing="1" w:after="100" w:afterAutospacing="1" w:line="240" w:lineRule="auto"/>
+    </w:pPr>
+    <w:rPr>
+      <w:rFonts w:ascii="Times New Roman" w:eastAsia="Times New Roman" w:hAnsi="Times New Roman" w:cs="Times New Roman"/>
+      <w:sz w:val="24"/>
+      <w:szCs w:val="24"/>
+      <w:lang w:val="en-IN" w:eastAsia="en-IN"/>
+    </w:rPr>
+  </w:style>
 </w:styles>
 </file>
 
@@ -2759,7 +2860,7 @@
 </file>
 
 <file path=customXml/itemProps1.xml><?xml version="1.0" encoding="utf-8"?>
-<ds:datastoreItem xmlns:ds="http://schemas.openxmlformats.org/officeDocument/2006/customXml" ds:itemID="{166F8CF5-A134-476B-9EBF-CB2DD9E193D1}">
+<ds:datastoreItem xmlns:ds="http://schemas.openxmlformats.org/officeDocument/2006/customXml" ds:itemID="{3FDEC78E-9182-4B89-8B8C-DBB64A5B1927}">
   <ds:schemaRefs>
     <ds:schemaRef ds:uri="http://schemas.openxmlformats.org/officeDocument/2006/bibliography"/>
   </ds:schemaRefs>

--- a/Quotation_Template.docx
+++ b/Quotation_Template.docx
@@ -505,33 +505,9 @@
           <w:p>
             <w:pPr>
               <w:pStyle w:val="NormalWeb"/>
-              <w:rPr>
-                <w:b/>
-                <w:bCs/>
-              </w:rPr>
             </w:pPr>
             <w:r>
-              <w:rPr>
-                <w:b/>
-                <w:bCs/>
-              </w:rPr>
-              <w:t xml:space="preserve">{% </w:t>
-            </w:r>
-            <w:proofErr w:type="spellStart"/>
-            <w:r>
-              <w:rPr>
-                <w:b/>
-                <w:bCs/>
-              </w:rPr>
-              <w:t>tr</w:t>
-            </w:r>
-            <w:proofErr w:type="spellEnd"/>
-            <w:r>
-              <w:rPr>
-                <w:b/>
-                <w:bCs/>
-              </w:rPr>
-              <w:t xml:space="preserve"> for item in items %}</w:t>
+              <w:t>{% for item in items %}</w:t>
             </w:r>
           </w:p>
           <w:p>
@@ -607,24 +583,16 @@
             </w:r>
             <w:proofErr w:type="spellStart"/>
             <w:r>
-              <w:t>tr</w:t>
-            </w:r>
-            <w:proofErr w:type="spellEnd"/>
-            <w:r>
-              <w:t xml:space="preserve"> </w:t>
-            </w:r>
-            <w:proofErr w:type="spellStart"/>
-            <w:r>
               <w:t>endfor</w:t>
             </w:r>
             <w:proofErr w:type="spellEnd"/>
             <w:r>
               <w:t xml:space="preserve"> %}</w:t>
             </w:r>
+            <w:bookmarkStart w:id="0" w:name="_GoBack"/>
+            <w:bookmarkEnd w:id="0"/>
           </w:p>
         </w:tc>
-        <w:bookmarkStart w:id="0" w:name="_GoBack"/>
-        <w:bookmarkEnd w:id="0"/>
       </w:tr>
       <w:tr>
         <w:trPr>
@@ -2860,7 +2828,7 @@
 </file>
 
 <file path=customXml/itemProps1.xml><?xml version="1.0" encoding="utf-8"?>
-<ds:datastoreItem xmlns:ds="http://schemas.openxmlformats.org/officeDocument/2006/customXml" ds:itemID="{3FDEC78E-9182-4B89-8B8C-DBB64A5B1927}">
+<ds:datastoreItem xmlns:ds="http://schemas.openxmlformats.org/officeDocument/2006/customXml" ds:itemID="{4F0AF66A-9C23-4935-8D18-75DE84EF539D}">
   <ds:schemaRefs>
     <ds:schemaRef ds:uri="http://schemas.openxmlformats.org/officeDocument/2006/bibliography"/>
   </ds:schemaRefs>

--- a/Quotation_Template.docx
+++ b/Quotation_Template.docx
@@ -504,18 +504,15 @@
           </w:tcPr>
           <w:p>
             <w:pPr>
-              <w:pStyle w:val="NormalWeb"/>
+              <w:spacing w:after="0" w:line="240" w:lineRule="auto"/>
+              <w:rPr>
+                <w:rFonts w:ascii="Calibri" w:eastAsia="Times New Roman" w:hAnsi="Calibri" w:cs="Calibri"/>
+                <w:color w:val="000000"/>
+                <w:lang w:val="en-IN" w:eastAsia="en-IN"/>
+              </w:rPr>
             </w:pPr>
             <w:r>
-              <w:t>{% for item in items %}</w:t>
-            </w:r>
-          </w:p>
-          <w:p>
-            <w:pPr>
-              <w:pStyle w:val="NormalWeb"/>
-            </w:pPr>
-            <w:r>
-              <w:t xml:space="preserve">{{ </w:t>
+              <w:t xml:space="preserve">{% for item in items %}{{ </w:t>
             </w:r>
             <w:proofErr w:type="spellStart"/>
             <w:r>
@@ -523,18 +520,16 @@
             </w:r>
             <w:proofErr w:type="spellEnd"/>
             <w:r>
-              <w:t xml:space="preserve"> }}</w:t>
+              <w:t xml:space="preserve"> }}{% </w:t>
             </w:r>
-          </w:p>
-          <w:p>
-            <w:pPr>
-              <w:spacing w:after="0" w:line="240" w:lineRule="auto"/>
-              <w:rPr>
-                <w:rFonts w:ascii="Calibri" w:eastAsia="Times New Roman" w:hAnsi="Calibri" w:cs="Calibri"/>
-                <w:color w:val="000000"/>
-                <w:lang w:val="en-IN" w:eastAsia="en-IN"/>
-              </w:rPr>
-            </w:pPr>
+            <w:proofErr w:type="spellStart"/>
+            <w:r>
+              <w:t>endfor</w:t>
+            </w:r>
+            <w:proofErr w:type="spellEnd"/>
+            <w:r>
+              <w:t xml:space="preserve"> %}</w:t>
+            </w:r>
           </w:p>
         </w:tc>
         <w:tc>
@@ -555,9 +550,14 @@
             <w:pPr>
               <w:spacing w:after="0" w:line="240" w:lineRule="auto"/>
               <w:jc w:val="center"/>
+              <w:rPr>
+                <w:rFonts w:ascii="Calibri" w:eastAsia="Times New Roman" w:hAnsi="Calibri" w:cs="Calibri"/>
+                <w:color w:val="000000"/>
+                <w:lang w:val="en-IN" w:eastAsia="en-IN"/>
+              </w:rPr>
             </w:pPr>
             <w:r>
-              <w:t xml:space="preserve">{{ </w:t>
+              <w:t xml:space="preserve">{% for item in items %}{{ </w:t>
             </w:r>
             <w:proofErr w:type="spellStart"/>
             <w:r>
@@ -565,21 +565,7 @@
             </w:r>
             <w:proofErr w:type="spellEnd"/>
             <w:r>
-              <w:t xml:space="preserve"> }}</w:t>
-            </w:r>
-          </w:p>
-          <w:p>
-            <w:pPr>
-              <w:spacing w:after="0" w:line="240" w:lineRule="auto"/>
-              <w:jc w:val="center"/>
-              <w:rPr>
-                <w:rFonts w:ascii="Calibri" w:eastAsia="Times New Roman" w:hAnsi="Calibri" w:cs="Calibri"/>
-                <w:color w:val="000000"/>
-                <w:lang w:val="en-IN" w:eastAsia="en-IN"/>
-              </w:rPr>
-            </w:pPr>
-            <w:r>
-              <w:t xml:space="preserve">{% </w:t>
+              <w:t xml:space="preserve"> }}{% </w:t>
             </w:r>
             <w:proofErr w:type="spellStart"/>
             <w:r>
@@ -2828,7 +2814,7 @@
 </file>
 
 <file path=customXml/itemProps1.xml><?xml version="1.0" encoding="utf-8"?>
-<ds:datastoreItem xmlns:ds="http://schemas.openxmlformats.org/officeDocument/2006/customXml" ds:itemID="{4F0AF66A-9C23-4935-8D18-75DE84EF539D}">
+<ds:datastoreItem xmlns:ds="http://schemas.openxmlformats.org/officeDocument/2006/customXml" ds:itemID="{B555144B-5DA3-4DE4-9562-FAE964D38D19}">
   <ds:schemaRefs>
     <ds:schemaRef ds:uri="http://schemas.openxmlformats.org/officeDocument/2006/bibliography"/>
   </ds:schemaRefs>

--- a/Quotation_Template.docx
+++ b/Quotation_Template.docx
@@ -512,23 +512,36 @@
               </w:rPr>
             </w:pPr>
             <w:r>
-              <w:t xml:space="preserve">{% for item in items %}{{ </w:t>
+              <w:rPr>
+                <w:rStyle w:val="HTMLCode"/>
+                <w:rFonts w:eastAsiaTheme="minorEastAsia"/>
+                <w:b/>
+                <w:bCs/>
+              </w:rPr>
+              <w:t>{% p for item in items %}</w:t>
+            </w:r>
+            <w:r>
+              <w:rPr>
+                <w:rStyle w:val="HTMLCode"/>
+                <w:rFonts w:eastAsiaTheme="minorEastAsia"/>
+              </w:rPr>
+              <w:t xml:space="preserve">{{ </w:t>
             </w:r>
             <w:proofErr w:type="spellStart"/>
             <w:r>
+              <w:rPr>
+                <w:rStyle w:val="HTMLCode"/>
+                <w:rFonts w:eastAsiaTheme="minorEastAsia"/>
+              </w:rPr>
               <w:t>item.particulars</w:t>
             </w:r>
             <w:proofErr w:type="spellEnd"/>
             <w:r>
-              <w:t xml:space="preserve"> }}{% </w:t>
-            </w:r>
-            <w:proofErr w:type="spellStart"/>
-            <w:r>
-              <w:t>endfor</w:t>
-            </w:r>
-            <w:proofErr w:type="spellEnd"/>
-            <w:r>
-              <w:t xml:space="preserve"> %}</w:t>
+              <w:rPr>
+                <w:rStyle w:val="HTMLCode"/>
+                <w:rFonts w:eastAsiaTheme="minorEastAsia"/>
+              </w:rPr>
+              <w:t xml:space="preserve"> }}</w:t>
             </w:r>
           </w:p>
         </w:tc>
@@ -557,22 +570,55 @@
               </w:rPr>
             </w:pPr>
             <w:r>
-              <w:t xml:space="preserve">{% for item in items %}{{ </w:t>
+              <w:rPr>
+                <w:rStyle w:val="HTMLCode"/>
+                <w:rFonts w:eastAsiaTheme="minorEastAsia"/>
+              </w:rPr>
+              <w:t xml:space="preserve">{{ </w:t>
             </w:r>
             <w:proofErr w:type="spellStart"/>
             <w:r>
+              <w:rPr>
+                <w:rStyle w:val="HTMLCode"/>
+                <w:rFonts w:eastAsiaTheme="minorEastAsia"/>
+              </w:rPr>
               <w:t>item.price</w:t>
             </w:r>
             <w:proofErr w:type="spellEnd"/>
             <w:r>
-              <w:t xml:space="preserve"> }}{% </w:t>
+              <w:rPr>
+                <w:rStyle w:val="HTMLCode"/>
+                <w:rFonts w:eastAsiaTheme="minorEastAsia"/>
+              </w:rPr>
+              <w:t xml:space="preserve"> }}</w:t>
+            </w:r>
+            <w:r>
+              <w:rPr>
+                <w:rStyle w:val="HTMLCode"/>
+                <w:rFonts w:eastAsiaTheme="minorEastAsia"/>
+                <w:b/>
+                <w:bCs/>
+              </w:rPr>
+              <w:t xml:space="preserve">{% p </w:t>
             </w:r>
             <w:proofErr w:type="spellStart"/>
             <w:r>
+              <w:rPr>
+                <w:rStyle w:val="HTMLCode"/>
+                <w:rFonts w:eastAsiaTheme="minorEastAsia"/>
+                <w:b/>
+                <w:bCs/>
+              </w:rPr>
               <w:t>endfor</w:t>
             </w:r>
             <w:proofErr w:type="spellEnd"/>
             <w:r>
+              <w:rPr>
+                <w:rStyle w:val="HTMLCode"/>
+                <w:rFonts w:eastAsiaTheme="minorEastAsia"/>
+                <w:b/>
+                <w:bCs/>
+              </w:rPr>
               <w:t xml:space="preserve"> %}</w:t>
             </w:r>
             <w:bookmarkStart w:id="0" w:name="_GoBack"/>
@@ -2814,7 +2860,7 @@
 </file>
 
 <file path=customXml/itemProps1.xml><?xml version="1.0" encoding="utf-8"?>
-<ds:datastoreItem xmlns:ds="http://schemas.openxmlformats.org/officeDocument/2006/customXml" ds:itemID="{B555144B-5DA3-4DE4-9562-FAE964D38D19}">
+<ds:datastoreItem xmlns:ds="http://schemas.openxmlformats.org/officeDocument/2006/customXml" ds:itemID="{E539EC0A-8A3E-44AC-A84C-B321E9FBAAD2}">
   <ds:schemaRefs>
     <ds:schemaRef ds:uri="http://schemas.openxmlformats.org/officeDocument/2006/bibliography"/>
   </ds:schemaRefs>

--- a/Quotation_Template.docx
+++ b/Quotation_Template.docx
@@ -112,19 +112,11 @@
         <w:t xml:space="preserve"> </w:t>
       </w:r>
       <w:r>
-        <w:t>{</w:t>
-      </w:r>
-      <w:proofErr w:type="gramStart"/>
-      <w:r>
-        <w:t xml:space="preserve">{ </w:t>
+        <w:t xml:space="preserve">{{ </w:t>
       </w:r>
       <w:proofErr w:type="spellStart"/>
       <w:r>
-        <w:t>fsc</w:t>
-      </w:r>
-      <w:proofErr w:type="gramEnd"/>
-      <w:r>
-        <w:t>_code</w:t>
+        <w:t>fsc_code</w:t>
       </w:r>
       <w:proofErr w:type="spellEnd"/>
       <w:r>
@@ -253,19 +245,11 @@
         <w:t xml:space="preserve">                          </w:t>
       </w:r>
       <w:r>
-        <w:t>MR. {</w:t>
-      </w:r>
-      <w:proofErr w:type="gramStart"/>
-      <w:r>
-        <w:t xml:space="preserve">{ </w:t>
+        <w:t xml:space="preserve">MR. {{ </w:t>
       </w:r>
       <w:proofErr w:type="spellStart"/>
       <w:r>
-        <w:t>customer</w:t>
-      </w:r>
-      <w:proofErr w:type="gramEnd"/>
-      <w:r>
-        <w:t>_name</w:t>
+        <w:t>customer_name</w:t>
       </w:r>
       <w:proofErr w:type="spellEnd"/>
       <w:r>
@@ -346,19 +330,11 @@
         <w:t xml:space="preserve">  </w:t>
       </w:r>
       <w:r>
-        <w:t>{</w:t>
-      </w:r>
-      <w:proofErr w:type="gramStart"/>
-      <w:r>
-        <w:t xml:space="preserve">{ </w:t>
+        <w:t xml:space="preserve">{{ </w:t>
       </w:r>
       <w:proofErr w:type="spellStart"/>
       <w:r>
-        <w:t>customer</w:t>
-      </w:r>
-      <w:proofErr w:type="gramEnd"/>
-      <w:r>
-        <w:t>_address</w:t>
+        <w:t>customer_address</w:t>
       </w:r>
       <w:proofErr w:type="spellEnd"/>
       <w:r>
@@ -512,35 +488,22 @@
               </w:rPr>
             </w:pPr>
             <w:r>
-              <w:rPr>
-                <w:rStyle w:val="HTMLCode"/>
-                <w:rFonts w:eastAsiaTheme="minorEastAsia"/>
-                <w:b/>
-                <w:bCs/>
-              </w:rPr>
-              <w:t>{% p for item in items %}</w:t>
-            </w:r>
-            <w:r>
-              <w:rPr>
-                <w:rStyle w:val="HTMLCode"/>
-                <w:rFonts w:eastAsiaTheme="minorEastAsia"/>
-              </w:rPr>
-              <w:t xml:space="preserve">{{ </w:t>
+              <w:t xml:space="preserve">{% </w:t>
             </w:r>
             <w:proofErr w:type="spellStart"/>
             <w:r>
-              <w:rPr>
-                <w:rStyle w:val="HTMLCode"/>
-                <w:rFonts w:eastAsiaTheme="minorEastAsia"/>
-              </w:rPr>
+              <w:t>tr</w:t>
+            </w:r>
+            <w:proofErr w:type="spellEnd"/>
+            <w:r>
+              <w:t xml:space="preserve"> for item in items %}{{ </w:t>
+            </w:r>
+            <w:proofErr w:type="spellStart"/>
+            <w:r>
               <w:t>item.particulars</w:t>
             </w:r>
             <w:proofErr w:type="spellEnd"/>
             <w:r>
-              <w:rPr>
-                <w:rStyle w:val="HTMLCode"/>
-                <w:rFonts w:eastAsiaTheme="minorEastAsia"/>
-              </w:rPr>
               <w:t xml:space="preserve"> }}</w:t>
             </w:r>
           </w:p>
@@ -570,55 +533,30 @@
               </w:rPr>
             </w:pPr>
             <w:r>
-              <w:rPr>
-                <w:rStyle w:val="HTMLCode"/>
-                <w:rFonts w:eastAsiaTheme="minorEastAsia"/>
-              </w:rPr>
               <w:t xml:space="preserve">{{ </w:t>
             </w:r>
             <w:proofErr w:type="spellStart"/>
             <w:r>
-              <w:rPr>
-                <w:rStyle w:val="HTMLCode"/>
-                <w:rFonts w:eastAsiaTheme="minorEastAsia"/>
-              </w:rPr>
               <w:t>item.price</w:t>
             </w:r>
             <w:proofErr w:type="spellEnd"/>
             <w:r>
-              <w:rPr>
-                <w:rStyle w:val="HTMLCode"/>
-                <w:rFonts w:eastAsiaTheme="minorEastAsia"/>
-              </w:rPr>
-              <w:t xml:space="preserve"> }}</w:t>
-            </w:r>
-            <w:r>
-              <w:rPr>
-                <w:rStyle w:val="HTMLCode"/>
-                <w:rFonts w:eastAsiaTheme="minorEastAsia"/>
-                <w:b/>
-                <w:bCs/>
-              </w:rPr>
-              <w:t xml:space="preserve">{% p </w:t>
+              <w:t xml:space="preserve"> }}{% </w:t>
             </w:r>
             <w:proofErr w:type="spellStart"/>
             <w:r>
-              <w:rPr>
-                <w:rStyle w:val="HTMLCode"/>
-                <w:rFonts w:eastAsiaTheme="minorEastAsia"/>
-                <w:b/>
-                <w:bCs/>
-              </w:rPr>
+              <w:t>tr</w:t>
+            </w:r>
+            <w:proofErr w:type="spellEnd"/>
+            <w:r>
+              <w:t xml:space="preserve"> </w:t>
+            </w:r>
+            <w:proofErr w:type="spellStart"/>
+            <w:r>
               <w:t>endfor</w:t>
             </w:r>
             <w:proofErr w:type="spellEnd"/>
             <w:r>
-              <w:rPr>
-                <w:rStyle w:val="HTMLCode"/>
-                <w:rFonts w:eastAsiaTheme="minorEastAsia"/>
-                <w:b/>
-                <w:bCs/>
-              </w:rPr>
               <w:t xml:space="preserve"> %}</w:t>
             </w:r>
             <w:bookmarkStart w:id="0" w:name="_GoBack"/>
@@ -2860,7 +2798,7 @@
 </file>
 
 <file path=customXml/itemProps1.xml><?xml version="1.0" encoding="utf-8"?>
-<ds:datastoreItem xmlns:ds="http://schemas.openxmlformats.org/officeDocument/2006/customXml" ds:itemID="{E539EC0A-8A3E-44AC-A84C-B321E9FBAAD2}">
+<ds:datastoreItem xmlns:ds="http://schemas.openxmlformats.org/officeDocument/2006/customXml" ds:itemID="{8B945B92-0273-489A-8E45-5E71493249B9}">
   <ds:schemaRefs>
     <ds:schemaRef ds:uri="http://schemas.openxmlformats.org/officeDocument/2006/bibliography"/>
   </ds:schemaRefs>

--- a/Quotation_Template.docx
+++ b/Quotation_Template.docx
@@ -416,6 +416,11 @@
               </w:rPr>
             </w:pPr>
             <w:r>
+              <w:rPr>
+                <w:rFonts w:ascii="Arial" w:hAnsi="Arial" w:cs="Arial"/>
+                <w:sz w:val="20"/>
+                <w:szCs w:val="20"/>
+              </w:rPr>
               <w:t>PARTICULARS</w:t>
             </w:r>
           </w:p>
@@ -488,15 +493,7 @@
               </w:rPr>
             </w:pPr>
             <w:r>
-              <w:t xml:space="preserve">{% </w:t>
-            </w:r>
-            <w:proofErr w:type="spellStart"/>
-            <w:r>
-              <w:t>tr</w:t>
-            </w:r>
-            <w:proofErr w:type="spellEnd"/>
-            <w:r>
-              <w:t xml:space="preserve"> for item in items %}{{ </w:t>
+              <w:t xml:space="preserve">{% for item in items %}{{ </w:t>
             </w:r>
             <w:proofErr w:type="spellStart"/>
             <w:r>
@@ -545,22 +542,12 @@
             </w:r>
             <w:proofErr w:type="spellStart"/>
             <w:r>
-              <w:t>tr</w:t>
-            </w:r>
-            <w:proofErr w:type="spellEnd"/>
-            <w:r>
-              <w:t xml:space="preserve"> </w:t>
-            </w:r>
-            <w:proofErr w:type="spellStart"/>
-            <w:r>
               <w:t>endfor</w:t>
             </w:r>
             <w:proofErr w:type="spellEnd"/>
             <w:r>
               <w:t xml:space="preserve"> %}</w:t>
             </w:r>
-            <w:bookmarkStart w:id="0" w:name="_GoBack"/>
-            <w:bookmarkEnd w:id="0"/>
           </w:p>
         </w:tc>
       </w:tr>
@@ -691,6 +678,8 @@
             <w:r>
               <w:t xml:space="preserve"> }}</w:t>
             </w:r>
+            <w:bookmarkStart w:id="0" w:name="_GoBack"/>
+            <w:bookmarkEnd w:id="0"/>
           </w:p>
         </w:tc>
       </w:tr>
@@ -1656,30 +1645,58 @@
       <w:ind w:left="-680"/>
     </w:pPr>
     <w:r>
-      <w:pict>
-        <v:shapetype id="_x0000_t75" coordsize="21600,21600" o:spt="75" o:preferrelative="t" path="m@4@5l@4@11@9@11@9@5xe" filled="f" stroked="f">
-          <v:stroke joinstyle="miter"/>
-          <v:formulas>
-            <v:f eqn="if lineDrawn pixelLineWidth 0"/>
-            <v:f eqn="sum @0 1 0"/>
-            <v:f eqn="sum 0 0 @1"/>
-            <v:f eqn="prod @2 1 2"/>
-            <v:f eqn="prod @3 21600 pixelWidth"/>
-            <v:f eqn="prod @3 21600 pixelHeight"/>
-            <v:f eqn="sum @0 0 1"/>
-            <v:f eqn="prod @6 1 2"/>
-            <v:f eqn="prod @7 21600 pixelWidth"/>
-            <v:f eqn="sum @8 21600 0"/>
-            <v:f eqn="prod @7 21600 pixelHeight"/>
-            <v:f eqn="sum @10 21600 0"/>
-          </v:formulas>
-          <v:path o:extrusionok="f" gradientshapeok="t" o:connecttype="rect"/>
-          <o:lock v:ext="edit" aspectratio="t"/>
-        </v:shapetype>
-        <v:shape id="_x0000_i1025" type="#_x0000_t75" style="width:589.5pt;height:155.25pt">
-          <v:imagedata r:id="rId1" o:title="LATTED PAD - Copy"/>
-        </v:shape>
-      </w:pict>
+      <w:rPr>
+        <w:noProof/>
+        <w:lang w:val="en-IN" w:eastAsia="en-IN"/>
+      </w:rPr>
+      <w:drawing>
+        <wp:inline distT="0" distB="0" distL="0" distR="0">
+          <wp:extent cx="7486650" cy="1971675"/>
+          <wp:effectExtent l="0" t="0" r="0" b="9525"/>
+          <wp:docPr id="3" name="Picture 3" descr="LATTED PAD - Copy"/>
+          <wp:cNvGraphicFramePr>
+            <a:graphicFrameLocks xmlns:a="http://schemas.openxmlformats.org/drawingml/2006/main" noChangeAspect="1"/>
+          </wp:cNvGraphicFramePr>
+          <a:graphic xmlns:a="http://schemas.openxmlformats.org/drawingml/2006/main">
+            <a:graphicData uri="http://schemas.openxmlformats.org/drawingml/2006/picture">
+              <pic:pic xmlns:pic="http://schemas.openxmlformats.org/drawingml/2006/picture">
+                <pic:nvPicPr>
+                  <pic:cNvPr id="0" name="Picture 1" descr="LATTED PAD - Copy"/>
+                  <pic:cNvPicPr>
+                    <a:picLocks noChangeAspect="1" noChangeArrowheads="1"/>
+                  </pic:cNvPicPr>
+                </pic:nvPicPr>
+                <pic:blipFill>
+                  <a:blip r:embed="rId1">
+                    <a:extLst>
+                      <a:ext uri="{28A0092B-C50C-407E-A947-70E740481C1C}">
+                        <a14:useLocalDpi xmlns:a14="http://schemas.microsoft.com/office/drawing/2010/main" val="0"/>
+                      </a:ext>
+                    </a:extLst>
+                  </a:blip>
+                  <a:srcRect/>
+                  <a:stretch>
+                    <a:fillRect/>
+                  </a:stretch>
+                </pic:blipFill>
+                <pic:spPr bwMode="auto">
+                  <a:xfrm>
+                    <a:off x="0" y="0"/>
+                    <a:ext cx="7486650" cy="1971675"/>
+                  </a:xfrm>
+                  <a:prstGeom prst="rect">
+                    <a:avLst/>
+                  </a:prstGeom>
+                  <a:noFill/>
+                  <a:ln>
+                    <a:noFill/>
+                  </a:ln>
+                </pic:spPr>
+              </pic:pic>
+            </a:graphicData>
+          </a:graphic>
+        </wp:inline>
+      </w:drawing>
     </w:r>
   </w:p>
 </w:ftr>
@@ -2798,7 +2815,7 @@
 </file>
 
 <file path=customXml/itemProps1.xml><?xml version="1.0" encoding="utf-8"?>
-<ds:datastoreItem xmlns:ds="http://schemas.openxmlformats.org/officeDocument/2006/customXml" ds:itemID="{8B945B92-0273-489A-8E45-5E71493249B9}">
+<ds:datastoreItem xmlns:ds="http://schemas.openxmlformats.org/officeDocument/2006/customXml" ds:itemID="{D1CF5511-826D-45D7-B170-1A4392287ABE}">
   <ds:schemaRefs>
     <ds:schemaRef ds:uri="http://schemas.openxmlformats.org/officeDocument/2006/bibliography"/>
   </ds:schemaRefs>

--- a/Quotation_Template.docx
+++ b/Quotation_Template.docx
@@ -375,315 +375,6 @@
         <w:t xml:space="preserve">      </w:t>
       </w:r>
     </w:p>
-    <w:tbl>
-      <w:tblPr>
-        <w:tblW w:w="7582" w:type="dxa"/>
-        <w:tblInd w:w="1295" w:type="dxa"/>
-        <w:tblLook w:val="04A0" w:firstRow="1" w:lastRow="0" w:firstColumn="1" w:lastColumn="0" w:noHBand="0" w:noVBand="1"/>
-      </w:tblPr>
-      <w:tblGrid>
-        <w:gridCol w:w="3155"/>
-        <w:gridCol w:w="4427"/>
-      </w:tblGrid>
-      <w:tr>
-        <w:trPr>
-          <w:trHeight w:val="128"/>
-        </w:trPr>
-        <w:tc>
-          <w:tcPr>
-            <w:tcW w:w="3155" w:type="dxa"/>
-            <w:tcBorders>
-              <w:top w:val="single" w:sz="8" w:space="0" w:color="auto"/>
-              <w:left w:val="single" w:sz="8" w:space="0" w:color="auto"/>
-              <w:bottom w:val="single" w:sz="8" w:space="0" w:color="auto"/>
-              <w:right w:val="single" w:sz="8" w:space="0" w:color="auto"/>
-            </w:tcBorders>
-            <w:shd w:val="clear" w:color="000000" w:fill="FFFF99"/>
-            <w:noWrap/>
-            <w:vAlign w:val="center"/>
-            <w:hideMark/>
-          </w:tcPr>
-          <w:p>
-            <w:pPr>
-              <w:spacing w:after="0" w:line="240" w:lineRule="auto"/>
-              <w:jc w:val="center"/>
-              <w:rPr>
-                <w:rFonts w:ascii="Calibri" w:eastAsia="Times New Roman" w:hAnsi="Calibri" w:cs="Calibri"/>
-                <w:b/>
-                <w:bCs/>
-                <w:color w:val="FF0000"/>
-                <w:lang w:val="en-IN" w:eastAsia="en-IN"/>
-              </w:rPr>
-            </w:pPr>
-            <w:r>
-              <w:rPr>
-                <w:rFonts w:ascii="Arial" w:hAnsi="Arial" w:cs="Arial"/>
-                <w:sz w:val="20"/>
-                <w:szCs w:val="20"/>
-              </w:rPr>
-              <w:t>PARTICULARS</w:t>
-            </w:r>
-          </w:p>
-        </w:tc>
-        <w:tc>
-          <w:tcPr>
-            <w:tcW w:w="4427" w:type="dxa"/>
-            <w:tcBorders>
-              <w:top w:val="single" w:sz="8" w:space="0" w:color="auto"/>
-              <w:left w:val="nil"/>
-              <w:bottom w:val="single" w:sz="8" w:space="0" w:color="auto"/>
-              <w:right w:val="single" w:sz="8" w:space="0" w:color="auto"/>
-            </w:tcBorders>
-            <w:shd w:val="clear" w:color="000000" w:fill="FFFF99"/>
-            <w:noWrap/>
-            <w:vAlign w:val="center"/>
-            <w:hideMark/>
-          </w:tcPr>
-          <w:p>
-            <w:pPr>
-              <w:spacing w:after="0" w:line="240" w:lineRule="auto"/>
-              <w:jc w:val="center"/>
-              <w:rPr>
-                <w:rFonts w:ascii="Calibri" w:eastAsia="Times New Roman" w:hAnsi="Calibri" w:cs="Calibri"/>
-                <w:b/>
-                <w:bCs/>
-                <w:color w:val="FF0000"/>
-                <w:lang w:val="en-IN" w:eastAsia="en-IN"/>
-              </w:rPr>
-            </w:pPr>
-            <w:r>
-              <w:t xml:space="preserve">{{ </w:t>
-            </w:r>
-            <w:proofErr w:type="spellStart"/>
-            <w:r>
-              <w:t>vehicle_variant</w:t>
-            </w:r>
-            <w:proofErr w:type="spellEnd"/>
-            <w:r>
-              <w:t xml:space="preserve"> }}</w:t>
-            </w:r>
-          </w:p>
-        </w:tc>
-      </w:tr>
-      <w:tr>
-        <w:trPr>
-          <w:trHeight w:val="680"/>
-        </w:trPr>
-        <w:tc>
-          <w:tcPr>
-            <w:tcW w:w="3155" w:type="dxa"/>
-            <w:tcBorders>
-              <w:top w:val="nil"/>
-              <w:left w:val="single" w:sz="8" w:space="0" w:color="auto"/>
-              <w:bottom w:val="single" w:sz="8" w:space="0" w:color="auto"/>
-              <w:right w:val="single" w:sz="8" w:space="0" w:color="auto"/>
-            </w:tcBorders>
-            <w:shd w:val="clear" w:color="auto" w:fill="auto"/>
-            <w:noWrap/>
-            <w:vAlign w:val="center"/>
-            <w:hideMark/>
-          </w:tcPr>
-          <w:p>
-            <w:pPr>
-              <w:spacing w:after="0" w:line="240" w:lineRule="auto"/>
-              <w:rPr>
-                <w:rFonts w:ascii="Calibri" w:eastAsia="Times New Roman" w:hAnsi="Calibri" w:cs="Calibri"/>
-                <w:color w:val="000000"/>
-                <w:lang w:val="en-IN" w:eastAsia="en-IN"/>
-              </w:rPr>
-            </w:pPr>
-            <w:r>
-              <w:t xml:space="preserve">{% for item in items %}{{ </w:t>
-            </w:r>
-            <w:proofErr w:type="spellStart"/>
-            <w:r>
-              <w:t>item.particulars</w:t>
-            </w:r>
-            <w:proofErr w:type="spellEnd"/>
-            <w:r>
-              <w:t xml:space="preserve"> }}</w:t>
-            </w:r>
-          </w:p>
-        </w:tc>
-        <w:tc>
-          <w:tcPr>
-            <w:tcW w:w="4427" w:type="dxa"/>
-            <w:tcBorders>
-              <w:top w:val="nil"/>
-              <w:left w:val="nil"/>
-              <w:bottom w:val="single" w:sz="8" w:space="0" w:color="auto"/>
-              <w:right w:val="single" w:sz="8" w:space="0" w:color="auto"/>
-            </w:tcBorders>
-            <w:shd w:val="clear" w:color="auto" w:fill="auto"/>
-            <w:noWrap/>
-            <w:vAlign w:val="center"/>
-            <w:hideMark/>
-          </w:tcPr>
-          <w:p>
-            <w:pPr>
-              <w:spacing w:after="0" w:line="240" w:lineRule="auto"/>
-              <w:jc w:val="center"/>
-              <w:rPr>
-                <w:rFonts w:ascii="Calibri" w:eastAsia="Times New Roman" w:hAnsi="Calibri" w:cs="Calibri"/>
-                <w:color w:val="000000"/>
-                <w:lang w:val="en-IN" w:eastAsia="en-IN"/>
-              </w:rPr>
-            </w:pPr>
-            <w:r>
-              <w:t xml:space="preserve">{{ </w:t>
-            </w:r>
-            <w:proofErr w:type="spellStart"/>
-            <w:r>
-              <w:t>item.price</w:t>
-            </w:r>
-            <w:proofErr w:type="spellEnd"/>
-            <w:r>
-              <w:t xml:space="preserve"> }}{% </w:t>
-            </w:r>
-            <w:proofErr w:type="spellStart"/>
-            <w:r>
-              <w:t>endfor</w:t>
-            </w:r>
-            <w:proofErr w:type="spellEnd"/>
-            <w:r>
-              <w:t xml:space="preserve"> %}</w:t>
-            </w:r>
-          </w:p>
-        </w:tc>
-      </w:tr>
-      <w:tr>
-        <w:trPr>
-          <w:trHeight w:val="128"/>
-        </w:trPr>
-        <w:tc>
-          <w:tcPr>
-            <w:tcW w:w="3155" w:type="dxa"/>
-            <w:tcBorders>
-              <w:top w:val="nil"/>
-              <w:left w:val="single" w:sz="8" w:space="0" w:color="auto"/>
-              <w:bottom w:val="single" w:sz="8" w:space="0" w:color="auto"/>
-              <w:right w:val="single" w:sz="8" w:space="0" w:color="auto"/>
-            </w:tcBorders>
-            <w:shd w:val="clear" w:color="auto" w:fill="auto"/>
-            <w:noWrap/>
-            <w:vAlign w:val="center"/>
-            <w:hideMark/>
-          </w:tcPr>
-          <w:p>
-            <w:pPr>
-              <w:spacing w:after="0" w:line="240" w:lineRule="auto"/>
-              <w:rPr>
-                <w:rFonts w:ascii="Calibri" w:eastAsia="Times New Roman" w:hAnsi="Calibri" w:cs="Calibri"/>
-                <w:color w:val="000000"/>
-                <w:lang w:val="en-IN" w:eastAsia="en-IN"/>
-              </w:rPr>
-            </w:pPr>
-          </w:p>
-        </w:tc>
-        <w:tc>
-          <w:tcPr>
-            <w:tcW w:w="4427" w:type="dxa"/>
-            <w:tcBorders>
-              <w:top w:val="nil"/>
-              <w:left w:val="nil"/>
-              <w:bottom w:val="single" w:sz="8" w:space="0" w:color="auto"/>
-              <w:right w:val="single" w:sz="8" w:space="0" w:color="auto"/>
-            </w:tcBorders>
-            <w:shd w:val="clear" w:color="auto" w:fill="auto"/>
-            <w:noWrap/>
-            <w:vAlign w:val="center"/>
-            <w:hideMark/>
-          </w:tcPr>
-          <w:p>
-            <w:pPr>
-              <w:spacing w:after="0" w:line="240" w:lineRule="auto"/>
-              <w:jc w:val="center"/>
-              <w:rPr>
-                <w:rFonts w:ascii="Calibri" w:eastAsia="Times New Roman" w:hAnsi="Calibri" w:cs="Calibri"/>
-                <w:color w:val="000000"/>
-                <w:lang w:val="en-IN" w:eastAsia="en-IN"/>
-              </w:rPr>
-            </w:pPr>
-          </w:p>
-        </w:tc>
-      </w:tr>
-      <w:tr>
-        <w:trPr>
-          <w:trHeight w:val="128"/>
-        </w:trPr>
-        <w:tc>
-          <w:tcPr>
-            <w:tcW w:w="3155" w:type="dxa"/>
-            <w:tcBorders>
-              <w:top w:val="nil"/>
-              <w:left w:val="single" w:sz="8" w:space="0" w:color="auto"/>
-              <w:bottom w:val="nil"/>
-              <w:right w:val="single" w:sz="8" w:space="0" w:color="auto"/>
-            </w:tcBorders>
-            <w:shd w:val="clear" w:color="000000" w:fill="CCFFCC"/>
-            <w:noWrap/>
-            <w:vAlign w:val="center"/>
-            <w:hideMark/>
-          </w:tcPr>
-          <w:p>
-            <w:pPr>
-              <w:spacing w:after="0" w:line="240" w:lineRule="auto"/>
-              <w:rPr>
-                <w:rFonts w:ascii="Calibri" w:eastAsia="Times New Roman" w:hAnsi="Calibri" w:cs="Calibri"/>
-                <w:b/>
-                <w:bCs/>
-                <w:color w:val="FF0000"/>
-                <w:lang w:val="en-IN" w:eastAsia="en-IN"/>
-              </w:rPr>
-            </w:pPr>
-            <w:r>
-              <w:t>Total Cost</w:t>
-            </w:r>
-          </w:p>
-        </w:tc>
-        <w:tc>
-          <w:tcPr>
-            <w:tcW w:w="4427" w:type="dxa"/>
-            <w:tcBorders>
-              <w:top w:val="nil"/>
-              <w:left w:val="nil"/>
-              <w:bottom w:val="nil"/>
-              <w:right w:val="single" w:sz="8" w:space="0" w:color="auto"/>
-            </w:tcBorders>
-            <w:shd w:val="clear" w:color="000000" w:fill="CCFFCC"/>
-            <w:noWrap/>
-            <w:vAlign w:val="center"/>
-            <w:hideMark/>
-          </w:tcPr>
-          <w:p>
-            <w:pPr>
-              <w:spacing w:after="0" w:line="240" w:lineRule="auto"/>
-              <w:jc w:val="center"/>
-              <w:rPr>
-                <w:rFonts w:ascii="Calibri" w:eastAsia="Times New Roman" w:hAnsi="Calibri" w:cs="Calibri"/>
-                <w:b/>
-                <w:bCs/>
-                <w:color w:val="FF0000"/>
-                <w:lang w:val="en-IN" w:eastAsia="en-IN"/>
-              </w:rPr>
-            </w:pPr>
-            <w:r>
-              <w:t xml:space="preserve">{{ </w:t>
-            </w:r>
-            <w:proofErr w:type="spellStart"/>
-            <w:r>
-              <w:t>total_cost</w:t>
-            </w:r>
-            <w:proofErr w:type="spellEnd"/>
-            <w:r>
-              <w:t xml:space="preserve"> }}</w:t>
-            </w:r>
-            <w:bookmarkStart w:id="0" w:name="_GoBack"/>
-            <w:bookmarkEnd w:id="0"/>
-          </w:p>
-        </w:tc>
-      </w:tr>
-    </w:tbl>
     <w:p>
       <w:pPr>
         <w:spacing w:after="0" w:line="240" w:lineRule="auto"/>
@@ -693,6 +384,8 @@
           <w:b/>
         </w:rPr>
       </w:pPr>
+      <w:bookmarkStart w:id="0" w:name="_GoBack"/>
+      <w:bookmarkEnd w:id="0"/>
       <w:r>
         <w:rPr>
           <w:rFonts w:ascii="Cambria" w:hAnsi="Cambria" w:cs="Times New Roman"/>
@@ -2815,7 +2508,7 @@
 </file>
 
 <file path=customXml/itemProps1.xml><?xml version="1.0" encoding="utf-8"?>
-<ds:datastoreItem xmlns:ds="http://schemas.openxmlformats.org/officeDocument/2006/customXml" ds:itemID="{D1CF5511-826D-45D7-B170-1A4392287ABE}">
+<ds:datastoreItem xmlns:ds="http://schemas.openxmlformats.org/officeDocument/2006/customXml" ds:itemID="{989F5675-A212-4456-AB7E-907635DF5E97}">
   <ds:schemaRefs>
     <ds:schemaRef ds:uri="http://schemas.openxmlformats.org/officeDocument/2006/bibliography"/>
   </ds:schemaRefs>

--- a/Quotation_Template.docx
+++ b/Quotation_Template.docx
@@ -303,38 +303,42 @@
       <w:pPr>
         <w:spacing w:after="0" w:line="240" w:lineRule="auto"/>
         <w:jc w:val="both"/>
+      </w:pPr>
+      <w:r>
         <w:rPr>
           <w:rFonts w:asciiTheme="majorHAnsi" w:hAnsiTheme="majorHAnsi" w:cs="Times New Roman"/>
           <w:b/>
         </w:rPr>
-      </w:pPr>
+        <w:t xml:space="preserve">            </w:t>
+      </w:r>
       <w:r>
         <w:rPr>
           <w:rFonts w:asciiTheme="majorHAnsi" w:hAnsiTheme="majorHAnsi" w:cs="Times New Roman"/>
           <w:b/>
         </w:rPr>
-        <w:t xml:space="preserve">            </w:t>
+        <w:t xml:space="preserve">                       </w:t>
       </w:r>
       <w:r>
         <w:rPr>
           <w:rFonts w:asciiTheme="majorHAnsi" w:hAnsiTheme="majorHAnsi" w:cs="Times New Roman"/>
           <w:b/>
         </w:rPr>
-        <w:t xml:space="preserve">                       </w:t>
-      </w:r>
-      <w:r>
-        <w:rPr>
-          <w:rFonts w:asciiTheme="majorHAnsi" w:hAnsiTheme="majorHAnsi" w:cs="Times New Roman"/>
-          <w:b/>
-        </w:rPr>
         <w:t xml:space="preserve">  </w:t>
       </w:r>
       <w:r>
-        <w:t xml:space="preserve">{{ </w:t>
+        <w:t>{</w:t>
+      </w:r>
+      <w:proofErr w:type="gramStart"/>
+      <w:r>
+        <w:t xml:space="preserve">{ </w:t>
       </w:r>
       <w:proofErr w:type="spellStart"/>
       <w:r>
-        <w:t>customer_address</w:t>
+        <w:t>customer</w:t>
+      </w:r>
+      <w:proofErr w:type="gramEnd"/>
+      <w:r>
+        <w:t>_address</w:t>
       </w:r>
       <w:proofErr w:type="spellEnd"/>
       <w:r>
@@ -345,12 +349,414 @@
       <w:pPr>
         <w:spacing w:after="0" w:line="240" w:lineRule="auto"/>
         <w:jc w:val="both"/>
-        <w:rPr>
-          <w:rFonts w:ascii="Cambria" w:hAnsi="Cambria" w:cs="Times New Roman"/>
-          <w:b/>
-        </w:rPr>
-      </w:pPr>
-    </w:p>
+      </w:pPr>
+      <w:r>
+        <w:t xml:space="preserve">      </w:t>
+      </w:r>
+    </w:p>
+    <w:tbl>
+      <w:tblPr>
+        <w:tblW w:w="8670" w:type="dxa"/>
+        <w:tblCellSpacing w:w="15" w:type="dxa"/>
+        <w:tblInd w:w="1707" w:type="dxa"/>
+        <w:tblCellMar>
+          <w:top w:w="15" w:type="dxa"/>
+          <w:left w:w="15" w:type="dxa"/>
+          <w:bottom w:w="15" w:type="dxa"/>
+          <w:right w:w="15" w:type="dxa"/>
+        </w:tblCellMar>
+        <w:tblLook w:val="04A0" w:firstRow="1" w:lastRow="0" w:firstColumn="1" w:lastColumn="0" w:noHBand="0" w:noVBand="1"/>
+      </w:tblPr>
+      <w:tblGrid>
+        <w:gridCol w:w="5162"/>
+        <w:gridCol w:w="3508"/>
+      </w:tblGrid>
+      <w:tr>
+        <w:trPr>
+          <w:trHeight w:val="375"/>
+          <w:tblHeader/>
+          <w:tblCellSpacing w:w="15" w:type="dxa"/>
+        </w:trPr>
+        <w:tc>
+          <w:tcPr>
+            <w:tcW w:w="0" w:type="auto"/>
+            <w:tcBorders>
+              <w:top w:val="single" w:sz="6" w:space="0" w:color="C4C7C5"/>
+              <w:left w:val="single" w:sz="6" w:space="0" w:color="C4C7C5"/>
+              <w:bottom w:val="single" w:sz="6" w:space="0" w:color="C4C7C5"/>
+              <w:right w:val="single" w:sz="6" w:space="0" w:color="C4C7C5"/>
+            </w:tcBorders>
+            <w:tcMar>
+              <w:top w:w="120" w:type="dxa"/>
+              <w:left w:w="180" w:type="dxa"/>
+              <w:bottom w:w="120" w:type="dxa"/>
+              <w:right w:w="180" w:type="dxa"/>
+            </w:tcMar>
+            <w:vAlign w:val="center"/>
+            <w:hideMark/>
+          </w:tcPr>
+          <w:p>
+            <w:pPr>
+              <w:spacing w:after="480" w:line="240" w:lineRule="auto"/>
+              <w:rPr>
+                <w:rFonts w:ascii="Times New Roman" w:eastAsia="Times New Roman" w:hAnsi="Times New Roman" w:cs="Times New Roman"/>
+                <w:sz w:val="24"/>
+                <w:szCs w:val="24"/>
+                <w:lang w:val="en-IN" w:eastAsia="en-IN"/>
+              </w:rPr>
+            </w:pPr>
+            <w:r>
+              <w:rPr>
+                <w:rFonts w:ascii="Times New Roman" w:eastAsia="Times New Roman" w:hAnsi="Times New Roman" w:cs="Times New Roman"/>
+                <w:b/>
+                <w:bCs/>
+                <w:sz w:val="24"/>
+                <w:szCs w:val="24"/>
+                <w:lang w:val="en-IN" w:eastAsia="en-IN"/>
+              </w:rPr>
+              <w:t>PARTICULARS</w:t>
+            </w:r>
+          </w:p>
+        </w:tc>
+        <w:tc>
+          <w:tcPr>
+            <w:tcW w:w="0" w:type="auto"/>
+            <w:tcBorders>
+              <w:top w:val="single" w:sz="6" w:space="0" w:color="C4C7C5"/>
+              <w:left w:val="single" w:sz="6" w:space="0" w:color="C4C7C5"/>
+              <w:bottom w:val="single" w:sz="6" w:space="0" w:color="C4C7C5"/>
+              <w:right w:val="single" w:sz="6" w:space="0" w:color="C4C7C5"/>
+            </w:tcBorders>
+            <w:tcMar>
+              <w:top w:w="120" w:type="dxa"/>
+              <w:left w:w="180" w:type="dxa"/>
+              <w:bottom w:w="120" w:type="dxa"/>
+              <w:right w:w="180" w:type="dxa"/>
+            </w:tcMar>
+            <w:vAlign w:val="center"/>
+            <w:hideMark/>
+          </w:tcPr>
+          <w:p>
+            <w:pPr>
+              <w:spacing w:after="480" w:line="240" w:lineRule="auto"/>
+              <w:rPr>
+                <w:rFonts w:ascii="Times New Roman" w:eastAsia="Times New Roman" w:hAnsi="Times New Roman" w:cs="Times New Roman"/>
+                <w:sz w:val="24"/>
+                <w:szCs w:val="24"/>
+                <w:lang w:val="en-IN" w:eastAsia="en-IN"/>
+              </w:rPr>
+            </w:pPr>
+            <w:r>
+              <w:rPr>
+                <w:rFonts w:ascii="Times New Roman" w:eastAsia="Times New Roman" w:hAnsi="Times New Roman" w:cs="Times New Roman"/>
+                <w:b/>
+                <w:bCs/>
+                <w:sz w:val="24"/>
+                <w:szCs w:val="24"/>
+                <w:lang w:val="en-IN" w:eastAsia="en-IN"/>
+              </w:rPr>
+              <w:t xml:space="preserve">{{ </w:t>
+            </w:r>
+            <w:proofErr w:type="spellStart"/>
+            <w:r>
+              <w:rPr>
+                <w:rFonts w:ascii="Times New Roman" w:eastAsia="Times New Roman" w:hAnsi="Times New Roman" w:cs="Times New Roman"/>
+                <w:b/>
+                <w:bCs/>
+                <w:sz w:val="24"/>
+                <w:szCs w:val="24"/>
+                <w:lang w:val="en-IN" w:eastAsia="en-IN"/>
+              </w:rPr>
+              <w:t>vehicle_variant</w:t>
+            </w:r>
+            <w:proofErr w:type="spellEnd"/>
+            <w:r>
+              <w:rPr>
+                <w:rFonts w:ascii="Times New Roman" w:eastAsia="Times New Roman" w:hAnsi="Times New Roman" w:cs="Times New Roman"/>
+                <w:b/>
+                <w:bCs/>
+                <w:sz w:val="24"/>
+                <w:szCs w:val="24"/>
+                <w:lang w:val="en-IN" w:eastAsia="en-IN"/>
+              </w:rPr>
+              <w:t xml:space="preserve"> }}</w:t>
+            </w:r>
+          </w:p>
+        </w:tc>
+      </w:tr>
+      <w:tr>
+        <w:trPr>
+          <w:trHeight w:val="382"/>
+          <w:tblCellSpacing w:w="15" w:type="dxa"/>
+        </w:trPr>
+        <w:tc>
+          <w:tcPr>
+            <w:tcW w:w="0" w:type="auto"/>
+            <w:tcBorders>
+              <w:top w:val="single" w:sz="6" w:space="0" w:color="C4C7C5"/>
+              <w:left w:val="single" w:sz="6" w:space="0" w:color="C4C7C5"/>
+              <w:bottom w:val="single" w:sz="6" w:space="0" w:color="C4C7C5"/>
+              <w:right w:val="single" w:sz="6" w:space="0" w:color="C4C7C5"/>
+            </w:tcBorders>
+            <w:tcMar>
+              <w:top w:w="120" w:type="dxa"/>
+              <w:left w:w="180" w:type="dxa"/>
+              <w:bottom w:w="120" w:type="dxa"/>
+              <w:right w:w="180" w:type="dxa"/>
+            </w:tcMar>
+            <w:vAlign w:val="center"/>
+            <w:hideMark/>
+          </w:tcPr>
+          <w:p>
+            <w:pPr>
+              <w:spacing w:after="480" w:line="240" w:lineRule="auto"/>
+              <w:rPr>
+                <w:rFonts w:ascii="Times New Roman" w:eastAsia="Times New Roman" w:hAnsi="Times New Roman" w:cs="Times New Roman"/>
+                <w:sz w:val="24"/>
+                <w:szCs w:val="24"/>
+                <w:lang w:val="en-IN" w:eastAsia="en-IN"/>
+              </w:rPr>
+            </w:pPr>
+            <w:r>
+              <w:rPr>
+                <w:rFonts w:ascii="Times New Roman" w:eastAsia="Times New Roman" w:hAnsi="Times New Roman" w:cs="Times New Roman"/>
+                <w:b/>
+                <w:bCs/>
+                <w:sz w:val="24"/>
+                <w:szCs w:val="24"/>
+                <w:lang w:val="en-IN" w:eastAsia="en-IN"/>
+              </w:rPr>
+              <w:t xml:space="preserve">{% for item in items %}{{ </w:t>
+            </w:r>
+            <w:proofErr w:type="spellStart"/>
+            <w:r>
+              <w:rPr>
+                <w:rFonts w:ascii="Times New Roman" w:eastAsia="Times New Roman" w:hAnsi="Times New Roman" w:cs="Times New Roman"/>
+                <w:b/>
+                <w:bCs/>
+                <w:sz w:val="24"/>
+                <w:szCs w:val="24"/>
+                <w:lang w:val="en-IN" w:eastAsia="en-IN"/>
+              </w:rPr>
+              <w:t>item.particulars</w:t>
+            </w:r>
+            <w:proofErr w:type="spellEnd"/>
+            <w:r>
+              <w:rPr>
+                <w:rFonts w:ascii="Times New Roman" w:eastAsia="Times New Roman" w:hAnsi="Times New Roman" w:cs="Times New Roman"/>
+                <w:b/>
+                <w:bCs/>
+                <w:sz w:val="24"/>
+                <w:szCs w:val="24"/>
+                <w:lang w:val="en-IN" w:eastAsia="en-IN"/>
+              </w:rPr>
+              <w:t xml:space="preserve"> }}</w:t>
+            </w:r>
+          </w:p>
+        </w:tc>
+        <w:tc>
+          <w:tcPr>
+            <w:tcW w:w="0" w:type="auto"/>
+            <w:tcBorders>
+              <w:top w:val="single" w:sz="6" w:space="0" w:color="C4C7C5"/>
+              <w:left w:val="single" w:sz="6" w:space="0" w:color="C4C7C5"/>
+              <w:bottom w:val="single" w:sz="6" w:space="0" w:color="C4C7C5"/>
+              <w:right w:val="single" w:sz="6" w:space="0" w:color="C4C7C5"/>
+            </w:tcBorders>
+            <w:tcMar>
+              <w:top w:w="120" w:type="dxa"/>
+              <w:left w:w="180" w:type="dxa"/>
+              <w:bottom w:w="120" w:type="dxa"/>
+              <w:right w:w="180" w:type="dxa"/>
+            </w:tcMar>
+            <w:vAlign w:val="center"/>
+            <w:hideMark/>
+          </w:tcPr>
+          <w:p>
+            <w:pPr>
+              <w:spacing w:after="480" w:line="240" w:lineRule="auto"/>
+              <w:rPr>
+                <w:rFonts w:ascii="Times New Roman" w:eastAsia="Times New Roman" w:hAnsi="Times New Roman" w:cs="Times New Roman"/>
+                <w:sz w:val="24"/>
+                <w:szCs w:val="24"/>
+                <w:lang w:val="en-IN" w:eastAsia="en-IN"/>
+              </w:rPr>
+            </w:pPr>
+            <w:r>
+              <w:rPr>
+                <w:rFonts w:ascii="Times New Roman" w:eastAsia="Times New Roman" w:hAnsi="Times New Roman" w:cs="Times New Roman"/>
+                <w:b/>
+                <w:bCs/>
+                <w:sz w:val="24"/>
+                <w:szCs w:val="24"/>
+                <w:lang w:val="en-IN" w:eastAsia="en-IN"/>
+              </w:rPr>
+              <w:t xml:space="preserve">{{ </w:t>
+            </w:r>
+            <w:proofErr w:type="spellStart"/>
+            <w:r>
+              <w:rPr>
+                <w:rFonts w:ascii="Times New Roman" w:eastAsia="Times New Roman" w:hAnsi="Times New Roman" w:cs="Times New Roman"/>
+                <w:b/>
+                <w:bCs/>
+                <w:sz w:val="24"/>
+                <w:szCs w:val="24"/>
+                <w:lang w:val="en-IN" w:eastAsia="en-IN"/>
+              </w:rPr>
+              <w:t>item.price</w:t>
+            </w:r>
+            <w:proofErr w:type="spellEnd"/>
+            <w:r>
+              <w:rPr>
+                <w:rFonts w:ascii="Times New Roman" w:eastAsia="Times New Roman" w:hAnsi="Times New Roman" w:cs="Times New Roman"/>
+                <w:b/>
+                <w:bCs/>
+                <w:sz w:val="24"/>
+                <w:szCs w:val="24"/>
+                <w:lang w:val="en-IN" w:eastAsia="en-IN"/>
+              </w:rPr>
+              <w:t xml:space="preserve"> }}{% </w:t>
+            </w:r>
+            <w:proofErr w:type="spellStart"/>
+            <w:r>
+              <w:rPr>
+                <w:rFonts w:ascii="Times New Roman" w:eastAsia="Times New Roman" w:hAnsi="Times New Roman" w:cs="Times New Roman"/>
+                <w:b/>
+                <w:bCs/>
+                <w:sz w:val="24"/>
+                <w:szCs w:val="24"/>
+                <w:lang w:val="en-IN" w:eastAsia="en-IN"/>
+              </w:rPr>
+              <w:t>endfor</w:t>
+            </w:r>
+            <w:proofErr w:type="spellEnd"/>
+            <w:r>
+              <w:rPr>
+                <w:rFonts w:ascii="Times New Roman" w:eastAsia="Times New Roman" w:hAnsi="Times New Roman" w:cs="Times New Roman"/>
+                <w:b/>
+                <w:bCs/>
+                <w:sz w:val="24"/>
+                <w:szCs w:val="24"/>
+                <w:lang w:val="en-IN" w:eastAsia="en-IN"/>
+              </w:rPr>
+              <w:t xml:space="preserve"> %}</w:t>
+            </w:r>
+          </w:p>
+        </w:tc>
+      </w:tr>
+      <w:tr>
+        <w:trPr>
+          <w:trHeight w:val="375"/>
+          <w:tblCellSpacing w:w="15" w:type="dxa"/>
+        </w:trPr>
+        <w:tc>
+          <w:tcPr>
+            <w:tcW w:w="0" w:type="auto"/>
+            <w:tcBorders>
+              <w:top w:val="single" w:sz="6" w:space="0" w:color="C4C7C5"/>
+              <w:left w:val="single" w:sz="6" w:space="0" w:color="C4C7C5"/>
+              <w:bottom w:val="single" w:sz="6" w:space="0" w:color="C4C7C5"/>
+              <w:right w:val="single" w:sz="6" w:space="0" w:color="C4C7C5"/>
+            </w:tcBorders>
+            <w:tcMar>
+              <w:top w:w="120" w:type="dxa"/>
+              <w:left w:w="180" w:type="dxa"/>
+              <w:bottom w:w="120" w:type="dxa"/>
+              <w:right w:w="180" w:type="dxa"/>
+            </w:tcMar>
+            <w:vAlign w:val="center"/>
+            <w:hideMark/>
+          </w:tcPr>
+          <w:p>
+            <w:pPr>
+              <w:spacing w:after="480" w:line="240" w:lineRule="auto"/>
+              <w:rPr>
+                <w:rFonts w:ascii="Times New Roman" w:eastAsia="Times New Roman" w:hAnsi="Times New Roman" w:cs="Times New Roman"/>
+                <w:sz w:val="24"/>
+                <w:szCs w:val="24"/>
+                <w:lang w:val="en-IN" w:eastAsia="en-IN"/>
+              </w:rPr>
+            </w:pPr>
+            <w:r>
+              <w:rPr>
+                <w:rFonts w:ascii="Times New Roman" w:eastAsia="Times New Roman" w:hAnsi="Times New Roman" w:cs="Times New Roman"/>
+                <w:b/>
+                <w:bCs/>
+                <w:sz w:val="24"/>
+                <w:szCs w:val="24"/>
+                <w:lang w:val="en-IN" w:eastAsia="en-IN"/>
+              </w:rPr>
+              <w:t>Total Cost</w:t>
+            </w:r>
+          </w:p>
+        </w:tc>
+        <w:tc>
+          <w:tcPr>
+            <w:tcW w:w="0" w:type="auto"/>
+            <w:tcBorders>
+              <w:top w:val="single" w:sz="6" w:space="0" w:color="C4C7C5"/>
+              <w:left w:val="single" w:sz="6" w:space="0" w:color="C4C7C5"/>
+              <w:bottom w:val="single" w:sz="6" w:space="0" w:color="C4C7C5"/>
+              <w:right w:val="single" w:sz="6" w:space="0" w:color="C4C7C5"/>
+            </w:tcBorders>
+            <w:tcMar>
+              <w:top w:w="120" w:type="dxa"/>
+              <w:left w:w="180" w:type="dxa"/>
+              <w:bottom w:w="120" w:type="dxa"/>
+              <w:right w:w="180" w:type="dxa"/>
+            </w:tcMar>
+            <w:vAlign w:val="center"/>
+            <w:hideMark/>
+          </w:tcPr>
+          <w:p>
+            <w:pPr>
+              <w:spacing w:after="480" w:line="240" w:lineRule="auto"/>
+              <w:rPr>
+                <w:rFonts w:ascii="Times New Roman" w:eastAsia="Times New Roman" w:hAnsi="Times New Roman" w:cs="Times New Roman"/>
+                <w:sz w:val="24"/>
+                <w:szCs w:val="24"/>
+                <w:lang w:val="en-IN" w:eastAsia="en-IN"/>
+              </w:rPr>
+            </w:pPr>
+            <w:r>
+              <w:rPr>
+                <w:rFonts w:ascii="Times New Roman" w:eastAsia="Times New Roman" w:hAnsi="Times New Roman" w:cs="Times New Roman"/>
+                <w:b/>
+                <w:bCs/>
+                <w:sz w:val="24"/>
+                <w:szCs w:val="24"/>
+                <w:lang w:val="en-IN" w:eastAsia="en-IN"/>
+              </w:rPr>
+              <w:t xml:space="preserve">{{ </w:t>
+            </w:r>
+            <w:proofErr w:type="spellStart"/>
+            <w:r>
+              <w:rPr>
+                <w:rFonts w:ascii="Times New Roman" w:eastAsia="Times New Roman" w:hAnsi="Times New Roman" w:cs="Times New Roman"/>
+                <w:b/>
+                <w:bCs/>
+                <w:sz w:val="24"/>
+                <w:szCs w:val="24"/>
+                <w:lang w:val="en-IN" w:eastAsia="en-IN"/>
+              </w:rPr>
+              <w:t>total_cost</w:t>
+            </w:r>
+            <w:proofErr w:type="spellEnd"/>
+            <w:r>
+              <w:rPr>
+                <w:rFonts w:ascii="Times New Roman" w:eastAsia="Times New Roman" w:hAnsi="Times New Roman" w:cs="Times New Roman"/>
+                <w:b/>
+                <w:bCs/>
+                <w:sz w:val="24"/>
+                <w:szCs w:val="24"/>
+                <w:lang w:val="en-IN" w:eastAsia="en-IN"/>
+              </w:rPr>
+              <w:t xml:space="preserve"> }}</w:t>
+            </w:r>
+          </w:p>
+        </w:tc>
+      </w:tr>
+    </w:tbl>
     <w:p>
       <w:pPr>
         <w:spacing w:after="0" w:line="240" w:lineRule="auto"/>
@@ -360,50 +766,8 @@
           <w:b/>
         </w:rPr>
       </w:pPr>
-      <w:r>
-        <w:rPr>
-          <w:rFonts w:ascii="Cambria" w:hAnsi="Cambria" w:cs="Times New Roman"/>
-          <w:b/>
-        </w:rPr>
-        <w:t xml:space="preserve">              </w:t>
-      </w:r>
-      <w:r>
-        <w:rPr>
-          <w:rFonts w:ascii="Cambria" w:hAnsi="Cambria" w:cs="Times New Roman"/>
-          <w:b/>
-        </w:rPr>
-        <w:t xml:space="preserve">      </w:t>
-      </w:r>
-    </w:p>
-    <w:p>
-      <w:pPr>
-        <w:spacing w:after="0" w:line="240" w:lineRule="auto"/>
-        <w:jc w:val="both"/>
-        <w:rPr>
-          <w:rFonts w:ascii="Cambria" w:hAnsi="Cambria" w:cs="Times New Roman"/>
-          <w:b/>
-        </w:rPr>
-      </w:pPr>
       <w:bookmarkStart w:id="0" w:name="_GoBack"/>
       <w:bookmarkEnd w:id="0"/>
-      <w:r>
-        <w:rPr>
-          <w:rFonts w:ascii="Cambria" w:hAnsi="Cambria" w:cs="Times New Roman"/>
-          <w:b/>
-        </w:rPr>
-        <w:t xml:space="preserve">                   </w:t>
-      </w:r>
-    </w:p>
-    <w:p>
-      <w:pPr>
-        <w:spacing w:after="0" w:line="240" w:lineRule="auto"/>
-        <w:ind w:left="851"/>
-        <w:jc w:val="both"/>
-        <w:rPr>
-          <w:rFonts w:ascii="Cambria" w:hAnsi="Cambria" w:cs="Times New Roman"/>
-          <w:b/>
-        </w:rPr>
-      </w:pPr>
       <w:r>
         <w:rPr>
           <w:rFonts w:asciiTheme="majorHAnsi" w:hAnsiTheme="majorHAnsi" w:cs="Times New Roman"/>
@@ -2508,7 +2872,7 @@
 </file>
 
 <file path=customXml/itemProps1.xml><?xml version="1.0" encoding="utf-8"?>
-<ds:datastoreItem xmlns:ds="http://schemas.openxmlformats.org/officeDocument/2006/customXml" ds:itemID="{989F5675-A212-4456-AB7E-907635DF5E97}">
+<ds:datastoreItem xmlns:ds="http://schemas.openxmlformats.org/officeDocument/2006/customXml" ds:itemID="{4D672123-8542-4345-9763-0C15A08D5C25}">
   <ds:schemaRefs>
     <ds:schemaRef ds:uri="http://schemas.openxmlformats.org/officeDocument/2006/bibliography"/>
   </ds:schemaRefs>

--- a/Quotation_Template.docx
+++ b/Quotation_Template.docx
@@ -368,8 +368,8 @@
         <w:tblLook w:val="04A0" w:firstRow="1" w:lastRow="0" w:firstColumn="1" w:lastColumn="0" w:noHBand="0" w:noVBand="1"/>
       </w:tblPr>
       <w:tblGrid>
-        <w:gridCol w:w="5162"/>
-        <w:gridCol w:w="3508"/>
+        <w:gridCol w:w="4660"/>
+        <w:gridCol w:w="4010"/>
       </w:tblGrid>
       <w:tr>
         <w:trPr>
@@ -526,9 +526,8 @@
                 <w:szCs w:val="24"/>
                 <w:lang w:val="en-IN" w:eastAsia="en-IN"/>
               </w:rPr>
-              <w:t xml:space="preserve">{% for item in items %}{{ </w:t>
+              <w:t>{% for item i</w:t>
             </w:r>
-            <w:proofErr w:type="spellStart"/>
             <w:r>
               <w:rPr>
                 <w:rFonts w:ascii="Times New Roman" w:eastAsia="Times New Roman" w:hAnsi="Times New Roman" w:cs="Times New Roman"/>
@@ -538,19 +537,7 @@
                 <w:szCs w:val="24"/>
                 <w:lang w:val="en-IN" w:eastAsia="en-IN"/>
               </w:rPr>
-              <w:t>item.particulars</w:t>
-            </w:r>
-            <w:proofErr w:type="spellEnd"/>
-            <w:r>
-              <w:rPr>
-                <w:rFonts w:ascii="Times New Roman" w:eastAsia="Times New Roman" w:hAnsi="Times New Roman" w:cs="Times New Roman"/>
-                <w:b/>
-                <w:bCs/>
-                <w:sz w:val="24"/>
-                <w:szCs w:val="24"/>
-                <w:lang w:val="en-IN" w:eastAsia="en-IN"/>
-              </w:rPr>
-              <w:t xml:space="preserve"> }}</w:t>
+              <w:t>n items %}</w:t>
             </w:r>
           </w:p>
         </w:tc>
@@ -615,32 +602,10 @@
                 <w:szCs w:val="24"/>
                 <w:lang w:val="en-IN" w:eastAsia="en-IN"/>
               </w:rPr>
-              <w:t xml:space="preserve"> }}{% </w:t>
+              <w:t xml:space="preserve"> }}</w:t>
             </w:r>
-            <w:proofErr w:type="spellStart"/>
-            <w:r>
-              <w:rPr>
-                <w:rFonts w:ascii="Times New Roman" w:eastAsia="Times New Roman" w:hAnsi="Times New Roman" w:cs="Times New Roman"/>
-                <w:b/>
-                <w:bCs/>
-                <w:sz w:val="24"/>
-                <w:szCs w:val="24"/>
-                <w:lang w:val="en-IN" w:eastAsia="en-IN"/>
-              </w:rPr>
-              <w:t>endfor</w:t>
-            </w:r>
-            <w:proofErr w:type="spellEnd"/>
-            <w:r>
-              <w:rPr>
-                <w:rFonts w:ascii="Times New Roman" w:eastAsia="Times New Roman" w:hAnsi="Times New Roman" w:cs="Times New Roman"/>
-                <w:b/>
-                <w:bCs/>
-                <w:sz w:val="24"/>
-                <w:szCs w:val="24"/>
-                <w:lang w:val="en-IN" w:eastAsia="en-IN"/>
-              </w:rPr>
-              <w:t xml:space="preserve"> %}</w:t>
-            </w:r>
+            <w:bookmarkStart w:id="0" w:name="_GoBack"/>
+            <w:bookmarkEnd w:id="0"/>
           </w:p>
         </w:tc>
       </w:tr>
@@ -766,8 +731,6 @@
           <w:b/>
         </w:rPr>
       </w:pPr>
-      <w:bookmarkStart w:id="0" w:name="_GoBack"/>
-      <w:bookmarkEnd w:id="0"/>
       <w:r>
         <w:rPr>
           <w:rFonts w:asciiTheme="majorHAnsi" w:hAnsiTheme="majorHAnsi" w:cs="Times New Roman"/>
@@ -2872,7 +2835,7 @@
 </file>
 
 <file path=customXml/itemProps1.xml><?xml version="1.0" encoding="utf-8"?>
-<ds:datastoreItem xmlns:ds="http://schemas.openxmlformats.org/officeDocument/2006/customXml" ds:itemID="{4D672123-8542-4345-9763-0C15A08D5C25}">
+<ds:datastoreItem xmlns:ds="http://schemas.openxmlformats.org/officeDocument/2006/customXml" ds:itemID="{1BE2092E-D488-4F35-8C21-71A478E69D85}">
   <ds:schemaRefs>
     <ds:schemaRef ds:uri="http://schemas.openxmlformats.org/officeDocument/2006/bibliography"/>
   </ds:schemaRefs>

--- a/Quotation_Template.docx
+++ b/Quotation_Template.docx
@@ -356,24 +356,22 @@
     </w:p>
     <w:tbl>
       <w:tblPr>
-        <w:tblW w:w="8670" w:type="dxa"/>
+        <w:tblW w:w="8470" w:type="dxa"/>
         <w:tblCellSpacing w:w="15" w:type="dxa"/>
-        <w:tblInd w:w="1707" w:type="dxa"/>
+        <w:tblInd w:w="1417" w:type="dxa"/>
         <w:tblCellMar>
-          <w:top w:w="15" w:type="dxa"/>
-          <w:left w:w="15" w:type="dxa"/>
-          <w:bottom w:w="15" w:type="dxa"/>
-          <w:right w:w="15" w:type="dxa"/>
+          <w:left w:w="0" w:type="dxa"/>
+          <w:right w:w="0" w:type="dxa"/>
         </w:tblCellMar>
         <w:tblLook w:val="04A0" w:firstRow="1" w:lastRow="0" w:firstColumn="1" w:lastColumn="0" w:noHBand="0" w:noVBand="1"/>
       </w:tblPr>
       <w:tblGrid>
-        <w:gridCol w:w="4660"/>
-        <w:gridCol w:w="4010"/>
+        <w:gridCol w:w="4235"/>
+        <w:gridCol w:w="4235"/>
       </w:tblGrid>
       <w:tr>
         <w:trPr>
-          <w:trHeight w:val="375"/>
+          <w:trHeight w:val="99"/>
           <w:tblHeader/>
           <w:tblCellSpacing w:w="15" w:type="dxa"/>
         </w:trPr>
@@ -397,21 +395,26 @@
           </w:tcPr>
           <w:p>
             <w:pPr>
-              <w:spacing w:after="480" w:line="240" w:lineRule="auto"/>
-              <w:rPr>
-                <w:rFonts w:ascii="Times New Roman" w:eastAsia="Times New Roman" w:hAnsi="Times New Roman" w:cs="Times New Roman"/>
+              <w:spacing w:after="0" w:line="240" w:lineRule="auto"/>
+              <w:rPr>
+                <w:rFonts w:ascii="Times New Roman" w:eastAsia="Times New Roman" w:hAnsi="Times New Roman" w:cs="Times New Roman"/>
+                <w:color w:val="1F1F1F"/>
                 <w:sz w:val="24"/>
                 <w:szCs w:val="24"/>
                 <w:lang w:val="en-IN" w:eastAsia="en-IN"/>
               </w:rPr>
             </w:pPr>
+            <w:bookmarkStart w:id="0" w:name="_GoBack"/>
+            <w:bookmarkEnd w:id="0"/>
             <w:r>
               <w:rPr>
                 <w:rFonts w:ascii="Times New Roman" w:eastAsia="Times New Roman" w:hAnsi="Times New Roman" w:cs="Times New Roman"/>
                 <w:b/>
                 <w:bCs/>
-                <w:sz w:val="24"/>
-                <w:szCs w:val="24"/>
+                <w:color w:val="1F1F1F"/>
+                <w:sz w:val="24"/>
+                <w:szCs w:val="24"/>
+                <w:bdr w:val="none" w:sz="0" w:space="0" w:color="auto" w:frame="1"/>
                 <w:lang w:val="en-IN" w:eastAsia="en-IN"/>
               </w:rPr>
               <w:t>PARTICULARS</w:t>
@@ -438,9 +441,10 @@
           </w:tcPr>
           <w:p>
             <w:pPr>
-              <w:spacing w:after="480" w:line="240" w:lineRule="auto"/>
-              <w:rPr>
-                <w:rFonts w:ascii="Times New Roman" w:eastAsia="Times New Roman" w:hAnsi="Times New Roman" w:cs="Times New Roman"/>
+              <w:spacing w:after="0" w:line="240" w:lineRule="auto"/>
+              <w:rPr>
+                <w:rFonts w:ascii="Times New Roman" w:eastAsia="Times New Roman" w:hAnsi="Times New Roman" w:cs="Times New Roman"/>
+                <w:color w:val="1F1F1F"/>
                 <w:sz w:val="24"/>
                 <w:szCs w:val="24"/>
                 <w:lang w:val="en-IN" w:eastAsia="en-IN"/>
@@ -451,8 +455,10 @@
                 <w:rFonts w:ascii="Times New Roman" w:eastAsia="Times New Roman" w:hAnsi="Times New Roman" w:cs="Times New Roman"/>
                 <w:b/>
                 <w:bCs/>
-                <w:sz w:val="24"/>
-                <w:szCs w:val="24"/>
+                <w:color w:val="1F1F1F"/>
+                <w:sz w:val="24"/>
+                <w:szCs w:val="24"/>
+                <w:bdr w:val="none" w:sz="0" w:space="0" w:color="auto" w:frame="1"/>
                 <w:lang w:val="en-IN" w:eastAsia="en-IN"/>
               </w:rPr>
               <w:t xml:space="preserve">{{ </w:t>
@@ -463,8 +469,10 @@
                 <w:rFonts w:ascii="Times New Roman" w:eastAsia="Times New Roman" w:hAnsi="Times New Roman" w:cs="Times New Roman"/>
                 <w:b/>
                 <w:bCs/>
-                <w:sz w:val="24"/>
-                <w:szCs w:val="24"/>
+                <w:color w:val="1F1F1F"/>
+                <w:sz w:val="24"/>
+                <w:szCs w:val="24"/>
+                <w:bdr w:val="none" w:sz="0" w:space="0" w:color="auto" w:frame="1"/>
                 <w:lang w:val="en-IN" w:eastAsia="en-IN"/>
               </w:rPr>
               <w:t>vehicle_variant</w:t>
@@ -475,8 +483,10 @@
                 <w:rFonts w:ascii="Times New Roman" w:eastAsia="Times New Roman" w:hAnsi="Times New Roman" w:cs="Times New Roman"/>
                 <w:b/>
                 <w:bCs/>
-                <w:sz w:val="24"/>
-                <w:szCs w:val="24"/>
+                <w:color w:val="1F1F1F"/>
+                <w:sz w:val="24"/>
+                <w:szCs w:val="24"/>
+                <w:bdr w:val="none" w:sz="0" w:space="0" w:color="auto" w:frame="1"/>
                 <w:lang w:val="en-IN" w:eastAsia="en-IN"/>
               </w:rPr>
               <w:t xml:space="preserve"> }}</w:t>
@@ -486,7 +496,7 @@
       </w:tr>
       <w:tr>
         <w:trPr>
-          <w:trHeight w:val="382"/>
+          <w:trHeight w:val="1128"/>
           <w:tblCellSpacing w:w="15" w:type="dxa"/>
         </w:trPr>
         <w:tc>
@@ -509,9 +519,10 @@
           </w:tcPr>
           <w:p>
             <w:pPr>
-              <w:spacing w:after="480" w:line="240" w:lineRule="auto"/>
-              <w:rPr>
-                <w:rFonts w:ascii="Times New Roman" w:eastAsia="Times New Roman" w:hAnsi="Times New Roman" w:cs="Times New Roman"/>
+              <w:spacing w:before="100" w:beforeAutospacing="1" w:after="100" w:afterAutospacing="1" w:line="240" w:lineRule="auto"/>
+              <w:rPr>
+                <w:rFonts w:ascii="Times New Roman" w:eastAsia="Times New Roman" w:hAnsi="Times New Roman" w:cs="Times New Roman"/>
+                <w:color w:val="1F1F1F"/>
                 <w:sz w:val="24"/>
                 <w:szCs w:val="24"/>
                 <w:lang w:val="en-IN" w:eastAsia="en-IN"/>
@@ -520,24 +531,100 @@
             <w:r>
               <w:rPr>
                 <w:rFonts w:ascii="Times New Roman" w:eastAsia="Times New Roman" w:hAnsi="Times New Roman" w:cs="Times New Roman"/>
-                <w:b/>
-                <w:bCs/>
-                <w:sz w:val="24"/>
-                <w:szCs w:val="24"/>
-                <w:lang w:val="en-IN" w:eastAsia="en-IN"/>
-              </w:rPr>
-              <w:t>{% for item i</w:t>
+                <w:color w:val="1F1F1F"/>
+                <w:sz w:val="24"/>
+                <w:szCs w:val="24"/>
+                <w:lang w:val="en-IN" w:eastAsia="en-IN"/>
+              </w:rPr>
+              <w:t>{% for item in items %}</w:t>
             </w:r>
+          </w:p>
+          <w:p>
+            <w:pPr>
+              <w:spacing w:before="100" w:beforeAutospacing="1" w:after="100" w:afterAutospacing="1" w:line="240" w:lineRule="auto"/>
+              <w:rPr>
+                <w:rFonts w:ascii="Times New Roman" w:eastAsia="Times New Roman" w:hAnsi="Times New Roman" w:cs="Times New Roman"/>
+                <w:color w:val="1F1F1F"/>
+                <w:sz w:val="24"/>
+                <w:szCs w:val="24"/>
+                <w:lang w:val="en-IN" w:eastAsia="en-IN"/>
+              </w:rPr>
+            </w:pPr>
             <w:r>
               <w:rPr>
                 <w:rFonts w:ascii="Times New Roman" w:eastAsia="Times New Roman" w:hAnsi="Times New Roman" w:cs="Times New Roman"/>
-                <w:b/>
-                <w:bCs/>
-                <w:sz w:val="24"/>
-                <w:szCs w:val="24"/>
-                <w:lang w:val="en-IN" w:eastAsia="en-IN"/>
-              </w:rPr>
-              <w:t>n items %}</w:t>
+                <w:color w:val="1F1F1F"/>
+                <w:sz w:val="24"/>
+                <w:szCs w:val="24"/>
+                <w:lang w:val="en-IN" w:eastAsia="en-IN"/>
+              </w:rPr>
+              <w:t xml:space="preserve">{{ </w:t>
+            </w:r>
+            <w:proofErr w:type="spellStart"/>
+            <w:r>
+              <w:rPr>
+                <w:rFonts w:ascii="Times New Roman" w:eastAsia="Times New Roman" w:hAnsi="Times New Roman" w:cs="Times New Roman"/>
+                <w:color w:val="1F1F1F"/>
+                <w:sz w:val="24"/>
+                <w:szCs w:val="24"/>
+                <w:lang w:val="en-IN" w:eastAsia="en-IN"/>
+              </w:rPr>
+              <w:t>item.particulars</w:t>
+            </w:r>
+            <w:proofErr w:type="spellEnd"/>
+            <w:r>
+              <w:rPr>
+                <w:rFonts w:ascii="Times New Roman" w:eastAsia="Times New Roman" w:hAnsi="Times New Roman" w:cs="Times New Roman"/>
+                <w:color w:val="1F1F1F"/>
+                <w:sz w:val="24"/>
+                <w:szCs w:val="24"/>
+                <w:lang w:val="en-IN" w:eastAsia="en-IN"/>
+              </w:rPr>
+              <w:t xml:space="preserve"> }}</w:t>
+            </w:r>
+          </w:p>
+          <w:p>
+            <w:pPr>
+              <w:spacing w:before="100" w:beforeAutospacing="1" w:after="100" w:afterAutospacing="1" w:line="240" w:lineRule="auto"/>
+              <w:rPr>
+                <w:rFonts w:ascii="Times New Roman" w:eastAsia="Times New Roman" w:hAnsi="Times New Roman" w:cs="Times New Roman"/>
+                <w:color w:val="1F1F1F"/>
+                <w:sz w:val="24"/>
+                <w:szCs w:val="24"/>
+                <w:lang w:val="en-IN" w:eastAsia="en-IN"/>
+              </w:rPr>
+            </w:pPr>
+            <w:r>
+              <w:rPr>
+                <w:rFonts w:ascii="Times New Roman" w:eastAsia="Times New Roman" w:hAnsi="Times New Roman" w:cs="Times New Roman"/>
+                <w:color w:val="1F1F1F"/>
+                <w:sz w:val="24"/>
+                <w:szCs w:val="24"/>
+                <w:lang w:val="en-IN" w:eastAsia="en-IN"/>
+              </w:rPr>
+              <w:t xml:space="preserve">{% </w:t>
+            </w:r>
+            <w:proofErr w:type="spellStart"/>
+            <w:r>
+              <w:rPr>
+                <w:rFonts w:ascii="Times New Roman" w:eastAsia="Times New Roman" w:hAnsi="Times New Roman" w:cs="Times New Roman"/>
+                <w:color w:val="1F1F1F"/>
+                <w:sz w:val="24"/>
+                <w:szCs w:val="24"/>
+                <w:lang w:val="en-IN" w:eastAsia="en-IN"/>
+              </w:rPr>
+              <w:t>endfor</w:t>
+            </w:r>
+            <w:proofErr w:type="spellEnd"/>
+            <w:r>
+              <w:rPr>
+                <w:rFonts w:ascii="Times New Roman" w:eastAsia="Times New Roman" w:hAnsi="Times New Roman" w:cs="Times New Roman"/>
+                <w:color w:val="1F1F1F"/>
+                <w:sz w:val="24"/>
+                <w:szCs w:val="24"/>
+                <w:lang w:val="en-IN" w:eastAsia="en-IN"/>
+              </w:rPr>
+              <w:t xml:space="preserve"> %}</w:t>
             </w:r>
           </w:p>
         </w:tc>
@@ -561,9 +648,10 @@
           </w:tcPr>
           <w:p>
             <w:pPr>
-              <w:spacing w:after="480" w:line="240" w:lineRule="auto"/>
-              <w:rPr>
-                <w:rFonts w:ascii="Times New Roman" w:eastAsia="Times New Roman" w:hAnsi="Times New Roman" w:cs="Times New Roman"/>
+              <w:spacing w:before="100" w:beforeAutospacing="1" w:after="100" w:afterAutospacing="1" w:line="240" w:lineRule="auto"/>
+              <w:rPr>
+                <w:rFonts w:ascii="Times New Roman" w:eastAsia="Times New Roman" w:hAnsi="Times New Roman" w:cs="Times New Roman"/>
+                <w:color w:val="1F1F1F"/>
                 <w:sz w:val="24"/>
                 <w:szCs w:val="24"/>
                 <w:lang w:val="en-IN" w:eastAsia="en-IN"/>
@@ -572,8 +660,29 @@
             <w:r>
               <w:rPr>
                 <w:rFonts w:ascii="Times New Roman" w:eastAsia="Times New Roman" w:hAnsi="Times New Roman" w:cs="Times New Roman"/>
-                <w:b/>
-                <w:bCs/>
+                <w:color w:val="1F1F1F"/>
+                <w:sz w:val="24"/>
+                <w:szCs w:val="24"/>
+                <w:lang w:val="en-IN" w:eastAsia="en-IN"/>
+              </w:rPr>
+              <w:t>{% for item in items %}</w:t>
+            </w:r>
+          </w:p>
+          <w:p>
+            <w:pPr>
+              <w:spacing w:before="100" w:beforeAutospacing="1" w:after="100" w:afterAutospacing="1" w:line="240" w:lineRule="auto"/>
+              <w:rPr>
+                <w:rFonts w:ascii="Times New Roman" w:eastAsia="Times New Roman" w:hAnsi="Times New Roman" w:cs="Times New Roman"/>
+                <w:color w:val="1F1F1F"/>
+                <w:sz w:val="24"/>
+                <w:szCs w:val="24"/>
+                <w:lang w:val="en-IN" w:eastAsia="en-IN"/>
+              </w:rPr>
+            </w:pPr>
+            <w:r>
+              <w:rPr>
+                <w:rFonts w:ascii="Times New Roman" w:eastAsia="Times New Roman" w:hAnsi="Times New Roman" w:cs="Times New Roman"/>
+                <w:color w:val="1F1F1F"/>
                 <w:sz w:val="24"/>
                 <w:szCs w:val="24"/>
                 <w:lang w:val="en-IN" w:eastAsia="en-IN"/>
@@ -584,8 +693,7 @@
             <w:r>
               <w:rPr>
                 <w:rFonts w:ascii="Times New Roman" w:eastAsia="Times New Roman" w:hAnsi="Times New Roman" w:cs="Times New Roman"/>
-                <w:b/>
-                <w:bCs/>
+                <w:color w:val="1F1F1F"/>
                 <w:sz w:val="24"/>
                 <w:szCs w:val="24"/>
                 <w:lang w:val="en-IN" w:eastAsia="en-IN"/>
@@ -596,22 +704,63 @@
             <w:r>
               <w:rPr>
                 <w:rFonts w:ascii="Times New Roman" w:eastAsia="Times New Roman" w:hAnsi="Times New Roman" w:cs="Times New Roman"/>
-                <w:b/>
-                <w:bCs/>
+                <w:color w:val="1F1F1F"/>
                 <w:sz w:val="24"/>
                 <w:szCs w:val="24"/>
                 <w:lang w:val="en-IN" w:eastAsia="en-IN"/>
               </w:rPr>
               <w:t xml:space="preserve"> }}</w:t>
             </w:r>
-            <w:bookmarkStart w:id="0" w:name="_GoBack"/>
-            <w:bookmarkEnd w:id="0"/>
+          </w:p>
+          <w:p>
+            <w:pPr>
+              <w:spacing w:after="0" w:line="240" w:lineRule="auto"/>
+              <w:rPr>
+                <w:rFonts w:ascii="Times New Roman" w:eastAsia="Times New Roman" w:hAnsi="Times New Roman" w:cs="Times New Roman"/>
+                <w:color w:val="1F1F1F"/>
+                <w:sz w:val="24"/>
+                <w:szCs w:val="24"/>
+                <w:lang w:val="en-IN" w:eastAsia="en-IN"/>
+              </w:rPr>
+            </w:pPr>
+            <w:r>
+              <w:rPr>
+                <w:rFonts w:ascii="Times New Roman" w:eastAsia="Times New Roman" w:hAnsi="Times New Roman" w:cs="Times New Roman"/>
+                <w:color w:val="1F1F1F"/>
+                <w:sz w:val="24"/>
+                <w:szCs w:val="24"/>
+                <w:lang w:val="en-IN" w:eastAsia="en-IN"/>
+              </w:rPr>
+              <w:t xml:space="preserve">{% </w:t>
+            </w:r>
+            <w:proofErr w:type="spellStart"/>
+            <w:r>
+              <w:rPr>
+                <w:rFonts w:ascii="Times New Roman" w:eastAsia="Times New Roman" w:hAnsi="Times New Roman" w:cs="Times New Roman"/>
+                <w:color w:val="1F1F1F"/>
+                <w:sz w:val="24"/>
+                <w:szCs w:val="24"/>
+                <w:lang w:val="en-IN" w:eastAsia="en-IN"/>
+              </w:rPr>
+              <w:t>endfor</w:t>
+            </w:r>
+            <w:proofErr w:type="spellEnd"/>
+            <w:r>
+              <w:rPr>
+                <w:rFonts w:ascii="Times New Roman" w:eastAsia="Times New Roman" w:hAnsi="Times New Roman" w:cs="Times New Roman"/>
+                <w:color w:val="1F1F1F"/>
+                <w:sz w:val="24"/>
+                <w:szCs w:val="24"/>
+                <w:lang w:val="en-IN" w:eastAsia="en-IN"/>
+              </w:rPr>
+              <w:t xml:space="preserve"> %}</w:t>
+            </w:r>
           </w:p>
         </w:tc>
       </w:tr>
       <w:tr>
         <w:trPr>
-          <w:trHeight w:val="375"/>
+          <w:trHeight w:val="99"/>
           <w:tblCellSpacing w:w="15" w:type="dxa"/>
         </w:trPr>
         <w:tc>
@@ -634,9 +783,10 @@
           </w:tcPr>
           <w:p>
             <w:pPr>
-              <w:spacing w:after="480" w:line="240" w:lineRule="auto"/>
-              <w:rPr>
-                <w:rFonts w:ascii="Times New Roman" w:eastAsia="Times New Roman" w:hAnsi="Times New Roman" w:cs="Times New Roman"/>
+              <w:spacing w:after="0" w:line="240" w:lineRule="auto"/>
+              <w:rPr>
+                <w:rFonts w:ascii="Times New Roman" w:eastAsia="Times New Roman" w:hAnsi="Times New Roman" w:cs="Times New Roman"/>
+                <w:color w:val="1F1F1F"/>
                 <w:sz w:val="24"/>
                 <w:szCs w:val="24"/>
                 <w:lang w:val="en-IN" w:eastAsia="en-IN"/>
@@ -647,8 +797,10 @@
                 <w:rFonts w:ascii="Times New Roman" w:eastAsia="Times New Roman" w:hAnsi="Times New Roman" w:cs="Times New Roman"/>
                 <w:b/>
                 <w:bCs/>
-                <w:sz w:val="24"/>
-                <w:szCs w:val="24"/>
+                <w:color w:val="1F1F1F"/>
+                <w:sz w:val="24"/>
+                <w:szCs w:val="24"/>
+                <w:bdr w:val="none" w:sz="0" w:space="0" w:color="auto" w:frame="1"/>
                 <w:lang w:val="en-IN" w:eastAsia="en-IN"/>
               </w:rPr>
               <w:t>Total Cost</w:t>
@@ -675,9 +827,10 @@
           </w:tcPr>
           <w:p>
             <w:pPr>
-              <w:spacing w:after="480" w:line="240" w:lineRule="auto"/>
-              <w:rPr>
-                <w:rFonts w:ascii="Times New Roman" w:eastAsia="Times New Roman" w:hAnsi="Times New Roman" w:cs="Times New Roman"/>
+              <w:spacing w:after="0" w:line="240" w:lineRule="auto"/>
+              <w:rPr>
+                <w:rFonts w:ascii="Times New Roman" w:eastAsia="Times New Roman" w:hAnsi="Times New Roman" w:cs="Times New Roman"/>
+                <w:color w:val="1F1F1F"/>
                 <w:sz w:val="24"/>
                 <w:szCs w:val="24"/>
                 <w:lang w:val="en-IN" w:eastAsia="en-IN"/>
@@ -688,8 +841,10 @@
                 <w:rFonts w:ascii="Times New Roman" w:eastAsia="Times New Roman" w:hAnsi="Times New Roman" w:cs="Times New Roman"/>
                 <w:b/>
                 <w:bCs/>
-                <w:sz w:val="24"/>
-                <w:szCs w:val="24"/>
+                <w:color w:val="1F1F1F"/>
+                <w:sz w:val="24"/>
+                <w:szCs w:val="24"/>
+                <w:bdr w:val="none" w:sz="0" w:space="0" w:color="auto" w:frame="1"/>
                 <w:lang w:val="en-IN" w:eastAsia="en-IN"/>
               </w:rPr>
               <w:t xml:space="preserve">{{ </w:t>
@@ -700,8 +855,10 @@
                 <w:rFonts w:ascii="Times New Roman" w:eastAsia="Times New Roman" w:hAnsi="Times New Roman" w:cs="Times New Roman"/>
                 <w:b/>
                 <w:bCs/>
-                <w:sz w:val="24"/>
-                <w:szCs w:val="24"/>
+                <w:color w:val="1F1F1F"/>
+                <w:sz w:val="24"/>
+                <w:szCs w:val="24"/>
+                <w:bdr w:val="none" w:sz="0" w:space="0" w:color="auto" w:frame="1"/>
                 <w:lang w:val="en-IN" w:eastAsia="en-IN"/>
               </w:rPr>
               <w:t>total_cost</w:t>
@@ -712,8 +869,10 @@
                 <w:rFonts w:ascii="Times New Roman" w:eastAsia="Times New Roman" w:hAnsi="Times New Roman" w:cs="Times New Roman"/>
                 <w:b/>
                 <w:bCs/>
-                <w:sz w:val="24"/>
-                <w:szCs w:val="24"/>
+                <w:color w:val="1F1F1F"/>
+                <w:sz w:val="24"/>
+                <w:szCs w:val="24"/>
+                <w:bdr w:val="none" w:sz="0" w:space="0" w:color="auto" w:frame="1"/>
                 <w:lang w:val="en-IN" w:eastAsia="en-IN"/>
               </w:rPr>
               <w:t xml:space="preserve"> }}</w:t>
@@ -2835,7 +2994,7 @@
 </file>
 
 <file path=customXml/itemProps1.xml><?xml version="1.0" encoding="utf-8"?>
-<ds:datastoreItem xmlns:ds="http://schemas.openxmlformats.org/officeDocument/2006/customXml" ds:itemID="{1BE2092E-D488-4F35-8C21-71A478E69D85}">
+<ds:datastoreItem xmlns:ds="http://schemas.openxmlformats.org/officeDocument/2006/customXml" ds:itemID="{225AF911-C429-485B-8F52-38AFBEDA151D}">
   <ds:schemaRefs>
     <ds:schemaRef ds:uri="http://schemas.openxmlformats.org/officeDocument/2006/bibliography"/>
   </ds:schemaRefs>

--- a/Quotation_Template.docx
+++ b/Quotation_Template.docx
@@ -356,7 +356,7 @@
     </w:p>
     <w:tbl>
       <w:tblPr>
-        <w:tblW w:w="8470" w:type="dxa"/>
+        <w:tblW w:w="5677" w:type="dxa"/>
         <w:tblCellSpacing w:w="15" w:type="dxa"/>
         <w:tblInd w:w="1417" w:type="dxa"/>
         <w:tblCellMar>
@@ -366,24 +366,25 @@
         <w:tblLook w:val="04A0" w:firstRow="1" w:lastRow="0" w:firstColumn="1" w:lastColumn="0" w:noHBand="0" w:noVBand="1"/>
       </w:tblPr>
       <w:tblGrid>
-        <w:gridCol w:w="4235"/>
-        <w:gridCol w:w="4235"/>
+        <w:gridCol w:w="2835"/>
+        <w:gridCol w:w="2842"/>
       </w:tblGrid>
       <w:tr>
         <w:trPr>
-          <w:trHeight w:val="99"/>
+          <w:trHeight w:val="20"/>
           <w:tblHeader/>
           <w:tblCellSpacing w:w="15" w:type="dxa"/>
         </w:trPr>
         <w:tc>
           <w:tcPr>
-            <w:tcW w:w="0" w:type="auto"/>
+            <w:tcW w:w="2790" w:type="dxa"/>
             <w:tcBorders>
               <w:top w:val="single" w:sz="6" w:space="0" w:color="C4C7C5"/>
               <w:left w:val="single" w:sz="6" w:space="0" w:color="C4C7C5"/>
               <w:bottom w:val="single" w:sz="6" w:space="0" w:color="C4C7C5"/>
               <w:right w:val="single" w:sz="6" w:space="0" w:color="C4C7C5"/>
             </w:tcBorders>
+            <w:shd w:val="clear" w:color="auto" w:fill="FFE599" w:themeFill="accent4" w:themeFillTint="66"/>
             <w:tcMar>
               <w:top w:w="120" w:type="dxa"/>
               <w:left w:w="180" w:type="dxa"/>
@@ -423,13 +424,14 @@
         </w:tc>
         <w:tc>
           <w:tcPr>
-            <w:tcW w:w="0" w:type="auto"/>
+            <w:tcW w:w="2797" w:type="dxa"/>
             <w:tcBorders>
               <w:top w:val="single" w:sz="6" w:space="0" w:color="C4C7C5"/>
               <w:left w:val="single" w:sz="6" w:space="0" w:color="C4C7C5"/>
               <w:bottom w:val="single" w:sz="6" w:space="0" w:color="C4C7C5"/>
               <w:right w:val="single" w:sz="6" w:space="0" w:color="C4C7C5"/>
             </w:tcBorders>
+            <w:shd w:val="clear" w:color="auto" w:fill="FFE599" w:themeFill="accent4" w:themeFillTint="66"/>
             <w:tcMar>
               <w:top w:w="120" w:type="dxa"/>
               <w:left w:w="180" w:type="dxa"/>
@@ -496,12 +498,12 @@
       </w:tr>
       <w:tr>
         <w:trPr>
-          <w:trHeight w:val="1128"/>
+          <w:trHeight w:val="927"/>
           <w:tblCellSpacing w:w="15" w:type="dxa"/>
         </w:trPr>
         <w:tc>
           <w:tcPr>
-            <w:tcW w:w="0" w:type="auto"/>
+            <w:tcW w:w="2790" w:type="dxa"/>
             <w:tcBorders>
               <w:top w:val="single" w:sz="6" w:space="0" w:color="C4C7C5"/>
               <w:left w:val="single" w:sz="6" w:space="0" w:color="C4C7C5"/>
@@ -630,7 +632,7 @@
         </w:tc>
         <w:tc>
           <w:tcPr>
-            <w:tcW w:w="0" w:type="auto"/>
+            <w:tcW w:w="2797" w:type="dxa"/>
             <w:tcBorders>
               <w:top w:val="single" w:sz="6" w:space="0" w:color="C4C7C5"/>
               <w:left w:val="single" w:sz="6" w:space="0" w:color="C4C7C5"/>
@@ -760,18 +762,19 @@
       </w:tr>
       <w:tr>
         <w:trPr>
-          <w:trHeight w:val="99"/>
+          <w:trHeight w:val="87"/>
           <w:tblCellSpacing w:w="15" w:type="dxa"/>
         </w:trPr>
         <w:tc>
           <w:tcPr>
-            <w:tcW w:w="0" w:type="auto"/>
+            <w:tcW w:w="2790" w:type="dxa"/>
             <w:tcBorders>
               <w:top w:val="single" w:sz="6" w:space="0" w:color="C4C7C5"/>
               <w:left w:val="single" w:sz="6" w:space="0" w:color="C4C7C5"/>
               <w:bottom w:val="single" w:sz="6" w:space="0" w:color="C4C7C5"/>
               <w:right w:val="single" w:sz="6" w:space="0" w:color="C4C7C5"/>
             </w:tcBorders>
+            <w:shd w:val="clear" w:color="auto" w:fill="A8D08D" w:themeFill="accent6" w:themeFillTint="99"/>
             <w:tcMar>
               <w:top w:w="120" w:type="dxa"/>
               <w:left w:w="180" w:type="dxa"/>
@@ -809,13 +812,14 @@
         </w:tc>
         <w:tc>
           <w:tcPr>
-            <w:tcW w:w="0" w:type="auto"/>
+            <w:tcW w:w="2797" w:type="dxa"/>
             <w:tcBorders>
               <w:top w:val="single" w:sz="6" w:space="0" w:color="C4C7C5"/>
               <w:left w:val="single" w:sz="6" w:space="0" w:color="C4C7C5"/>
               <w:bottom w:val="single" w:sz="6" w:space="0" w:color="C4C7C5"/>
               <w:right w:val="single" w:sz="6" w:space="0" w:color="C4C7C5"/>
             </w:tcBorders>
+            <w:shd w:val="clear" w:color="auto" w:fill="A8D08D" w:themeFill="accent6" w:themeFillTint="99"/>
             <w:tcMar>
               <w:top w:w="120" w:type="dxa"/>
               <w:left w:w="180" w:type="dxa"/>
@@ -2994,7 +2998,7 @@
 </file>
 
 <file path=customXml/itemProps1.xml><?xml version="1.0" encoding="utf-8"?>
-<ds:datastoreItem xmlns:ds="http://schemas.openxmlformats.org/officeDocument/2006/customXml" ds:itemID="{225AF911-C429-485B-8F52-38AFBEDA151D}">
+<ds:datastoreItem xmlns:ds="http://schemas.openxmlformats.org/officeDocument/2006/customXml" ds:itemID="{6187286D-3B50-477E-8639-C290AE46F86D}">
   <ds:schemaRefs>
     <ds:schemaRef ds:uri="http://schemas.openxmlformats.org/officeDocument/2006/bibliography"/>
   </ds:schemaRefs>

--- a/Quotation_Template.docx
+++ b/Quotation_Template.docx
@@ -18,14 +18,23 @@
         <w:t xml:space="preserve">                                                                                                                                                                                                  </w:t>
       </w:r>
       <w:r>
+        <w:rPr>
+          <w:b/>
+        </w:rPr>
         <w:t>{</w:t>
       </w:r>
       <w:proofErr w:type="gramStart"/>
       <w:r>
+        <w:rPr>
+          <w:b/>
+        </w:rPr>
         <w:t>{ date</w:t>
       </w:r>
       <w:proofErr w:type="gramEnd"/>
       <w:r>
+        <w:rPr>
+          <w:b/>
+        </w:rPr>
         <w:t xml:space="preserve"> }}</w:t>
       </w:r>
     </w:p>
@@ -54,22 +63,37 @@
         <w:t xml:space="preserve">      </w:t>
       </w:r>
       <w:r>
+        <w:rPr>
+          <w:b/>
+        </w:rPr>
         <w:t>FSC: {</w:t>
       </w:r>
       <w:proofErr w:type="gramStart"/>
       <w:r>
+        <w:rPr>
+          <w:b/>
+        </w:rPr>
         <w:t xml:space="preserve">{ </w:t>
       </w:r>
       <w:proofErr w:type="spellStart"/>
       <w:r>
+        <w:rPr>
+          <w:b/>
+        </w:rPr>
         <w:t>fsc</w:t>
       </w:r>
       <w:proofErr w:type="gramEnd"/>
       <w:r>
+        <w:rPr>
+          <w:b/>
+        </w:rPr>
         <w:t>_name</w:t>
       </w:r>
       <w:proofErr w:type="spellEnd"/>
       <w:r>
+        <w:rPr>
+          <w:b/>
+        </w:rPr>
         <w:t xml:space="preserve"> }}</w:t>
       </w:r>
     </w:p>
@@ -112,14 +136,37 @@
         <w:t xml:space="preserve"> </w:t>
       </w:r>
       <w:r>
-        <w:t xml:space="preserve">{{ </w:t>
+        <w:rPr>
+          <w:b/>
+        </w:rPr>
+        <w:t>{</w:t>
+      </w:r>
+      <w:proofErr w:type="gramStart"/>
+      <w:r>
+        <w:rPr>
+          <w:b/>
+        </w:rPr>
+        <w:t xml:space="preserve">{ </w:t>
       </w:r>
       <w:proofErr w:type="spellStart"/>
       <w:r>
-        <w:t>fsc_code</w:t>
+        <w:rPr>
+          <w:b/>
+        </w:rPr>
+        <w:t>fsc</w:t>
+      </w:r>
+      <w:proofErr w:type="gramEnd"/>
+      <w:r>
+        <w:rPr>
+          <w:b/>
+        </w:rPr>
+        <w:t>_code</w:t>
       </w:r>
       <w:proofErr w:type="spellEnd"/>
       <w:r>
+        <w:rPr>
+          <w:b/>
+        </w:rPr>
         <w:t xml:space="preserve"> }}</w:t>
       </w:r>
       <w:r>
@@ -195,7 +242,16 @@
           <w:rFonts w:ascii="Cambria" w:hAnsi="Cambria" w:cs="Times New Roman"/>
           <w:b/>
         </w:rPr>
-        <w:t xml:space="preserve">                   </w:t>
+        <w:t xml:space="preserve">               </w:t>
+      </w:r>
+      <w:bookmarkStart w:id="0" w:name="_GoBack"/>
+      <w:bookmarkEnd w:id="0"/>
+      <w:r>
+        <w:rPr>
+          <w:rFonts w:ascii="Cambria" w:hAnsi="Cambria" w:cs="Times New Roman"/>
+          <w:b/>
+        </w:rPr>
+        <w:t xml:space="preserve">    </w:t>
       </w:r>
       <w:r>
         <w:rPr>
@@ -245,17 +301,46 @@
         <w:t xml:space="preserve">                          </w:t>
       </w:r>
       <w:r>
-        <w:t xml:space="preserve">MR. {{ </w:t>
+        <w:t xml:space="preserve">MR. </w:t>
+      </w:r>
+      <w:r>
+        <w:rPr>
+          <w:b/>
+        </w:rPr>
+        <w:t>{</w:t>
+      </w:r>
+      <w:proofErr w:type="gramStart"/>
+      <w:r>
+        <w:rPr>
+          <w:b/>
+        </w:rPr>
+        <w:t xml:space="preserve">{ </w:t>
       </w:r>
       <w:proofErr w:type="spellStart"/>
       <w:r>
-        <w:t>customer_name</w:t>
+        <w:rPr>
+          <w:b/>
+        </w:rPr>
+        <w:t>customer</w:t>
+      </w:r>
+      <w:proofErr w:type="gramEnd"/>
+      <w:r>
+        <w:rPr>
+          <w:b/>
+        </w:rPr>
+        <w:t>_name</w:t>
       </w:r>
       <w:proofErr w:type="spellEnd"/>
       <w:r>
+        <w:rPr>
+          <w:b/>
+        </w:rPr>
         <w:t xml:space="preserve"> }}</w:t>
       </w:r>
       <w:r>
+        <w:rPr>
+          <w:b/>
+        </w:rPr>
         <w:t xml:space="preserve"> </w:t>
       </w:r>
       <w:r>
@@ -303,6 +388,9 @@
       <w:pPr>
         <w:spacing w:after="0" w:line="240" w:lineRule="auto"/>
         <w:jc w:val="both"/>
+        <w:rPr>
+          <w:b/>
+        </w:rPr>
       </w:pPr>
       <w:r>
         <w:rPr>
@@ -326,22 +414,37 @@
         <w:t xml:space="preserve">  </w:t>
       </w:r>
       <w:r>
+        <w:rPr>
+          <w:b/>
+        </w:rPr>
         <w:t>{</w:t>
       </w:r>
       <w:proofErr w:type="gramStart"/>
       <w:r>
+        <w:rPr>
+          <w:b/>
+        </w:rPr>
         <w:t xml:space="preserve">{ </w:t>
       </w:r>
       <w:proofErr w:type="spellStart"/>
       <w:r>
+        <w:rPr>
+          <w:b/>
+        </w:rPr>
         <w:t>customer</w:t>
       </w:r>
       <w:proofErr w:type="gramEnd"/>
       <w:r>
+        <w:rPr>
+          <w:b/>
+        </w:rPr>
         <w:t>_address</w:t>
       </w:r>
       <w:proofErr w:type="spellEnd"/>
       <w:r>
+        <w:rPr>
+          <w:b/>
+        </w:rPr>
         <w:t xml:space="preserve"> }}</w:t>
       </w:r>
     </w:p>
@@ -356,7 +459,7 @@
     </w:p>
     <w:tbl>
       <w:tblPr>
-        <w:tblW w:w="5677" w:type="dxa"/>
+        <w:tblW w:w="5209" w:type="dxa"/>
         <w:tblCellSpacing w:w="15" w:type="dxa"/>
         <w:tblInd w:w="1417" w:type="dxa"/>
         <w:tblCellMar>
@@ -366,18 +469,18 @@
         <w:tblLook w:val="04A0" w:firstRow="1" w:lastRow="0" w:firstColumn="1" w:lastColumn="0" w:noHBand="0" w:noVBand="1"/>
       </w:tblPr>
       <w:tblGrid>
-        <w:gridCol w:w="2835"/>
-        <w:gridCol w:w="2842"/>
+        <w:gridCol w:w="2601"/>
+        <w:gridCol w:w="2608"/>
       </w:tblGrid>
       <w:tr>
         <w:trPr>
-          <w:trHeight w:val="20"/>
+          <w:trHeight w:val="12"/>
           <w:tblHeader/>
           <w:tblCellSpacing w:w="15" w:type="dxa"/>
         </w:trPr>
         <w:tc>
           <w:tcPr>
-            <w:tcW w:w="2790" w:type="dxa"/>
+            <w:tcW w:w="2556" w:type="dxa"/>
             <w:tcBorders>
               <w:top w:val="single" w:sz="6" w:space="0" w:color="C4C7C5"/>
               <w:left w:val="single" w:sz="6" w:space="0" w:color="C4C7C5"/>
@@ -405,8 +508,6 @@
                 <w:lang w:val="en-IN" w:eastAsia="en-IN"/>
               </w:rPr>
             </w:pPr>
-            <w:bookmarkStart w:id="0" w:name="_GoBack"/>
-            <w:bookmarkEnd w:id="0"/>
             <w:r>
               <w:rPr>
                 <w:rFonts w:ascii="Times New Roman" w:eastAsia="Times New Roman" w:hAnsi="Times New Roman" w:cs="Times New Roman"/>
@@ -424,7 +525,7 @@
         </w:tc>
         <w:tc>
           <w:tcPr>
-            <w:tcW w:w="2797" w:type="dxa"/>
+            <w:tcW w:w="2563" w:type="dxa"/>
             <w:tcBorders>
               <w:top w:val="single" w:sz="6" w:space="0" w:color="C4C7C5"/>
               <w:left w:val="single" w:sz="6" w:space="0" w:color="C4C7C5"/>
@@ -498,12 +599,12 @@
       </w:tr>
       <w:tr>
         <w:trPr>
-          <w:trHeight w:val="927"/>
+          <w:trHeight w:val="567"/>
           <w:tblCellSpacing w:w="15" w:type="dxa"/>
         </w:trPr>
         <w:tc>
           <w:tcPr>
-            <w:tcW w:w="2790" w:type="dxa"/>
+            <w:tcW w:w="2556" w:type="dxa"/>
             <w:tcBorders>
               <w:top w:val="single" w:sz="6" w:space="0" w:color="C4C7C5"/>
               <w:left w:val="single" w:sz="6" w:space="0" w:color="C4C7C5"/>
@@ -521,21 +622,15 @@
           </w:tcPr>
           <w:p>
             <w:pPr>
-              <w:spacing w:before="100" w:beforeAutospacing="1" w:after="100" w:afterAutospacing="1" w:line="240" w:lineRule="auto"/>
-              <w:rPr>
-                <w:rFonts w:ascii="Times New Roman" w:eastAsia="Times New Roman" w:hAnsi="Times New Roman" w:cs="Times New Roman"/>
-                <w:color w:val="1F1F1F"/>
-                <w:sz w:val="24"/>
-                <w:szCs w:val="24"/>
+              <w:pStyle w:val="NoSpacing"/>
+              <w:rPr>
+                <w:rFonts w:eastAsia="Times New Roman"/>
                 <w:lang w:val="en-IN" w:eastAsia="en-IN"/>
               </w:rPr>
             </w:pPr>
             <w:r>
               <w:rPr>
-                <w:rFonts w:ascii="Times New Roman" w:eastAsia="Times New Roman" w:hAnsi="Times New Roman" w:cs="Times New Roman"/>
-                <w:color w:val="1F1F1F"/>
-                <w:sz w:val="24"/>
-                <w:szCs w:val="24"/>
+                <w:rFonts w:eastAsia="Times New Roman"/>
                 <w:lang w:val="en-IN" w:eastAsia="en-IN"/>
               </w:rPr>
               <w:t>{% for item in items %}</w:t>
@@ -543,21 +638,15 @@
           </w:p>
           <w:p>
             <w:pPr>
-              <w:spacing w:before="100" w:beforeAutospacing="1" w:after="100" w:afterAutospacing="1" w:line="240" w:lineRule="auto"/>
-              <w:rPr>
-                <w:rFonts w:ascii="Times New Roman" w:eastAsia="Times New Roman" w:hAnsi="Times New Roman" w:cs="Times New Roman"/>
-                <w:color w:val="1F1F1F"/>
-                <w:sz w:val="24"/>
-                <w:szCs w:val="24"/>
+              <w:pStyle w:val="NoSpacing"/>
+              <w:rPr>
+                <w:rFonts w:eastAsia="Times New Roman"/>
                 <w:lang w:val="en-IN" w:eastAsia="en-IN"/>
               </w:rPr>
             </w:pPr>
             <w:r>
               <w:rPr>
-                <w:rFonts w:ascii="Times New Roman" w:eastAsia="Times New Roman" w:hAnsi="Times New Roman" w:cs="Times New Roman"/>
-                <w:color w:val="1F1F1F"/>
-                <w:sz w:val="24"/>
-                <w:szCs w:val="24"/>
+                <w:rFonts w:eastAsia="Times New Roman"/>
                 <w:lang w:val="en-IN" w:eastAsia="en-IN"/>
               </w:rPr>
               <w:t xml:space="preserve">{{ </w:t>
@@ -565,10 +654,7 @@
             <w:proofErr w:type="spellStart"/>
             <w:r>
               <w:rPr>
-                <w:rFonts w:ascii="Times New Roman" w:eastAsia="Times New Roman" w:hAnsi="Times New Roman" w:cs="Times New Roman"/>
-                <w:color w:val="1F1F1F"/>
-                <w:sz w:val="24"/>
-                <w:szCs w:val="24"/>
+                <w:rFonts w:eastAsia="Times New Roman"/>
                 <w:lang w:val="en-IN" w:eastAsia="en-IN"/>
               </w:rPr>
               <w:t>item.particulars</w:t>
@@ -576,10 +662,7 @@
             <w:proofErr w:type="spellEnd"/>
             <w:r>
               <w:rPr>
-                <w:rFonts w:ascii="Times New Roman" w:eastAsia="Times New Roman" w:hAnsi="Times New Roman" w:cs="Times New Roman"/>
-                <w:color w:val="1F1F1F"/>
-                <w:sz w:val="24"/>
-                <w:szCs w:val="24"/>
+                <w:rFonts w:eastAsia="Times New Roman"/>
                 <w:lang w:val="en-IN" w:eastAsia="en-IN"/>
               </w:rPr>
               <w:t xml:space="preserve"> }}</w:t>
@@ -587,21 +670,15 @@
           </w:p>
           <w:p>
             <w:pPr>
-              <w:spacing w:before="100" w:beforeAutospacing="1" w:after="100" w:afterAutospacing="1" w:line="240" w:lineRule="auto"/>
-              <w:rPr>
-                <w:rFonts w:ascii="Times New Roman" w:eastAsia="Times New Roman" w:hAnsi="Times New Roman" w:cs="Times New Roman"/>
-                <w:color w:val="1F1F1F"/>
-                <w:sz w:val="24"/>
-                <w:szCs w:val="24"/>
+              <w:pStyle w:val="NoSpacing"/>
+              <w:rPr>
+                <w:rFonts w:eastAsia="Times New Roman"/>
                 <w:lang w:val="en-IN" w:eastAsia="en-IN"/>
               </w:rPr>
             </w:pPr>
             <w:r>
               <w:rPr>
-                <w:rFonts w:ascii="Times New Roman" w:eastAsia="Times New Roman" w:hAnsi="Times New Roman" w:cs="Times New Roman"/>
-                <w:color w:val="1F1F1F"/>
-                <w:sz w:val="24"/>
-                <w:szCs w:val="24"/>
+                <w:rFonts w:eastAsia="Times New Roman"/>
                 <w:lang w:val="en-IN" w:eastAsia="en-IN"/>
               </w:rPr>
               <w:t xml:space="preserve">{% </w:t>
@@ -609,10 +686,7 @@
             <w:proofErr w:type="spellStart"/>
             <w:r>
               <w:rPr>
-                <w:rFonts w:ascii="Times New Roman" w:eastAsia="Times New Roman" w:hAnsi="Times New Roman" w:cs="Times New Roman"/>
-                <w:color w:val="1F1F1F"/>
-                <w:sz w:val="24"/>
-                <w:szCs w:val="24"/>
+                <w:rFonts w:eastAsia="Times New Roman"/>
                 <w:lang w:val="en-IN" w:eastAsia="en-IN"/>
               </w:rPr>
               <w:t>endfor</w:t>
@@ -620,10 +694,7 @@
             <w:proofErr w:type="spellEnd"/>
             <w:r>
               <w:rPr>
-                <w:rFonts w:ascii="Times New Roman" w:eastAsia="Times New Roman" w:hAnsi="Times New Roman" w:cs="Times New Roman"/>
-                <w:color w:val="1F1F1F"/>
-                <w:sz w:val="24"/>
-                <w:szCs w:val="24"/>
+                <w:rFonts w:eastAsia="Times New Roman"/>
                 <w:lang w:val="en-IN" w:eastAsia="en-IN"/>
               </w:rPr>
               <w:t xml:space="preserve"> %}</w:t>
@@ -632,7 +703,7 @@
         </w:tc>
         <w:tc>
           <w:tcPr>
-            <w:tcW w:w="2797" w:type="dxa"/>
+            <w:tcW w:w="2563" w:type="dxa"/>
             <w:tcBorders>
               <w:top w:val="single" w:sz="6" w:space="0" w:color="C4C7C5"/>
               <w:left w:val="single" w:sz="6" w:space="0" w:color="C4C7C5"/>
@@ -650,21 +721,15 @@
           </w:tcPr>
           <w:p>
             <w:pPr>
-              <w:spacing w:before="100" w:beforeAutospacing="1" w:after="100" w:afterAutospacing="1" w:line="240" w:lineRule="auto"/>
-              <w:rPr>
-                <w:rFonts w:ascii="Times New Roman" w:eastAsia="Times New Roman" w:hAnsi="Times New Roman" w:cs="Times New Roman"/>
-                <w:color w:val="1F1F1F"/>
-                <w:sz w:val="24"/>
-                <w:szCs w:val="24"/>
+              <w:pStyle w:val="NoSpacing"/>
+              <w:rPr>
+                <w:rFonts w:eastAsia="Times New Roman"/>
                 <w:lang w:val="en-IN" w:eastAsia="en-IN"/>
               </w:rPr>
             </w:pPr>
             <w:r>
               <w:rPr>
-                <w:rFonts w:ascii="Times New Roman" w:eastAsia="Times New Roman" w:hAnsi="Times New Roman" w:cs="Times New Roman"/>
-                <w:color w:val="1F1F1F"/>
-                <w:sz w:val="24"/>
-                <w:szCs w:val="24"/>
+                <w:rFonts w:eastAsia="Times New Roman"/>
                 <w:lang w:val="en-IN" w:eastAsia="en-IN"/>
               </w:rPr>
               <w:t>{% for item in items %}</w:t>
@@ -672,21 +737,15 @@
           </w:p>
           <w:p>
             <w:pPr>
-              <w:spacing w:before="100" w:beforeAutospacing="1" w:after="100" w:afterAutospacing="1" w:line="240" w:lineRule="auto"/>
-              <w:rPr>
-                <w:rFonts w:ascii="Times New Roman" w:eastAsia="Times New Roman" w:hAnsi="Times New Roman" w:cs="Times New Roman"/>
-                <w:color w:val="1F1F1F"/>
-                <w:sz w:val="24"/>
-                <w:szCs w:val="24"/>
+              <w:pStyle w:val="NoSpacing"/>
+              <w:rPr>
+                <w:rFonts w:eastAsia="Times New Roman"/>
                 <w:lang w:val="en-IN" w:eastAsia="en-IN"/>
               </w:rPr>
             </w:pPr>
             <w:r>
               <w:rPr>
-                <w:rFonts w:ascii="Times New Roman" w:eastAsia="Times New Roman" w:hAnsi="Times New Roman" w:cs="Times New Roman"/>
-                <w:color w:val="1F1F1F"/>
-                <w:sz w:val="24"/>
-                <w:szCs w:val="24"/>
+                <w:rFonts w:eastAsia="Times New Roman"/>
                 <w:lang w:val="en-IN" w:eastAsia="en-IN"/>
               </w:rPr>
               <w:t xml:space="preserve">{{ </w:t>
@@ -694,10 +753,7 @@
             <w:proofErr w:type="spellStart"/>
             <w:r>
               <w:rPr>
-                <w:rFonts w:ascii="Times New Roman" w:eastAsia="Times New Roman" w:hAnsi="Times New Roman" w:cs="Times New Roman"/>
-                <w:color w:val="1F1F1F"/>
-                <w:sz w:val="24"/>
-                <w:szCs w:val="24"/>
+                <w:rFonts w:eastAsia="Times New Roman"/>
                 <w:lang w:val="en-IN" w:eastAsia="en-IN"/>
               </w:rPr>
               <w:t>item.price</w:t>
@@ -705,10 +761,7 @@
             <w:proofErr w:type="spellEnd"/>
             <w:r>
               <w:rPr>
-                <w:rFonts w:ascii="Times New Roman" w:eastAsia="Times New Roman" w:hAnsi="Times New Roman" w:cs="Times New Roman"/>
-                <w:color w:val="1F1F1F"/>
-                <w:sz w:val="24"/>
-                <w:szCs w:val="24"/>
+                <w:rFonts w:eastAsia="Times New Roman"/>
                 <w:lang w:val="en-IN" w:eastAsia="en-IN"/>
               </w:rPr>
               <w:t xml:space="preserve"> }}</w:t>
@@ -716,21 +769,15 @@
           </w:p>
           <w:p>
             <w:pPr>
-              <w:spacing w:after="0" w:line="240" w:lineRule="auto"/>
-              <w:rPr>
-                <w:rFonts w:ascii="Times New Roman" w:eastAsia="Times New Roman" w:hAnsi="Times New Roman" w:cs="Times New Roman"/>
-                <w:color w:val="1F1F1F"/>
-                <w:sz w:val="24"/>
-                <w:szCs w:val="24"/>
+              <w:pStyle w:val="NoSpacing"/>
+              <w:rPr>
+                <w:rFonts w:eastAsia="Times New Roman"/>
                 <w:lang w:val="en-IN" w:eastAsia="en-IN"/>
               </w:rPr>
             </w:pPr>
             <w:r>
               <w:rPr>
-                <w:rFonts w:ascii="Times New Roman" w:eastAsia="Times New Roman" w:hAnsi="Times New Roman" w:cs="Times New Roman"/>
-                <w:color w:val="1F1F1F"/>
-                <w:sz w:val="24"/>
-                <w:szCs w:val="24"/>
+                <w:rFonts w:eastAsia="Times New Roman"/>
                 <w:lang w:val="en-IN" w:eastAsia="en-IN"/>
               </w:rPr>
               <w:t xml:space="preserve">{% </w:t>
@@ -738,10 +785,7 @@
             <w:proofErr w:type="spellStart"/>
             <w:r>
               <w:rPr>
-                <w:rFonts w:ascii="Times New Roman" w:eastAsia="Times New Roman" w:hAnsi="Times New Roman" w:cs="Times New Roman"/>
-                <w:color w:val="1F1F1F"/>
-                <w:sz w:val="24"/>
-                <w:szCs w:val="24"/>
+                <w:rFonts w:eastAsia="Times New Roman"/>
                 <w:lang w:val="en-IN" w:eastAsia="en-IN"/>
               </w:rPr>
               <w:t>endfor</w:t>
@@ -749,10 +793,7 @@
             <w:proofErr w:type="spellEnd"/>
             <w:r>
               <w:rPr>
-                <w:rFonts w:ascii="Times New Roman" w:eastAsia="Times New Roman" w:hAnsi="Times New Roman" w:cs="Times New Roman"/>
-                <w:color w:val="1F1F1F"/>
-                <w:sz w:val="24"/>
-                <w:szCs w:val="24"/>
+                <w:rFonts w:eastAsia="Times New Roman"/>
                 <w:lang w:val="en-IN" w:eastAsia="en-IN"/>
               </w:rPr>
               <w:t xml:space="preserve"> %}</w:t>
@@ -762,12 +803,12 @@
       </w:tr>
       <w:tr>
         <w:trPr>
-          <w:trHeight w:val="87"/>
+          <w:trHeight w:val="53"/>
           <w:tblCellSpacing w:w="15" w:type="dxa"/>
         </w:trPr>
         <w:tc>
           <w:tcPr>
-            <w:tcW w:w="2790" w:type="dxa"/>
+            <w:tcW w:w="2556" w:type="dxa"/>
             <w:tcBorders>
               <w:top w:val="single" w:sz="6" w:space="0" w:color="C4C7C5"/>
               <w:left w:val="single" w:sz="6" w:space="0" w:color="C4C7C5"/>
@@ -812,7 +853,7 @@
         </w:tc>
         <w:tc>
           <w:tcPr>
-            <w:tcW w:w="2797" w:type="dxa"/>
+            <w:tcW w:w="2563" w:type="dxa"/>
             <w:tcBorders>
               <w:top w:val="single" w:sz="6" w:space="0" w:color="C4C7C5"/>
               <w:left w:val="single" w:sz="6" w:space="0" w:color="C4C7C5"/>
@@ -2729,6 +2770,19 @@
       <w:lang w:val="en-IN" w:eastAsia="en-IN"/>
     </w:rPr>
   </w:style>
+  <w:style w:type="paragraph" w:styleId="NoSpacing">
+    <w:name w:val="No Spacing"/>
+    <w:uiPriority w:val="1"/>
+    <w:qFormat/>
+    <w:rsid w:val="00241574"/>
+    <w:pPr>
+      <w:spacing w:after="0" w:line="240" w:lineRule="auto"/>
+    </w:pPr>
+    <w:rPr>
+      <w:rFonts w:eastAsiaTheme="minorEastAsia"/>
+      <w:lang w:val="en-US"/>
+    </w:rPr>
+  </w:style>
 </w:styles>
 </file>
 
@@ -2998,7 +3052,7 @@
 </file>
 
 <file path=customXml/itemProps1.xml><?xml version="1.0" encoding="utf-8"?>
-<ds:datastoreItem xmlns:ds="http://schemas.openxmlformats.org/officeDocument/2006/customXml" ds:itemID="{6187286D-3B50-477E-8639-C290AE46F86D}">
+<ds:datastoreItem xmlns:ds="http://schemas.openxmlformats.org/officeDocument/2006/customXml" ds:itemID="{D30EE1D4-26FD-45B3-B0D7-8D0F2600533A}">
   <ds:schemaRefs>
     <ds:schemaRef ds:uri="http://schemas.openxmlformats.org/officeDocument/2006/bibliography"/>
   </ds:schemaRefs>

--- a/Quotation_Template.docx
+++ b/Quotation_Template.docx
@@ -242,16 +242,7 @@
           <w:rFonts w:ascii="Cambria" w:hAnsi="Cambria" w:cs="Times New Roman"/>
           <w:b/>
         </w:rPr>
-        <w:t xml:space="preserve">               </w:t>
-      </w:r>
-      <w:bookmarkStart w:id="0" w:name="_GoBack"/>
-      <w:bookmarkEnd w:id="0"/>
-      <w:r>
-        <w:rPr>
-          <w:rFonts w:ascii="Cambria" w:hAnsi="Cambria" w:cs="Times New Roman"/>
-          <w:b/>
-        </w:rPr>
-        <w:t xml:space="preserve">    </w:t>
+        <w:t xml:space="preserve">                   </w:t>
       </w:r>
       <w:r>
         <w:rPr>
@@ -459,13 +450,9 @@
     </w:p>
     <w:tbl>
       <w:tblPr>
+        <w:tblStyle w:val="TableGrid"/>
         <w:tblW w:w="5209" w:type="dxa"/>
-        <w:tblCellSpacing w:w="15" w:type="dxa"/>
-        <w:tblInd w:w="1417" w:type="dxa"/>
-        <w:tblCellMar>
-          <w:left w:w="0" w:type="dxa"/>
-          <w:right w:w="0" w:type="dxa"/>
-        </w:tblCellMar>
+        <w:tblInd w:w="2215" w:type="dxa"/>
         <w:tblLook w:val="04A0" w:firstRow="1" w:lastRow="0" w:firstColumn="1" w:lastColumn="0" w:noHBand="0" w:noVBand="1"/>
       </w:tblPr>
       <w:tblGrid>
@@ -475,26 +462,11 @@
       <w:tr>
         <w:trPr>
           <w:trHeight w:val="12"/>
-          <w:tblHeader/>
-          <w:tblCellSpacing w:w="15" w:type="dxa"/>
         </w:trPr>
         <w:tc>
           <w:tcPr>
-            <w:tcW w:w="2556" w:type="dxa"/>
-            <w:tcBorders>
-              <w:top w:val="single" w:sz="6" w:space="0" w:color="C4C7C5"/>
-              <w:left w:val="single" w:sz="6" w:space="0" w:color="C4C7C5"/>
-              <w:bottom w:val="single" w:sz="6" w:space="0" w:color="C4C7C5"/>
-              <w:right w:val="single" w:sz="6" w:space="0" w:color="C4C7C5"/>
-            </w:tcBorders>
+            <w:tcW w:w="2601" w:type="dxa"/>
             <w:shd w:val="clear" w:color="auto" w:fill="FFE599" w:themeFill="accent4" w:themeFillTint="66"/>
-            <w:tcMar>
-              <w:top w:w="120" w:type="dxa"/>
-              <w:left w:w="180" w:type="dxa"/>
-              <w:bottom w:w="120" w:type="dxa"/>
-              <w:right w:w="180" w:type="dxa"/>
-            </w:tcMar>
-            <w:vAlign w:val="center"/>
             <w:hideMark/>
           </w:tcPr>
           <w:p>
@@ -525,21 +497,8 @@
         </w:tc>
         <w:tc>
           <w:tcPr>
-            <w:tcW w:w="2563" w:type="dxa"/>
-            <w:tcBorders>
-              <w:top w:val="single" w:sz="6" w:space="0" w:color="C4C7C5"/>
-              <w:left w:val="single" w:sz="6" w:space="0" w:color="C4C7C5"/>
-              <w:bottom w:val="single" w:sz="6" w:space="0" w:color="C4C7C5"/>
-              <w:right w:val="single" w:sz="6" w:space="0" w:color="C4C7C5"/>
-            </w:tcBorders>
+            <w:tcW w:w="2608" w:type="dxa"/>
             <w:shd w:val="clear" w:color="auto" w:fill="FFE599" w:themeFill="accent4" w:themeFillTint="66"/>
-            <w:tcMar>
-              <w:top w:w="120" w:type="dxa"/>
-              <w:left w:w="180" w:type="dxa"/>
-              <w:bottom w:w="120" w:type="dxa"/>
-              <w:right w:w="180" w:type="dxa"/>
-            </w:tcMar>
-            <w:vAlign w:val="center"/>
             <w:hideMark/>
           </w:tcPr>
           <w:p>
@@ -600,24 +559,10 @@
       <w:tr>
         <w:trPr>
           <w:trHeight w:val="567"/>
-          <w:tblCellSpacing w:w="15" w:type="dxa"/>
         </w:trPr>
         <w:tc>
           <w:tcPr>
-            <w:tcW w:w="2556" w:type="dxa"/>
-            <w:tcBorders>
-              <w:top w:val="single" w:sz="6" w:space="0" w:color="C4C7C5"/>
-              <w:left w:val="single" w:sz="6" w:space="0" w:color="C4C7C5"/>
-              <w:bottom w:val="single" w:sz="6" w:space="0" w:color="C4C7C5"/>
-              <w:right w:val="single" w:sz="6" w:space="0" w:color="C4C7C5"/>
-            </w:tcBorders>
-            <w:tcMar>
-              <w:top w:w="120" w:type="dxa"/>
-              <w:left w:w="180" w:type="dxa"/>
-              <w:bottom w:w="120" w:type="dxa"/>
-              <w:right w:w="180" w:type="dxa"/>
-            </w:tcMar>
-            <w:vAlign w:val="center"/>
+            <w:tcW w:w="2601" w:type="dxa"/>
             <w:hideMark/>
           </w:tcPr>
           <w:p>
@@ -703,20 +648,7 @@
         </w:tc>
         <w:tc>
           <w:tcPr>
-            <w:tcW w:w="2563" w:type="dxa"/>
-            <w:tcBorders>
-              <w:top w:val="single" w:sz="6" w:space="0" w:color="C4C7C5"/>
-              <w:left w:val="single" w:sz="6" w:space="0" w:color="C4C7C5"/>
-              <w:bottom w:val="single" w:sz="6" w:space="0" w:color="C4C7C5"/>
-              <w:right w:val="single" w:sz="6" w:space="0" w:color="C4C7C5"/>
-            </w:tcBorders>
-            <w:tcMar>
-              <w:top w:w="120" w:type="dxa"/>
-              <w:left w:w="180" w:type="dxa"/>
-              <w:bottom w:w="120" w:type="dxa"/>
-              <w:right w:w="180" w:type="dxa"/>
-            </w:tcMar>
-            <w:vAlign w:val="center"/>
+            <w:tcW w:w="2608" w:type="dxa"/>
             <w:hideMark/>
           </w:tcPr>
           <w:p>
@@ -800,29 +732,17 @@
             </w:r>
           </w:p>
         </w:tc>
+        <w:bookmarkStart w:id="0" w:name="_GoBack"/>
+        <w:bookmarkEnd w:id="0"/>
       </w:tr>
       <w:tr>
         <w:trPr>
           <w:trHeight w:val="53"/>
-          <w:tblCellSpacing w:w="15" w:type="dxa"/>
         </w:trPr>
         <w:tc>
           <w:tcPr>
-            <w:tcW w:w="2556" w:type="dxa"/>
-            <w:tcBorders>
-              <w:top w:val="single" w:sz="6" w:space="0" w:color="C4C7C5"/>
-              <w:left w:val="single" w:sz="6" w:space="0" w:color="C4C7C5"/>
-              <w:bottom w:val="single" w:sz="6" w:space="0" w:color="C4C7C5"/>
-              <w:right w:val="single" w:sz="6" w:space="0" w:color="C4C7C5"/>
-            </w:tcBorders>
+            <w:tcW w:w="2601" w:type="dxa"/>
             <w:shd w:val="clear" w:color="auto" w:fill="A8D08D" w:themeFill="accent6" w:themeFillTint="99"/>
-            <w:tcMar>
-              <w:top w:w="120" w:type="dxa"/>
-              <w:left w:w="180" w:type="dxa"/>
-              <w:bottom w:w="120" w:type="dxa"/>
-              <w:right w:w="180" w:type="dxa"/>
-            </w:tcMar>
-            <w:vAlign w:val="center"/>
             <w:hideMark/>
           </w:tcPr>
           <w:p>
@@ -853,21 +773,8 @@
         </w:tc>
         <w:tc>
           <w:tcPr>
-            <w:tcW w:w="2563" w:type="dxa"/>
-            <w:tcBorders>
-              <w:top w:val="single" w:sz="6" w:space="0" w:color="C4C7C5"/>
-              <w:left w:val="single" w:sz="6" w:space="0" w:color="C4C7C5"/>
-              <w:bottom w:val="single" w:sz="6" w:space="0" w:color="C4C7C5"/>
-              <w:right w:val="single" w:sz="6" w:space="0" w:color="C4C7C5"/>
-            </w:tcBorders>
+            <w:tcW w:w="2608" w:type="dxa"/>
             <w:shd w:val="clear" w:color="auto" w:fill="A8D08D" w:themeFill="accent6" w:themeFillTint="99"/>
-            <w:tcMar>
-              <w:top w:w="120" w:type="dxa"/>
-              <w:left w:w="180" w:type="dxa"/>
-              <w:bottom w:w="120" w:type="dxa"/>
-              <w:right w:w="180" w:type="dxa"/>
-            </w:tcMar>
-            <w:vAlign w:val="center"/>
             <w:hideMark/>
           </w:tcPr>
           <w:p>
@@ -2783,6 +2690,32 @@
       <w:lang w:val="en-US"/>
     </w:rPr>
   </w:style>
+  <w:style w:type="table" w:styleId="TableGrid">
+    <w:name w:val="Table Grid"/>
+    <w:basedOn w:val="TableNormal"/>
+    <w:uiPriority w:val="39"/>
+    <w:rsid w:val="005601C8"/>
+    <w:pPr>
+      <w:spacing w:after="0" w:line="240" w:lineRule="auto"/>
+    </w:pPr>
+    <w:tblPr>
+      <w:tblInd w:w="0" w:type="dxa"/>
+      <w:tblBorders>
+        <w:top w:val="single" w:sz="4" w:space="0" w:color="auto"/>
+        <w:left w:val="single" w:sz="4" w:space="0" w:color="auto"/>
+        <w:bottom w:val="single" w:sz="4" w:space="0" w:color="auto"/>
+        <w:right w:val="single" w:sz="4" w:space="0" w:color="auto"/>
+        <w:insideH w:val="single" w:sz="4" w:space="0" w:color="auto"/>
+        <w:insideV w:val="single" w:sz="4" w:space="0" w:color="auto"/>
+      </w:tblBorders>
+      <w:tblCellMar>
+        <w:top w:w="0" w:type="dxa"/>
+        <w:left w:w="108" w:type="dxa"/>
+        <w:bottom w:w="0" w:type="dxa"/>
+        <w:right w:w="108" w:type="dxa"/>
+      </w:tblCellMar>
+    </w:tblPr>
+  </w:style>
 </w:styles>
 </file>
 
@@ -3052,7 +2985,7 @@
 </file>
 
 <file path=customXml/itemProps1.xml><?xml version="1.0" encoding="utf-8"?>
-<ds:datastoreItem xmlns:ds="http://schemas.openxmlformats.org/officeDocument/2006/customXml" ds:itemID="{D30EE1D4-26FD-45B3-B0D7-8D0F2600533A}">
+<ds:datastoreItem xmlns:ds="http://schemas.openxmlformats.org/officeDocument/2006/customXml" ds:itemID="{BDCAC66E-8433-4649-96E2-2BF604B97EAF}">
   <ds:schemaRefs>
     <ds:schemaRef ds:uri="http://schemas.openxmlformats.org/officeDocument/2006/bibliography"/>
   </ds:schemaRefs>

--- a/Quotation_Template.docx
+++ b/Quotation_Template.docx
@@ -450,45 +450,52 @@
     </w:p>
     <w:tbl>
       <w:tblPr>
-        <w:tblStyle w:val="TableGrid"/>
-        <w:tblW w:w="5209" w:type="dxa"/>
-        <w:tblInd w:w="2215" w:type="dxa"/>
+        <w:tblW w:w="6006" w:type="dxa"/>
+        <w:tblInd w:w="1745" w:type="dxa"/>
         <w:tblLook w:val="04A0" w:firstRow="1" w:lastRow="0" w:firstColumn="1" w:lastColumn="0" w:noHBand="0" w:noVBand="1"/>
       </w:tblPr>
       <w:tblGrid>
-        <w:gridCol w:w="2601"/>
-        <w:gridCol w:w="2608"/>
+        <w:gridCol w:w="3003"/>
+        <w:gridCol w:w="3003"/>
       </w:tblGrid>
       <w:tr>
         <w:trPr>
-          <w:trHeight w:val="12"/>
+          <w:trHeight w:val="271"/>
         </w:trPr>
         <w:tc>
           <w:tcPr>
-            <w:tcW w:w="2601" w:type="dxa"/>
-            <w:shd w:val="clear" w:color="auto" w:fill="FFE599" w:themeFill="accent4" w:themeFillTint="66"/>
+            <w:tcW w:w="3003" w:type="dxa"/>
+            <w:tcBorders>
+              <w:top w:val="single" w:sz="8" w:space="0" w:color="auto"/>
+              <w:left w:val="single" w:sz="8" w:space="0" w:color="auto"/>
+              <w:bottom w:val="single" w:sz="8" w:space="0" w:color="auto"/>
+              <w:right w:val="single" w:sz="8" w:space="0" w:color="auto"/>
+            </w:tcBorders>
+            <w:shd w:val="clear" w:color="000000" w:fill="FFFF99"/>
+            <w:noWrap/>
+            <w:vAlign w:val="center"/>
             <w:hideMark/>
           </w:tcPr>
           <w:p>
             <w:pPr>
               <w:spacing w:after="0" w:line="240" w:lineRule="auto"/>
-              <w:rPr>
-                <w:rFonts w:ascii="Times New Roman" w:eastAsia="Times New Roman" w:hAnsi="Times New Roman" w:cs="Times New Roman"/>
-                <w:color w:val="1F1F1F"/>
-                <w:sz w:val="24"/>
-                <w:szCs w:val="24"/>
-                <w:lang w:val="en-IN" w:eastAsia="en-IN"/>
-              </w:rPr>
-            </w:pPr>
-            <w:r>
-              <w:rPr>
-                <w:rFonts w:ascii="Times New Roman" w:eastAsia="Times New Roman" w:hAnsi="Times New Roman" w:cs="Times New Roman"/>
+              <w:jc w:val="center"/>
+              <w:rPr>
+                <w:rFonts w:ascii="Calibri" w:eastAsia="Times New Roman" w:hAnsi="Calibri" w:cs="Calibri"/>
                 <w:b/>
                 <w:bCs/>
-                <w:color w:val="1F1F1F"/>
-                <w:sz w:val="24"/>
-                <w:szCs w:val="24"/>
-                <w:bdr w:val="none" w:sz="0" w:space="0" w:color="auto" w:frame="1"/>
+                <w:color w:val="FF0000"/>
+                <w:lang w:val="en-IN" w:eastAsia="en-IN"/>
+              </w:rPr>
+            </w:pPr>
+            <w:bookmarkStart w:id="0" w:name="_GoBack"/>
+            <w:bookmarkEnd w:id="0"/>
+            <w:r>
+              <w:rPr>
+                <w:rFonts w:ascii="Calibri" w:eastAsia="Times New Roman" w:hAnsi="Calibri" w:cs="Calibri"/>
+                <w:b/>
+                <w:bCs/>
+                <w:color w:val="FF0000"/>
                 <w:lang w:val="en-IN" w:eastAsia="en-IN"/>
               </w:rPr>
               <w:t>PARTICULARS</w:t>
@@ -497,30 +504,36 @@
         </w:tc>
         <w:tc>
           <w:tcPr>
-            <w:tcW w:w="2608" w:type="dxa"/>
-            <w:shd w:val="clear" w:color="auto" w:fill="FFE599" w:themeFill="accent4" w:themeFillTint="66"/>
+            <w:tcW w:w="3003" w:type="dxa"/>
+            <w:tcBorders>
+              <w:top w:val="single" w:sz="8" w:space="0" w:color="auto"/>
+              <w:left w:val="nil"/>
+              <w:bottom w:val="single" w:sz="8" w:space="0" w:color="auto"/>
+              <w:right w:val="single" w:sz="8" w:space="0" w:color="auto"/>
+            </w:tcBorders>
+            <w:shd w:val="clear" w:color="000000" w:fill="FFFF99"/>
+            <w:noWrap/>
+            <w:vAlign w:val="center"/>
             <w:hideMark/>
           </w:tcPr>
           <w:p>
             <w:pPr>
               <w:spacing w:after="0" w:line="240" w:lineRule="auto"/>
-              <w:rPr>
-                <w:rFonts w:ascii="Times New Roman" w:eastAsia="Times New Roman" w:hAnsi="Times New Roman" w:cs="Times New Roman"/>
-                <w:color w:val="1F1F1F"/>
-                <w:sz w:val="24"/>
-                <w:szCs w:val="24"/>
+              <w:jc w:val="center"/>
+              <w:rPr>
+                <w:rFonts w:ascii="Calibri" w:eastAsia="Times New Roman" w:hAnsi="Calibri" w:cs="Calibri"/>
+                <w:b/>
+                <w:bCs/>
+                <w:color w:val="FF0000"/>
                 <w:lang w:val="en-IN" w:eastAsia="en-IN"/>
               </w:rPr>
             </w:pPr>
             <w:r>
               <w:rPr>
-                <w:rFonts w:ascii="Times New Roman" w:eastAsia="Times New Roman" w:hAnsi="Times New Roman" w:cs="Times New Roman"/>
+                <w:rFonts w:ascii="Calibri" w:eastAsia="Times New Roman" w:hAnsi="Calibri" w:cs="Calibri"/>
                 <w:b/>
                 <w:bCs/>
-                <w:color w:val="1F1F1F"/>
-                <w:sz w:val="24"/>
-                <w:szCs w:val="24"/>
-                <w:bdr w:val="none" w:sz="0" w:space="0" w:color="auto" w:frame="1"/>
+                <w:color w:val="FF0000"/>
                 <w:lang w:val="en-IN" w:eastAsia="en-IN"/>
               </w:rPr>
               <w:t xml:space="preserve">{{ </w:t>
@@ -528,13 +541,10 @@
             <w:proofErr w:type="spellStart"/>
             <w:r>
               <w:rPr>
-                <w:rFonts w:ascii="Times New Roman" w:eastAsia="Times New Roman" w:hAnsi="Times New Roman" w:cs="Times New Roman"/>
+                <w:rFonts w:ascii="Calibri" w:eastAsia="Times New Roman" w:hAnsi="Calibri" w:cs="Calibri"/>
                 <w:b/>
                 <w:bCs/>
-                <w:color w:val="1F1F1F"/>
-                <w:sz w:val="24"/>
-                <w:szCs w:val="24"/>
-                <w:bdr w:val="none" w:sz="0" w:space="0" w:color="auto" w:frame="1"/>
+                <w:color w:val="FF0000"/>
                 <w:lang w:val="en-IN" w:eastAsia="en-IN"/>
               </w:rPr>
               <w:t>vehicle_variant</w:t>
@@ -542,13 +552,10 @@
             <w:proofErr w:type="spellEnd"/>
             <w:r>
               <w:rPr>
-                <w:rFonts w:ascii="Times New Roman" w:eastAsia="Times New Roman" w:hAnsi="Times New Roman" w:cs="Times New Roman"/>
+                <w:rFonts w:ascii="Calibri" w:eastAsia="Times New Roman" w:hAnsi="Calibri" w:cs="Calibri"/>
                 <w:b/>
                 <w:bCs/>
-                <w:color w:val="1F1F1F"/>
-                <w:sz w:val="24"/>
-                <w:szCs w:val="24"/>
-                <w:bdr w:val="none" w:sz="0" w:space="0" w:color="auto" w:frame="1"/>
+                <w:color w:val="FF0000"/>
                 <w:lang w:val="en-IN" w:eastAsia="en-IN"/>
               </w:rPr>
               <w:t xml:space="preserve"> }}</w:t>
@@ -558,40 +565,107 @@
       </w:tr>
       <w:tr>
         <w:trPr>
-          <w:trHeight w:val="567"/>
+          <w:trHeight w:val="258"/>
         </w:trPr>
         <w:tc>
           <w:tcPr>
-            <w:tcW w:w="2601" w:type="dxa"/>
+            <w:tcW w:w="3003" w:type="dxa"/>
+            <w:tcBorders>
+              <w:top w:val="single" w:sz="4" w:space="0" w:color="auto"/>
+              <w:left w:val="single" w:sz="4" w:space="0" w:color="auto"/>
+              <w:bottom w:val="single" w:sz="4" w:space="0" w:color="auto"/>
+              <w:right w:val="single" w:sz="4" w:space="0" w:color="auto"/>
+            </w:tcBorders>
+            <w:shd w:val="clear" w:color="auto" w:fill="auto"/>
+            <w:noWrap/>
+            <w:vAlign w:val="center"/>
             <w:hideMark/>
           </w:tcPr>
           <w:p>
             <w:pPr>
-              <w:pStyle w:val="NoSpacing"/>
-              <w:rPr>
-                <w:rFonts w:eastAsia="Times New Roman"/>
+              <w:spacing w:after="0" w:line="240" w:lineRule="auto"/>
+              <w:rPr>
+                <w:rFonts w:ascii="Calibri" w:eastAsia="Times New Roman" w:hAnsi="Calibri" w:cs="Calibri"/>
+                <w:color w:val="000000"/>
                 <w:lang w:val="en-IN" w:eastAsia="en-IN"/>
               </w:rPr>
             </w:pPr>
             <w:r>
               <w:rPr>
-                <w:rFonts w:eastAsia="Times New Roman"/>
+                <w:rFonts w:ascii="Calibri" w:eastAsia="Times New Roman" w:hAnsi="Calibri" w:cs="Calibri"/>
+                <w:color w:val="000000"/>
                 <w:lang w:val="en-IN" w:eastAsia="en-IN"/>
               </w:rPr>
               <w:t>{% for item in items %}</w:t>
             </w:r>
           </w:p>
+        </w:tc>
+        <w:tc>
+          <w:tcPr>
+            <w:tcW w:w="3003" w:type="dxa"/>
+            <w:tcBorders>
+              <w:top w:val="single" w:sz="4" w:space="0" w:color="auto"/>
+              <w:left w:val="nil"/>
+              <w:bottom w:val="single" w:sz="4" w:space="0" w:color="auto"/>
+              <w:right w:val="single" w:sz="4" w:space="0" w:color="auto"/>
+            </w:tcBorders>
+            <w:shd w:val="clear" w:color="auto" w:fill="auto"/>
+            <w:noWrap/>
+            <w:vAlign w:val="center"/>
+            <w:hideMark/>
+          </w:tcPr>
           <w:p>
             <w:pPr>
-              <w:pStyle w:val="NoSpacing"/>
-              <w:rPr>
-                <w:rFonts w:eastAsia="Times New Roman"/>
+              <w:spacing w:after="0" w:line="240" w:lineRule="auto"/>
+              <w:jc w:val="center"/>
+              <w:rPr>
+                <w:rFonts w:ascii="Calibri" w:eastAsia="Times New Roman" w:hAnsi="Calibri" w:cs="Calibri"/>
+                <w:color w:val="000000"/>
                 <w:lang w:val="en-IN" w:eastAsia="en-IN"/>
               </w:rPr>
             </w:pPr>
             <w:r>
               <w:rPr>
-                <w:rFonts w:eastAsia="Times New Roman"/>
+                <w:rFonts w:ascii="Calibri" w:eastAsia="Times New Roman" w:hAnsi="Calibri" w:cs="Calibri"/>
+                <w:color w:val="000000"/>
+                <w:lang w:val="en-IN" w:eastAsia="en-IN"/>
+              </w:rPr>
+              <w:t>{% for item in items %}</w:t>
+            </w:r>
+          </w:p>
+        </w:tc>
+      </w:tr>
+      <w:tr>
+        <w:trPr>
+          <w:trHeight w:val="258"/>
+        </w:trPr>
+        <w:tc>
+          <w:tcPr>
+            <w:tcW w:w="3003" w:type="dxa"/>
+            <w:tcBorders>
+              <w:top w:val="nil"/>
+              <w:left w:val="single" w:sz="4" w:space="0" w:color="auto"/>
+              <w:bottom w:val="single" w:sz="4" w:space="0" w:color="auto"/>
+              <w:right w:val="single" w:sz="4" w:space="0" w:color="auto"/>
+            </w:tcBorders>
+            <w:shd w:val="clear" w:color="auto" w:fill="auto"/>
+            <w:noWrap/>
+            <w:vAlign w:val="center"/>
+            <w:hideMark/>
+          </w:tcPr>
+          <w:p>
+            <w:pPr>
+              <w:spacing w:after="0" w:line="240" w:lineRule="auto"/>
+              <w:rPr>
+                <w:rFonts w:ascii="Calibri" w:eastAsia="Times New Roman" w:hAnsi="Calibri" w:cs="Calibri"/>
+                <w:color w:val="000000"/>
+                <w:lang w:val="en-IN" w:eastAsia="en-IN"/>
+              </w:rPr>
+            </w:pPr>
+            <w:r>
+              <w:rPr>
+                <w:rFonts w:ascii="Calibri" w:eastAsia="Times New Roman" w:hAnsi="Calibri" w:cs="Calibri"/>
+                <w:color w:val="000000"/>
                 <w:lang w:val="en-IN" w:eastAsia="en-IN"/>
               </w:rPr>
               <w:t xml:space="preserve">{{ </w:t>
@@ -599,7 +673,8 @@
             <w:proofErr w:type="spellStart"/>
             <w:r>
               <w:rPr>
-                <w:rFonts w:eastAsia="Times New Roman"/>
+                <w:rFonts w:ascii="Calibri" w:eastAsia="Times New Roman" w:hAnsi="Calibri" w:cs="Calibri"/>
+                <w:color w:val="000000"/>
                 <w:lang w:val="en-IN" w:eastAsia="en-IN"/>
               </w:rPr>
               <w:t>item.particulars</w:t>
@@ -607,23 +682,98 @@
             <w:proofErr w:type="spellEnd"/>
             <w:r>
               <w:rPr>
-                <w:rFonts w:eastAsia="Times New Roman"/>
+                <w:rFonts w:ascii="Calibri" w:eastAsia="Times New Roman" w:hAnsi="Calibri" w:cs="Calibri"/>
+                <w:color w:val="000000"/>
                 <w:lang w:val="en-IN" w:eastAsia="en-IN"/>
               </w:rPr>
               <w:t xml:space="preserve"> }}</w:t>
             </w:r>
           </w:p>
+        </w:tc>
+        <w:tc>
+          <w:tcPr>
+            <w:tcW w:w="3003" w:type="dxa"/>
+            <w:tcBorders>
+              <w:top w:val="nil"/>
+              <w:left w:val="nil"/>
+              <w:bottom w:val="single" w:sz="4" w:space="0" w:color="auto"/>
+              <w:right w:val="single" w:sz="4" w:space="0" w:color="auto"/>
+            </w:tcBorders>
+            <w:shd w:val="clear" w:color="auto" w:fill="auto"/>
+            <w:noWrap/>
+            <w:vAlign w:val="center"/>
+            <w:hideMark/>
+          </w:tcPr>
           <w:p>
             <w:pPr>
-              <w:pStyle w:val="NoSpacing"/>
-              <w:rPr>
-                <w:rFonts w:eastAsia="Times New Roman"/>
+              <w:spacing w:after="0" w:line="240" w:lineRule="auto"/>
+              <w:jc w:val="center"/>
+              <w:rPr>
+                <w:rFonts w:ascii="Calibri" w:eastAsia="Times New Roman" w:hAnsi="Calibri" w:cs="Calibri"/>
+                <w:color w:val="000000"/>
                 <w:lang w:val="en-IN" w:eastAsia="en-IN"/>
               </w:rPr>
             </w:pPr>
             <w:r>
               <w:rPr>
-                <w:rFonts w:eastAsia="Times New Roman"/>
+                <w:rFonts w:ascii="Calibri" w:eastAsia="Times New Roman" w:hAnsi="Calibri" w:cs="Calibri"/>
+                <w:color w:val="000000"/>
+                <w:lang w:val="en-IN" w:eastAsia="en-IN"/>
+              </w:rPr>
+              <w:t xml:space="preserve">{{ </w:t>
+            </w:r>
+            <w:proofErr w:type="spellStart"/>
+            <w:r>
+              <w:rPr>
+                <w:rFonts w:ascii="Calibri" w:eastAsia="Times New Roman" w:hAnsi="Calibri" w:cs="Calibri"/>
+                <w:color w:val="000000"/>
+                <w:lang w:val="en-IN" w:eastAsia="en-IN"/>
+              </w:rPr>
+              <w:t>item.price</w:t>
+            </w:r>
+            <w:proofErr w:type="spellEnd"/>
+            <w:r>
+              <w:rPr>
+                <w:rFonts w:ascii="Calibri" w:eastAsia="Times New Roman" w:hAnsi="Calibri" w:cs="Calibri"/>
+                <w:color w:val="000000"/>
+                <w:lang w:val="en-IN" w:eastAsia="en-IN"/>
+              </w:rPr>
+              <w:t xml:space="preserve"> }}</w:t>
+            </w:r>
+          </w:p>
+        </w:tc>
+      </w:tr>
+      <w:tr>
+        <w:trPr>
+          <w:trHeight w:val="258"/>
+        </w:trPr>
+        <w:tc>
+          <w:tcPr>
+            <w:tcW w:w="3003" w:type="dxa"/>
+            <w:tcBorders>
+              <w:top w:val="nil"/>
+              <w:left w:val="single" w:sz="4" w:space="0" w:color="auto"/>
+              <w:bottom w:val="single" w:sz="4" w:space="0" w:color="auto"/>
+              <w:right w:val="single" w:sz="4" w:space="0" w:color="auto"/>
+            </w:tcBorders>
+            <w:shd w:val="clear" w:color="auto" w:fill="auto"/>
+            <w:noWrap/>
+            <w:vAlign w:val="center"/>
+            <w:hideMark/>
+          </w:tcPr>
+          <w:p>
+            <w:pPr>
+              <w:spacing w:after="0" w:line="240" w:lineRule="auto"/>
+              <w:rPr>
+                <w:rFonts w:ascii="Calibri" w:eastAsia="Times New Roman" w:hAnsi="Calibri" w:cs="Calibri"/>
+                <w:color w:val="000000"/>
+                <w:lang w:val="en-IN" w:eastAsia="en-IN"/>
+              </w:rPr>
+            </w:pPr>
+            <w:r>
+              <w:rPr>
+                <w:rFonts w:ascii="Calibri" w:eastAsia="Times New Roman" w:hAnsi="Calibri" w:cs="Calibri"/>
+                <w:color w:val="000000"/>
                 <w:lang w:val="en-IN" w:eastAsia="en-IN"/>
               </w:rPr>
               <w:t xml:space="preserve">{% </w:t>
@@ -631,7 +781,8 @@
             <w:proofErr w:type="spellStart"/>
             <w:r>
               <w:rPr>
-                <w:rFonts w:eastAsia="Times New Roman"/>
+                <w:rFonts w:ascii="Calibri" w:eastAsia="Times New Roman" w:hAnsi="Calibri" w:cs="Calibri"/>
+                <w:color w:val="000000"/>
                 <w:lang w:val="en-IN" w:eastAsia="en-IN"/>
               </w:rPr>
               <w:t>endfor</w:t>
@@ -639,7 +790,8 @@
             <w:proofErr w:type="spellEnd"/>
             <w:r>
               <w:rPr>
-                <w:rFonts w:eastAsia="Times New Roman"/>
+                <w:rFonts w:ascii="Calibri" w:eastAsia="Times New Roman" w:hAnsi="Calibri" w:cs="Calibri"/>
+                <w:color w:val="000000"/>
                 <w:lang w:val="en-IN" w:eastAsia="en-IN"/>
               </w:rPr>
               <w:t xml:space="preserve"> %}</w:t>
@@ -648,123 +800,596 @@
         </w:tc>
         <w:tc>
           <w:tcPr>
-            <w:tcW w:w="2608" w:type="dxa"/>
-            <w:hideMark/>
-          </w:tcPr>
-          <w:p>
-            <w:pPr>
-              <w:pStyle w:val="NoSpacing"/>
-              <w:rPr>
-                <w:rFonts w:eastAsia="Times New Roman"/>
-                <w:lang w:val="en-IN" w:eastAsia="en-IN"/>
-              </w:rPr>
-            </w:pPr>
-            <w:r>
-              <w:rPr>
-                <w:rFonts w:eastAsia="Times New Roman"/>
-                <w:lang w:val="en-IN" w:eastAsia="en-IN"/>
-              </w:rPr>
-              <w:t>{% for item in items %}</w:t>
-            </w:r>
-          </w:p>
-          <w:p>
-            <w:pPr>
-              <w:pStyle w:val="NoSpacing"/>
-              <w:rPr>
-                <w:rFonts w:eastAsia="Times New Roman"/>
-                <w:lang w:val="en-IN" w:eastAsia="en-IN"/>
-              </w:rPr>
-            </w:pPr>
-            <w:r>
-              <w:rPr>
-                <w:rFonts w:eastAsia="Times New Roman"/>
-                <w:lang w:val="en-IN" w:eastAsia="en-IN"/>
-              </w:rPr>
-              <w:t xml:space="preserve">{{ </w:t>
-            </w:r>
-            <w:proofErr w:type="spellStart"/>
-            <w:r>
-              <w:rPr>
-                <w:rFonts w:eastAsia="Times New Roman"/>
-                <w:lang w:val="en-IN" w:eastAsia="en-IN"/>
-              </w:rPr>
-              <w:t>item.price</w:t>
-            </w:r>
-            <w:proofErr w:type="spellEnd"/>
-            <w:r>
-              <w:rPr>
-                <w:rFonts w:eastAsia="Times New Roman"/>
-                <w:lang w:val="en-IN" w:eastAsia="en-IN"/>
-              </w:rPr>
-              <w:t xml:space="preserve"> }}</w:t>
-            </w:r>
-          </w:p>
-          <w:p>
-            <w:pPr>
-              <w:pStyle w:val="NoSpacing"/>
-              <w:rPr>
-                <w:rFonts w:eastAsia="Times New Roman"/>
-                <w:lang w:val="en-IN" w:eastAsia="en-IN"/>
-              </w:rPr>
-            </w:pPr>
-            <w:r>
-              <w:rPr>
-                <w:rFonts w:eastAsia="Times New Roman"/>
-                <w:lang w:val="en-IN" w:eastAsia="en-IN"/>
-              </w:rPr>
-              <w:t xml:space="preserve">{% </w:t>
-            </w:r>
-            <w:proofErr w:type="spellStart"/>
-            <w:r>
-              <w:rPr>
-                <w:rFonts w:eastAsia="Times New Roman"/>
-                <w:lang w:val="en-IN" w:eastAsia="en-IN"/>
-              </w:rPr>
-              <w:t>endfor</w:t>
-            </w:r>
-            <w:proofErr w:type="spellEnd"/>
-            <w:r>
-              <w:rPr>
-                <w:rFonts w:eastAsia="Times New Roman"/>
-                <w:lang w:val="en-IN" w:eastAsia="en-IN"/>
-              </w:rPr>
-              <w:t xml:space="preserve"> %}</w:t>
-            </w:r>
-          </w:p>
-        </w:tc>
-        <w:bookmarkStart w:id="0" w:name="_GoBack"/>
-        <w:bookmarkEnd w:id="0"/>
-      </w:tr>
-      <w:tr>
-        <w:trPr>
-          <w:trHeight w:val="53"/>
-        </w:trPr>
-        <w:tc>
-          <w:tcPr>
-            <w:tcW w:w="2601" w:type="dxa"/>
-            <w:shd w:val="clear" w:color="auto" w:fill="A8D08D" w:themeFill="accent6" w:themeFillTint="99"/>
+            <w:tcW w:w="3003" w:type="dxa"/>
+            <w:tcBorders>
+              <w:top w:val="nil"/>
+              <w:left w:val="nil"/>
+              <w:bottom w:val="single" w:sz="4" w:space="0" w:color="auto"/>
+              <w:right w:val="single" w:sz="4" w:space="0" w:color="auto"/>
+            </w:tcBorders>
+            <w:shd w:val="clear" w:color="auto" w:fill="auto"/>
+            <w:noWrap/>
+            <w:vAlign w:val="center"/>
             <w:hideMark/>
           </w:tcPr>
           <w:p>
             <w:pPr>
               <w:spacing w:after="0" w:line="240" w:lineRule="auto"/>
-              <w:rPr>
-                <w:rFonts w:ascii="Times New Roman" w:eastAsia="Times New Roman" w:hAnsi="Times New Roman" w:cs="Times New Roman"/>
-                <w:color w:val="1F1F1F"/>
-                <w:sz w:val="24"/>
-                <w:szCs w:val="24"/>
+              <w:jc w:val="center"/>
+              <w:rPr>
+                <w:rFonts w:ascii="Calibri" w:eastAsia="Times New Roman" w:hAnsi="Calibri" w:cs="Calibri"/>
+                <w:color w:val="000000"/>
                 <w:lang w:val="en-IN" w:eastAsia="en-IN"/>
               </w:rPr>
             </w:pPr>
             <w:r>
               <w:rPr>
-                <w:rFonts w:ascii="Times New Roman" w:eastAsia="Times New Roman" w:hAnsi="Times New Roman" w:cs="Times New Roman"/>
+                <w:rFonts w:ascii="Calibri" w:eastAsia="Times New Roman" w:hAnsi="Calibri" w:cs="Calibri"/>
+                <w:color w:val="000000"/>
+                <w:lang w:val="en-IN" w:eastAsia="en-IN"/>
+              </w:rPr>
+              <w:t xml:space="preserve">{% </w:t>
+            </w:r>
+            <w:proofErr w:type="spellStart"/>
+            <w:r>
+              <w:rPr>
+                <w:rFonts w:ascii="Calibri" w:eastAsia="Times New Roman" w:hAnsi="Calibri" w:cs="Calibri"/>
+                <w:color w:val="000000"/>
+                <w:lang w:val="en-IN" w:eastAsia="en-IN"/>
+              </w:rPr>
+              <w:t>endfor</w:t>
+            </w:r>
+            <w:proofErr w:type="spellEnd"/>
+            <w:r>
+              <w:rPr>
+                <w:rFonts w:ascii="Calibri" w:eastAsia="Times New Roman" w:hAnsi="Calibri" w:cs="Calibri"/>
+                <w:color w:val="000000"/>
+                <w:lang w:val="en-IN" w:eastAsia="en-IN"/>
+              </w:rPr>
+              <w:t xml:space="preserve"> %}</w:t>
+            </w:r>
+          </w:p>
+        </w:tc>
+      </w:tr>
+      <w:tr>
+        <w:trPr>
+          <w:trHeight w:val="258"/>
+        </w:trPr>
+        <w:tc>
+          <w:tcPr>
+            <w:tcW w:w="3003" w:type="dxa"/>
+            <w:tcBorders>
+              <w:top w:val="nil"/>
+              <w:left w:val="single" w:sz="4" w:space="0" w:color="auto"/>
+              <w:bottom w:val="single" w:sz="4" w:space="0" w:color="auto"/>
+              <w:right w:val="single" w:sz="4" w:space="0" w:color="auto"/>
+            </w:tcBorders>
+            <w:shd w:val="clear" w:color="auto" w:fill="auto"/>
+            <w:noWrap/>
+            <w:vAlign w:val="center"/>
+            <w:hideMark/>
+          </w:tcPr>
+          <w:p>
+            <w:pPr>
+              <w:spacing w:after="0" w:line="240" w:lineRule="auto"/>
+              <w:rPr>
+                <w:rFonts w:ascii="Calibri" w:eastAsia="Times New Roman" w:hAnsi="Calibri" w:cs="Calibri"/>
+                <w:color w:val="000000"/>
+                <w:lang w:val="en-IN" w:eastAsia="en-IN"/>
+              </w:rPr>
+            </w:pPr>
+            <w:r>
+              <w:rPr>
+                <w:rFonts w:ascii="Calibri" w:eastAsia="Times New Roman" w:hAnsi="Calibri" w:cs="Calibri"/>
+                <w:color w:val="000000"/>
+                <w:lang w:val="en-IN" w:eastAsia="en-IN"/>
+              </w:rPr>
+              <w:t> </w:t>
+            </w:r>
+          </w:p>
+        </w:tc>
+        <w:tc>
+          <w:tcPr>
+            <w:tcW w:w="3003" w:type="dxa"/>
+            <w:tcBorders>
+              <w:top w:val="nil"/>
+              <w:left w:val="nil"/>
+              <w:bottom w:val="single" w:sz="4" w:space="0" w:color="auto"/>
+              <w:right w:val="single" w:sz="4" w:space="0" w:color="auto"/>
+            </w:tcBorders>
+            <w:shd w:val="clear" w:color="auto" w:fill="auto"/>
+            <w:noWrap/>
+            <w:vAlign w:val="center"/>
+            <w:hideMark/>
+          </w:tcPr>
+          <w:p>
+            <w:pPr>
+              <w:spacing w:after="0" w:line="240" w:lineRule="auto"/>
+              <w:jc w:val="center"/>
+              <w:rPr>
+                <w:rFonts w:ascii="Calibri" w:eastAsia="Times New Roman" w:hAnsi="Calibri" w:cs="Calibri"/>
+                <w:color w:val="000000"/>
+                <w:lang w:val="en-IN" w:eastAsia="en-IN"/>
+              </w:rPr>
+            </w:pPr>
+            <w:r>
+              <w:rPr>
+                <w:rFonts w:ascii="Calibri" w:eastAsia="Times New Roman" w:hAnsi="Calibri" w:cs="Calibri"/>
+                <w:color w:val="000000"/>
+                <w:lang w:val="en-IN" w:eastAsia="en-IN"/>
+              </w:rPr>
+              <w:t> </w:t>
+            </w:r>
+          </w:p>
+        </w:tc>
+      </w:tr>
+      <w:tr>
+        <w:trPr>
+          <w:trHeight w:val="258"/>
+        </w:trPr>
+        <w:tc>
+          <w:tcPr>
+            <w:tcW w:w="3003" w:type="dxa"/>
+            <w:tcBorders>
+              <w:top w:val="nil"/>
+              <w:left w:val="single" w:sz="4" w:space="0" w:color="auto"/>
+              <w:bottom w:val="single" w:sz="4" w:space="0" w:color="auto"/>
+              <w:right w:val="single" w:sz="4" w:space="0" w:color="auto"/>
+            </w:tcBorders>
+            <w:shd w:val="clear" w:color="auto" w:fill="auto"/>
+            <w:noWrap/>
+            <w:vAlign w:val="center"/>
+            <w:hideMark/>
+          </w:tcPr>
+          <w:p>
+            <w:pPr>
+              <w:spacing w:after="0" w:line="240" w:lineRule="auto"/>
+              <w:rPr>
+                <w:rFonts w:ascii="Calibri" w:eastAsia="Times New Roman" w:hAnsi="Calibri" w:cs="Calibri"/>
+                <w:color w:val="000000"/>
+                <w:lang w:val="en-IN" w:eastAsia="en-IN"/>
+              </w:rPr>
+            </w:pPr>
+            <w:r>
+              <w:rPr>
+                <w:rFonts w:ascii="Calibri" w:eastAsia="Times New Roman" w:hAnsi="Calibri" w:cs="Calibri"/>
+                <w:color w:val="000000"/>
+                <w:lang w:val="en-IN" w:eastAsia="en-IN"/>
+              </w:rPr>
+              <w:t> </w:t>
+            </w:r>
+          </w:p>
+        </w:tc>
+        <w:tc>
+          <w:tcPr>
+            <w:tcW w:w="3003" w:type="dxa"/>
+            <w:tcBorders>
+              <w:top w:val="nil"/>
+              <w:left w:val="nil"/>
+              <w:bottom w:val="single" w:sz="4" w:space="0" w:color="auto"/>
+              <w:right w:val="single" w:sz="4" w:space="0" w:color="auto"/>
+            </w:tcBorders>
+            <w:shd w:val="clear" w:color="auto" w:fill="auto"/>
+            <w:noWrap/>
+            <w:vAlign w:val="center"/>
+            <w:hideMark/>
+          </w:tcPr>
+          <w:p>
+            <w:pPr>
+              <w:spacing w:after="0" w:line="240" w:lineRule="auto"/>
+              <w:jc w:val="center"/>
+              <w:rPr>
+                <w:rFonts w:ascii="Calibri" w:eastAsia="Times New Roman" w:hAnsi="Calibri" w:cs="Calibri"/>
+                <w:color w:val="000000"/>
+                <w:lang w:val="en-IN" w:eastAsia="en-IN"/>
+              </w:rPr>
+            </w:pPr>
+            <w:r>
+              <w:rPr>
+                <w:rFonts w:ascii="Calibri" w:eastAsia="Times New Roman" w:hAnsi="Calibri" w:cs="Calibri"/>
+                <w:color w:val="000000"/>
+                <w:lang w:val="en-IN" w:eastAsia="en-IN"/>
+              </w:rPr>
+              <w:t> </w:t>
+            </w:r>
+          </w:p>
+        </w:tc>
+      </w:tr>
+      <w:tr>
+        <w:trPr>
+          <w:trHeight w:val="258"/>
+        </w:trPr>
+        <w:tc>
+          <w:tcPr>
+            <w:tcW w:w="3003" w:type="dxa"/>
+            <w:tcBorders>
+              <w:top w:val="nil"/>
+              <w:left w:val="single" w:sz="4" w:space="0" w:color="auto"/>
+              <w:bottom w:val="single" w:sz="4" w:space="0" w:color="auto"/>
+              <w:right w:val="single" w:sz="4" w:space="0" w:color="auto"/>
+            </w:tcBorders>
+            <w:shd w:val="clear" w:color="auto" w:fill="auto"/>
+            <w:noWrap/>
+            <w:vAlign w:val="center"/>
+            <w:hideMark/>
+          </w:tcPr>
+          <w:p>
+            <w:pPr>
+              <w:spacing w:after="0" w:line="240" w:lineRule="auto"/>
+              <w:rPr>
+                <w:rFonts w:ascii="Calibri" w:eastAsia="Times New Roman" w:hAnsi="Calibri" w:cs="Calibri"/>
+                <w:color w:val="000000"/>
+                <w:lang w:val="en-IN" w:eastAsia="en-IN"/>
+              </w:rPr>
+            </w:pPr>
+            <w:r>
+              <w:rPr>
+                <w:rFonts w:ascii="Calibri" w:eastAsia="Times New Roman" w:hAnsi="Calibri" w:cs="Calibri"/>
+                <w:color w:val="000000"/>
+                <w:lang w:val="en-IN" w:eastAsia="en-IN"/>
+              </w:rPr>
+              <w:t> </w:t>
+            </w:r>
+          </w:p>
+        </w:tc>
+        <w:tc>
+          <w:tcPr>
+            <w:tcW w:w="3003" w:type="dxa"/>
+            <w:tcBorders>
+              <w:top w:val="nil"/>
+              <w:left w:val="nil"/>
+              <w:bottom w:val="single" w:sz="4" w:space="0" w:color="auto"/>
+              <w:right w:val="single" w:sz="4" w:space="0" w:color="auto"/>
+            </w:tcBorders>
+            <w:shd w:val="clear" w:color="auto" w:fill="auto"/>
+            <w:noWrap/>
+            <w:vAlign w:val="center"/>
+            <w:hideMark/>
+          </w:tcPr>
+          <w:p>
+            <w:pPr>
+              <w:spacing w:after="0" w:line="240" w:lineRule="auto"/>
+              <w:jc w:val="center"/>
+              <w:rPr>
+                <w:rFonts w:ascii="Calibri" w:eastAsia="Times New Roman" w:hAnsi="Calibri" w:cs="Calibri"/>
+                <w:color w:val="000000"/>
+                <w:lang w:val="en-IN" w:eastAsia="en-IN"/>
+              </w:rPr>
+            </w:pPr>
+            <w:r>
+              <w:rPr>
+                <w:rFonts w:ascii="Calibri" w:eastAsia="Times New Roman" w:hAnsi="Calibri" w:cs="Calibri"/>
+                <w:color w:val="000000"/>
+                <w:lang w:val="en-IN" w:eastAsia="en-IN"/>
+              </w:rPr>
+              <w:t> </w:t>
+            </w:r>
+          </w:p>
+        </w:tc>
+      </w:tr>
+      <w:tr>
+        <w:trPr>
+          <w:trHeight w:val="258"/>
+        </w:trPr>
+        <w:tc>
+          <w:tcPr>
+            <w:tcW w:w="3003" w:type="dxa"/>
+            <w:tcBorders>
+              <w:top w:val="nil"/>
+              <w:left w:val="single" w:sz="4" w:space="0" w:color="auto"/>
+              <w:bottom w:val="single" w:sz="4" w:space="0" w:color="auto"/>
+              <w:right w:val="single" w:sz="4" w:space="0" w:color="auto"/>
+            </w:tcBorders>
+            <w:shd w:val="clear" w:color="auto" w:fill="auto"/>
+            <w:noWrap/>
+            <w:vAlign w:val="center"/>
+            <w:hideMark/>
+          </w:tcPr>
+          <w:p>
+            <w:pPr>
+              <w:spacing w:after="0" w:line="240" w:lineRule="auto"/>
+              <w:rPr>
+                <w:rFonts w:ascii="Calibri" w:eastAsia="Times New Roman" w:hAnsi="Calibri" w:cs="Calibri"/>
+                <w:color w:val="000000"/>
+                <w:lang w:val="en-IN" w:eastAsia="en-IN"/>
+              </w:rPr>
+            </w:pPr>
+            <w:r>
+              <w:rPr>
+                <w:rFonts w:ascii="Calibri" w:eastAsia="Times New Roman" w:hAnsi="Calibri" w:cs="Calibri"/>
+                <w:color w:val="000000"/>
+                <w:lang w:val="en-IN" w:eastAsia="en-IN"/>
+              </w:rPr>
+              <w:t> </w:t>
+            </w:r>
+          </w:p>
+        </w:tc>
+        <w:tc>
+          <w:tcPr>
+            <w:tcW w:w="3003" w:type="dxa"/>
+            <w:tcBorders>
+              <w:top w:val="nil"/>
+              <w:left w:val="nil"/>
+              <w:bottom w:val="single" w:sz="4" w:space="0" w:color="auto"/>
+              <w:right w:val="single" w:sz="4" w:space="0" w:color="auto"/>
+            </w:tcBorders>
+            <w:shd w:val="clear" w:color="auto" w:fill="auto"/>
+            <w:noWrap/>
+            <w:vAlign w:val="center"/>
+            <w:hideMark/>
+          </w:tcPr>
+          <w:p>
+            <w:pPr>
+              <w:spacing w:after="0" w:line="240" w:lineRule="auto"/>
+              <w:jc w:val="center"/>
+              <w:rPr>
+                <w:rFonts w:ascii="Calibri" w:eastAsia="Times New Roman" w:hAnsi="Calibri" w:cs="Calibri"/>
+                <w:color w:val="000000"/>
+                <w:lang w:val="en-IN" w:eastAsia="en-IN"/>
+              </w:rPr>
+            </w:pPr>
+            <w:r>
+              <w:rPr>
+                <w:rFonts w:ascii="Calibri" w:eastAsia="Times New Roman" w:hAnsi="Calibri" w:cs="Calibri"/>
+                <w:color w:val="000000"/>
+                <w:lang w:val="en-IN" w:eastAsia="en-IN"/>
+              </w:rPr>
+              <w:t> </w:t>
+            </w:r>
+          </w:p>
+        </w:tc>
+      </w:tr>
+      <w:tr>
+        <w:trPr>
+          <w:trHeight w:val="258"/>
+        </w:trPr>
+        <w:tc>
+          <w:tcPr>
+            <w:tcW w:w="3003" w:type="dxa"/>
+            <w:tcBorders>
+              <w:top w:val="nil"/>
+              <w:left w:val="single" w:sz="4" w:space="0" w:color="auto"/>
+              <w:bottom w:val="single" w:sz="4" w:space="0" w:color="auto"/>
+              <w:right w:val="single" w:sz="4" w:space="0" w:color="auto"/>
+            </w:tcBorders>
+            <w:shd w:val="clear" w:color="auto" w:fill="auto"/>
+            <w:noWrap/>
+            <w:vAlign w:val="center"/>
+            <w:hideMark/>
+          </w:tcPr>
+          <w:p>
+            <w:pPr>
+              <w:spacing w:after="0" w:line="240" w:lineRule="auto"/>
+              <w:rPr>
+                <w:rFonts w:ascii="Calibri" w:eastAsia="Times New Roman" w:hAnsi="Calibri" w:cs="Calibri"/>
+                <w:color w:val="000000"/>
+                <w:lang w:val="en-IN" w:eastAsia="en-IN"/>
+              </w:rPr>
+            </w:pPr>
+            <w:r>
+              <w:rPr>
+                <w:rFonts w:ascii="Calibri" w:eastAsia="Times New Roman" w:hAnsi="Calibri" w:cs="Calibri"/>
+                <w:color w:val="000000"/>
+                <w:lang w:val="en-IN" w:eastAsia="en-IN"/>
+              </w:rPr>
+              <w:t> </w:t>
+            </w:r>
+          </w:p>
+        </w:tc>
+        <w:tc>
+          <w:tcPr>
+            <w:tcW w:w="3003" w:type="dxa"/>
+            <w:tcBorders>
+              <w:top w:val="nil"/>
+              <w:left w:val="nil"/>
+              <w:bottom w:val="single" w:sz="4" w:space="0" w:color="auto"/>
+              <w:right w:val="single" w:sz="4" w:space="0" w:color="auto"/>
+            </w:tcBorders>
+            <w:shd w:val="clear" w:color="auto" w:fill="auto"/>
+            <w:noWrap/>
+            <w:vAlign w:val="center"/>
+            <w:hideMark/>
+          </w:tcPr>
+          <w:p>
+            <w:pPr>
+              <w:spacing w:after="0" w:line="240" w:lineRule="auto"/>
+              <w:jc w:val="center"/>
+              <w:rPr>
+                <w:rFonts w:ascii="Calibri" w:eastAsia="Times New Roman" w:hAnsi="Calibri" w:cs="Calibri"/>
+                <w:color w:val="000000"/>
+                <w:lang w:val="en-IN" w:eastAsia="en-IN"/>
+              </w:rPr>
+            </w:pPr>
+            <w:r>
+              <w:rPr>
+                <w:rFonts w:ascii="Calibri" w:eastAsia="Times New Roman" w:hAnsi="Calibri" w:cs="Calibri"/>
+                <w:color w:val="000000"/>
+                <w:lang w:val="en-IN" w:eastAsia="en-IN"/>
+              </w:rPr>
+              <w:t> </w:t>
+            </w:r>
+          </w:p>
+        </w:tc>
+      </w:tr>
+      <w:tr>
+        <w:trPr>
+          <w:trHeight w:val="258"/>
+        </w:trPr>
+        <w:tc>
+          <w:tcPr>
+            <w:tcW w:w="3003" w:type="dxa"/>
+            <w:tcBorders>
+              <w:top w:val="nil"/>
+              <w:left w:val="single" w:sz="4" w:space="0" w:color="auto"/>
+              <w:bottom w:val="single" w:sz="4" w:space="0" w:color="auto"/>
+              <w:right w:val="single" w:sz="4" w:space="0" w:color="auto"/>
+            </w:tcBorders>
+            <w:shd w:val="clear" w:color="auto" w:fill="auto"/>
+            <w:noWrap/>
+            <w:vAlign w:val="center"/>
+            <w:hideMark/>
+          </w:tcPr>
+          <w:p>
+            <w:pPr>
+              <w:spacing w:after="0" w:line="240" w:lineRule="auto"/>
+              <w:rPr>
+                <w:rFonts w:ascii="Calibri" w:eastAsia="Times New Roman" w:hAnsi="Calibri" w:cs="Calibri"/>
+                <w:color w:val="000000"/>
+                <w:lang w:val="en-IN" w:eastAsia="en-IN"/>
+              </w:rPr>
+            </w:pPr>
+            <w:r>
+              <w:rPr>
+                <w:rFonts w:ascii="Calibri" w:eastAsia="Times New Roman" w:hAnsi="Calibri" w:cs="Calibri"/>
+                <w:color w:val="000000"/>
+                <w:lang w:val="en-IN" w:eastAsia="en-IN"/>
+              </w:rPr>
+              <w:t> </w:t>
+            </w:r>
+          </w:p>
+        </w:tc>
+        <w:tc>
+          <w:tcPr>
+            <w:tcW w:w="3003" w:type="dxa"/>
+            <w:tcBorders>
+              <w:top w:val="nil"/>
+              <w:left w:val="nil"/>
+              <w:bottom w:val="single" w:sz="4" w:space="0" w:color="auto"/>
+              <w:right w:val="single" w:sz="4" w:space="0" w:color="auto"/>
+            </w:tcBorders>
+            <w:shd w:val="clear" w:color="auto" w:fill="auto"/>
+            <w:noWrap/>
+            <w:vAlign w:val="center"/>
+            <w:hideMark/>
+          </w:tcPr>
+          <w:p>
+            <w:pPr>
+              <w:spacing w:after="0" w:line="240" w:lineRule="auto"/>
+              <w:jc w:val="center"/>
+              <w:rPr>
+                <w:rFonts w:ascii="Calibri" w:eastAsia="Times New Roman" w:hAnsi="Calibri" w:cs="Calibri"/>
+                <w:color w:val="000000"/>
+                <w:lang w:val="en-IN" w:eastAsia="en-IN"/>
+              </w:rPr>
+            </w:pPr>
+            <w:r>
+              <w:rPr>
+                <w:rFonts w:ascii="Calibri" w:eastAsia="Times New Roman" w:hAnsi="Calibri" w:cs="Calibri"/>
+                <w:color w:val="000000"/>
+                <w:lang w:val="en-IN" w:eastAsia="en-IN"/>
+              </w:rPr>
+              <w:t> </w:t>
+            </w:r>
+          </w:p>
+        </w:tc>
+      </w:tr>
+      <w:tr>
+        <w:trPr>
+          <w:trHeight w:val="271"/>
+        </w:trPr>
+        <w:tc>
+          <w:tcPr>
+            <w:tcW w:w="3003" w:type="dxa"/>
+            <w:tcBorders>
+              <w:top w:val="nil"/>
+              <w:left w:val="single" w:sz="4" w:space="0" w:color="auto"/>
+              <w:bottom w:val="single" w:sz="4" w:space="0" w:color="auto"/>
+              <w:right w:val="single" w:sz="4" w:space="0" w:color="auto"/>
+            </w:tcBorders>
+            <w:shd w:val="clear" w:color="auto" w:fill="auto"/>
+            <w:noWrap/>
+            <w:vAlign w:val="center"/>
+            <w:hideMark/>
+          </w:tcPr>
+          <w:p>
+            <w:pPr>
+              <w:spacing w:after="0" w:line="240" w:lineRule="auto"/>
+              <w:rPr>
+                <w:rFonts w:ascii="Calibri" w:eastAsia="Times New Roman" w:hAnsi="Calibri" w:cs="Calibri"/>
+                <w:color w:val="000000"/>
+                <w:lang w:val="en-IN" w:eastAsia="en-IN"/>
+              </w:rPr>
+            </w:pPr>
+            <w:r>
+              <w:rPr>
+                <w:rFonts w:ascii="Calibri" w:eastAsia="Times New Roman" w:hAnsi="Calibri" w:cs="Calibri"/>
+                <w:color w:val="000000"/>
+                <w:lang w:val="en-IN" w:eastAsia="en-IN"/>
+              </w:rPr>
+              <w:t> </w:t>
+            </w:r>
+          </w:p>
+        </w:tc>
+        <w:tc>
+          <w:tcPr>
+            <w:tcW w:w="3003" w:type="dxa"/>
+            <w:tcBorders>
+              <w:top w:val="nil"/>
+              <w:left w:val="nil"/>
+              <w:bottom w:val="single" w:sz="4" w:space="0" w:color="auto"/>
+              <w:right w:val="single" w:sz="4" w:space="0" w:color="auto"/>
+            </w:tcBorders>
+            <w:shd w:val="clear" w:color="auto" w:fill="auto"/>
+            <w:noWrap/>
+            <w:vAlign w:val="center"/>
+            <w:hideMark/>
+          </w:tcPr>
+          <w:p>
+            <w:pPr>
+              <w:spacing w:after="0" w:line="240" w:lineRule="auto"/>
+              <w:jc w:val="center"/>
+              <w:rPr>
+                <w:rFonts w:ascii="Calibri" w:eastAsia="Times New Roman" w:hAnsi="Calibri" w:cs="Calibri"/>
+                <w:color w:val="000000"/>
+                <w:lang w:val="en-IN" w:eastAsia="en-IN"/>
+              </w:rPr>
+            </w:pPr>
+            <w:r>
+              <w:rPr>
+                <w:rFonts w:ascii="Calibri" w:eastAsia="Times New Roman" w:hAnsi="Calibri" w:cs="Calibri"/>
+                <w:color w:val="000000"/>
+                <w:lang w:val="en-IN" w:eastAsia="en-IN"/>
+              </w:rPr>
+              <w:t> </w:t>
+            </w:r>
+          </w:p>
+        </w:tc>
+      </w:tr>
+      <w:tr>
+        <w:trPr>
+          <w:trHeight w:val="258"/>
+        </w:trPr>
+        <w:tc>
+          <w:tcPr>
+            <w:tcW w:w="3003" w:type="dxa"/>
+            <w:tcBorders>
+              <w:top w:val="single" w:sz="8" w:space="0" w:color="auto"/>
+              <w:left w:val="single" w:sz="8" w:space="0" w:color="auto"/>
+              <w:bottom w:val="nil"/>
+              <w:right w:val="single" w:sz="8" w:space="0" w:color="auto"/>
+            </w:tcBorders>
+            <w:shd w:val="clear" w:color="000000" w:fill="CCFFCC"/>
+            <w:noWrap/>
+            <w:vAlign w:val="center"/>
+            <w:hideMark/>
+          </w:tcPr>
+          <w:p>
+            <w:pPr>
+              <w:spacing w:after="0" w:line="240" w:lineRule="auto"/>
+              <w:rPr>
+                <w:rFonts w:ascii="Calibri" w:eastAsia="Times New Roman" w:hAnsi="Calibri" w:cs="Calibri"/>
                 <w:b/>
                 <w:bCs/>
-                <w:color w:val="1F1F1F"/>
-                <w:sz w:val="24"/>
-                <w:szCs w:val="24"/>
-                <w:bdr w:val="none" w:sz="0" w:space="0" w:color="auto" w:frame="1"/>
+                <w:color w:val="FF0000"/>
+                <w:lang w:val="en-IN" w:eastAsia="en-IN"/>
+              </w:rPr>
+            </w:pPr>
+            <w:r>
+              <w:rPr>
+                <w:rFonts w:ascii="Calibri" w:eastAsia="Times New Roman" w:hAnsi="Calibri" w:cs="Calibri"/>
+                <w:b/>
+                <w:bCs/>
+                <w:color w:val="FF0000"/>
                 <w:lang w:val="en-IN" w:eastAsia="en-IN"/>
               </w:rPr>
               <w:t>Total Cost</w:t>
@@ -773,30 +1398,36 @@
         </w:tc>
         <w:tc>
           <w:tcPr>
-            <w:tcW w:w="2608" w:type="dxa"/>
-            <w:shd w:val="clear" w:color="auto" w:fill="A8D08D" w:themeFill="accent6" w:themeFillTint="99"/>
+            <w:tcW w:w="3003" w:type="dxa"/>
+            <w:tcBorders>
+              <w:top w:val="single" w:sz="8" w:space="0" w:color="auto"/>
+              <w:left w:val="nil"/>
+              <w:bottom w:val="nil"/>
+              <w:right w:val="single" w:sz="8" w:space="0" w:color="auto"/>
+            </w:tcBorders>
+            <w:shd w:val="clear" w:color="000000" w:fill="CCFFCC"/>
+            <w:noWrap/>
+            <w:vAlign w:val="center"/>
             <w:hideMark/>
           </w:tcPr>
           <w:p>
             <w:pPr>
               <w:spacing w:after="0" w:line="240" w:lineRule="auto"/>
-              <w:rPr>
-                <w:rFonts w:ascii="Times New Roman" w:eastAsia="Times New Roman" w:hAnsi="Times New Roman" w:cs="Times New Roman"/>
-                <w:color w:val="1F1F1F"/>
-                <w:sz w:val="24"/>
-                <w:szCs w:val="24"/>
+              <w:jc w:val="center"/>
+              <w:rPr>
+                <w:rFonts w:ascii="Calibri" w:eastAsia="Times New Roman" w:hAnsi="Calibri" w:cs="Calibri"/>
+                <w:b/>
+                <w:bCs/>
+                <w:color w:val="FF0000"/>
                 <w:lang w:val="en-IN" w:eastAsia="en-IN"/>
               </w:rPr>
             </w:pPr>
             <w:r>
               <w:rPr>
-                <w:rFonts w:ascii="Times New Roman" w:eastAsia="Times New Roman" w:hAnsi="Times New Roman" w:cs="Times New Roman"/>
+                <w:rFonts w:ascii="Calibri" w:eastAsia="Times New Roman" w:hAnsi="Calibri" w:cs="Calibri"/>
                 <w:b/>
                 <w:bCs/>
-                <w:color w:val="1F1F1F"/>
-                <w:sz w:val="24"/>
-                <w:szCs w:val="24"/>
-                <w:bdr w:val="none" w:sz="0" w:space="0" w:color="auto" w:frame="1"/>
+                <w:color w:val="FF0000"/>
                 <w:lang w:val="en-IN" w:eastAsia="en-IN"/>
               </w:rPr>
               <w:t xml:space="preserve">{{ </w:t>
@@ -804,13 +1435,10 @@
             <w:proofErr w:type="spellStart"/>
             <w:r>
               <w:rPr>
-                <w:rFonts w:ascii="Times New Roman" w:eastAsia="Times New Roman" w:hAnsi="Times New Roman" w:cs="Times New Roman"/>
+                <w:rFonts w:ascii="Calibri" w:eastAsia="Times New Roman" w:hAnsi="Calibri" w:cs="Calibri"/>
                 <w:b/>
                 <w:bCs/>
-                <w:color w:val="1F1F1F"/>
-                <w:sz w:val="24"/>
-                <w:szCs w:val="24"/>
-                <w:bdr w:val="none" w:sz="0" w:space="0" w:color="auto" w:frame="1"/>
+                <w:color w:val="FF0000"/>
                 <w:lang w:val="en-IN" w:eastAsia="en-IN"/>
               </w:rPr>
               <w:t>total_cost</w:t>
@@ -818,13 +1446,10 @@
             <w:proofErr w:type="spellEnd"/>
             <w:r>
               <w:rPr>
-                <w:rFonts w:ascii="Times New Roman" w:eastAsia="Times New Roman" w:hAnsi="Times New Roman" w:cs="Times New Roman"/>
+                <w:rFonts w:ascii="Calibri" w:eastAsia="Times New Roman" w:hAnsi="Calibri" w:cs="Calibri"/>
                 <w:b/>
                 <w:bCs/>
-                <w:color w:val="1F1F1F"/>
-                <w:sz w:val="24"/>
-                <w:szCs w:val="24"/>
-                <w:bdr w:val="none" w:sz="0" w:space="0" w:color="auto" w:frame="1"/>
+                <w:color w:val="FF0000"/>
                 <w:lang w:val="en-IN" w:eastAsia="en-IN"/>
               </w:rPr>
               <w:t xml:space="preserve"> }}</w:t>
@@ -2015,6 +2640,178 @@
 <file path=word/numbering.xml><?xml version="1.0" encoding="utf-8"?>
 <w:numbering xmlns:wpc="http://schemas.microsoft.com/office/word/2010/wordprocessingCanvas" xmlns:mc="http://schemas.openxmlformats.org/markup-compatibility/2006" xmlns:o="urn:schemas-microsoft-com:office:office" xmlns:r="http://schemas.openxmlformats.org/officeDocument/2006/relationships" xmlns:m="http://schemas.openxmlformats.org/officeDocument/2006/math" xmlns:v="urn:schemas-microsoft-com:vml" xmlns:wp14="http://schemas.microsoft.com/office/word/2010/wordprocessingDrawing" xmlns:wp="http://schemas.openxmlformats.org/drawingml/2006/wordprocessingDrawing" xmlns:w10="urn:schemas-microsoft-com:office:word" xmlns:w="http://schemas.openxmlformats.org/wordprocessingml/2006/main" xmlns:w14="http://schemas.microsoft.com/office/word/2010/wordml" xmlns:w15="http://schemas.microsoft.com/office/word/2012/wordml" xmlns:wpg="http://schemas.microsoft.com/office/word/2010/wordprocessingGroup" xmlns:wpi="http://schemas.microsoft.com/office/word/2010/wordprocessingInk" xmlns:wne="http://schemas.microsoft.com/office/word/2006/wordml" xmlns:wps="http://schemas.microsoft.com/office/word/2010/wordprocessingShape" mc:Ignorable="w14 w15 wp14">
   <w:abstractNum w:abstractNumId="0">
+    <w:nsid w:val="19712E2C"/>
+    <w:multiLevelType w:val="hybridMultilevel"/>
+    <w:tmpl w:val="332801BE"/>
+    <w:lvl w:ilvl="0" w:tplc="4009000F">
+      <w:start w:val="1"/>
+      <w:numFmt w:val="decimal"/>
+      <w:lvlText w:val="%1."/>
+      <w:lvlJc w:val="left"/>
+      <w:pPr>
+        <w:ind w:left="720" w:hanging="360"/>
+      </w:pPr>
+    </w:lvl>
+    <w:lvl w:ilvl="1" w:tplc="40090019" w:tentative="1">
+      <w:start w:val="1"/>
+      <w:numFmt w:val="lowerLetter"/>
+      <w:lvlText w:val="%2."/>
+      <w:lvlJc w:val="left"/>
+      <w:pPr>
+        <w:ind w:left="1440" w:hanging="360"/>
+      </w:pPr>
+    </w:lvl>
+    <w:lvl w:ilvl="2" w:tplc="4009001B" w:tentative="1">
+      <w:start w:val="1"/>
+      <w:numFmt w:val="lowerRoman"/>
+      <w:lvlText w:val="%3."/>
+      <w:lvlJc w:val="right"/>
+      <w:pPr>
+        <w:ind w:left="2160" w:hanging="180"/>
+      </w:pPr>
+    </w:lvl>
+    <w:lvl w:ilvl="3" w:tplc="4009000F" w:tentative="1">
+      <w:start w:val="1"/>
+      <w:numFmt w:val="decimal"/>
+      <w:lvlText w:val="%4."/>
+      <w:lvlJc w:val="left"/>
+      <w:pPr>
+        <w:ind w:left="2880" w:hanging="360"/>
+      </w:pPr>
+    </w:lvl>
+    <w:lvl w:ilvl="4" w:tplc="40090019" w:tentative="1">
+      <w:start w:val="1"/>
+      <w:numFmt w:val="lowerLetter"/>
+      <w:lvlText w:val="%5."/>
+      <w:lvlJc w:val="left"/>
+      <w:pPr>
+        <w:ind w:left="3600" w:hanging="360"/>
+      </w:pPr>
+    </w:lvl>
+    <w:lvl w:ilvl="5" w:tplc="4009001B" w:tentative="1">
+      <w:start w:val="1"/>
+      <w:numFmt w:val="lowerRoman"/>
+      <w:lvlText w:val="%6."/>
+      <w:lvlJc w:val="right"/>
+      <w:pPr>
+        <w:ind w:left="4320" w:hanging="180"/>
+      </w:pPr>
+    </w:lvl>
+    <w:lvl w:ilvl="6" w:tplc="4009000F" w:tentative="1">
+      <w:start w:val="1"/>
+      <w:numFmt w:val="decimal"/>
+      <w:lvlText w:val="%7."/>
+      <w:lvlJc w:val="left"/>
+      <w:pPr>
+        <w:ind w:left="5040" w:hanging="360"/>
+      </w:pPr>
+    </w:lvl>
+    <w:lvl w:ilvl="7" w:tplc="40090019" w:tentative="1">
+      <w:start w:val="1"/>
+      <w:numFmt w:val="lowerLetter"/>
+      <w:lvlText w:val="%8."/>
+      <w:lvlJc w:val="left"/>
+      <w:pPr>
+        <w:ind w:left="5760" w:hanging="360"/>
+      </w:pPr>
+    </w:lvl>
+    <w:lvl w:ilvl="8" w:tplc="4009001B" w:tentative="1">
+      <w:start w:val="1"/>
+      <w:numFmt w:val="lowerRoman"/>
+      <w:lvlText w:val="%9."/>
+      <w:lvlJc w:val="right"/>
+      <w:pPr>
+        <w:ind w:left="6480" w:hanging="180"/>
+      </w:pPr>
+    </w:lvl>
+  </w:abstractNum>
+  <w:abstractNum w:abstractNumId="1">
+    <w:nsid w:val="531922FE"/>
+    <w:multiLevelType w:val="hybridMultilevel"/>
+    <w:tmpl w:val="657A73DE"/>
+    <w:lvl w:ilvl="0" w:tplc="4009000F">
+      <w:start w:val="1"/>
+      <w:numFmt w:val="decimal"/>
+      <w:lvlText w:val="%1."/>
+      <w:lvlJc w:val="left"/>
+      <w:pPr>
+        <w:ind w:left="720" w:hanging="360"/>
+      </w:pPr>
+    </w:lvl>
+    <w:lvl w:ilvl="1" w:tplc="40090019" w:tentative="1">
+      <w:start w:val="1"/>
+      <w:numFmt w:val="lowerLetter"/>
+      <w:lvlText w:val="%2."/>
+      <w:lvlJc w:val="left"/>
+      <w:pPr>
+        <w:ind w:left="1440" w:hanging="360"/>
+      </w:pPr>
+    </w:lvl>
+    <w:lvl w:ilvl="2" w:tplc="4009001B" w:tentative="1">
+      <w:start w:val="1"/>
+      <w:numFmt w:val="lowerRoman"/>
+      <w:lvlText w:val="%3."/>
+      <w:lvlJc w:val="right"/>
+      <w:pPr>
+        <w:ind w:left="2160" w:hanging="180"/>
+      </w:pPr>
+    </w:lvl>
+    <w:lvl w:ilvl="3" w:tplc="4009000F" w:tentative="1">
+      <w:start w:val="1"/>
+      <w:numFmt w:val="decimal"/>
+      <w:lvlText w:val="%4."/>
+      <w:lvlJc w:val="left"/>
+      <w:pPr>
+        <w:ind w:left="2880" w:hanging="360"/>
+      </w:pPr>
+    </w:lvl>
+    <w:lvl w:ilvl="4" w:tplc="40090019" w:tentative="1">
+      <w:start w:val="1"/>
+      <w:numFmt w:val="lowerLetter"/>
+      <w:lvlText w:val="%5."/>
+      <w:lvlJc w:val="left"/>
+      <w:pPr>
+        <w:ind w:left="3600" w:hanging="360"/>
+      </w:pPr>
+    </w:lvl>
+    <w:lvl w:ilvl="5" w:tplc="4009001B" w:tentative="1">
+      <w:start w:val="1"/>
+      <w:numFmt w:val="lowerRoman"/>
+      <w:lvlText w:val="%6."/>
+      <w:lvlJc w:val="right"/>
+      <w:pPr>
+        <w:ind w:left="4320" w:hanging="180"/>
+      </w:pPr>
+    </w:lvl>
+    <w:lvl w:ilvl="6" w:tplc="4009000F" w:tentative="1">
+      <w:start w:val="1"/>
+      <w:numFmt w:val="decimal"/>
+      <w:lvlText w:val="%7."/>
+      <w:lvlJc w:val="left"/>
+      <w:pPr>
+        <w:ind w:left="5040" w:hanging="360"/>
+      </w:pPr>
+    </w:lvl>
+    <w:lvl w:ilvl="7" w:tplc="40090019" w:tentative="1">
+      <w:start w:val="1"/>
+      <w:numFmt w:val="lowerLetter"/>
+      <w:lvlText w:val="%8."/>
+      <w:lvlJc w:val="left"/>
+      <w:pPr>
+        <w:ind w:left="5760" w:hanging="360"/>
+      </w:pPr>
+    </w:lvl>
+    <w:lvl w:ilvl="8" w:tplc="4009001B" w:tentative="1">
+      <w:start w:val="1"/>
+      <w:numFmt w:val="lowerRoman"/>
+      <w:lvlText w:val="%9."/>
+      <w:lvlJc w:val="right"/>
+      <w:pPr>
+        <w:ind w:left="6480" w:hanging="180"/>
+      </w:pPr>
+    </w:lvl>
+  </w:abstractNum>
+  <w:abstractNum w:abstractNumId="2">
     <w:nsid w:val="66163785"/>
     <w:multiLevelType w:val="hybridMultilevel"/>
     <w:tmpl w:val="713C93A8"/>
@@ -2104,7 +2901,13 @@
     </w:lvl>
   </w:abstractNum>
   <w:num w:numId="1">
+    <w:abstractNumId w:val="2"/>
+  </w:num>
+  <w:num w:numId="2">
     <w:abstractNumId w:val="0"/>
+  </w:num>
+  <w:num w:numId="3">
+    <w:abstractNumId w:val="1"/>
   </w:num>
 </w:numbering>
 </file>
@@ -2985,7 +3788,7 @@
 </file>
 
 <file path=customXml/itemProps1.xml><?xml version="1.0" encoding="utf-8"?>
-<ds:datastoreItem xmlns:ds="http://schemas.openxmlformats.org/officeDocument/2006/customXml" ds:itemID="{BDCAC66E-8433-4649-96E2-2BF604B97EAF}">
+<ds:datastoreItem xmlns:ds="http://schemas.openxmlformats.org/officeDocument/2006/customXml" ds:itemID="{9A07EDD8-A98A-424A-97F8-4178F2E05466}">
   <ds:schemaRefs>
     <ds:schemaRef ds:uri="http://schemas.openxmlformats.org/officeDocument/2006/bibliography"/>
   </ds:schemaRefs>

--- a/Quotation_Template.docx
+++ b/Quotation_Template.docx
@@ -66,28 +66,14 @@
         <w:rPr>
           <w:b/>
         </w:rPr>
-        <w:t>FSC: {</w:t>
-      </w:r>
-      <w:proofErr w:type="gramStart"/>
-      <w:r>
-        <w:rPr>
-          <w:b/>
-        </w:rPr>
-        <w:t xml:space="preserve">{ </w:t>
+        <w:t xml:space="preserve">FSC: {{ </w:t>
       </w:r>
       <w:proofErr w:type="spellStart"/>
       <w:r>
         <w:rPr>
           <w:b/>
         </w:rPr>
-        <w:t>fsc</w:t>
-      </w:r>
-      <w:proofErr w:type="gramEnd"/>
-      <w:r>
-        <w:rPr>
-          <w:b/>
-        </w:rPr>
-        <w:t>_name</w:t>
+        <w:t>fsc_name</w:t>
       </w:r>
       <w:proofErr w:type="spellEnd"/>
       <w:r>
@@ -139,28 +125,14 @@
         <w:rPr>
           <w:b/>
         </w:rPr>
-        <w:t>{</w:t>
-      </w:r>
-      <w:proofErr w:type="gramStart"/>
-      <w:r>
-        <w:rPr>
-          <w:b/>
-        </w:rPr>
-        <w:t xml:space="preserve">{ </w:t>
+        <w:t xml:space="preserve">{{ </w:t>
       </w:r>
       <w:proofErr w:type="spellStart"/>
       <w:r>
         <w:rPr>
           <w:b/>
         </w:rPr>
-        <w:t>fsc</w:t>
-      </w:r>
-      <w:proofErr w:type="gramEnd"/>
-      <w:r>
-        <w:rPr>
-          <w:b/>
-        </w:rPr>
-        <w:t>_code</w:t>
+        <w:t>fsc_code</w:t>
       </w:r>
       <w:proofErr w:type="spellEnd"/>
       <w:r>
@@ -298,28 +270,14 @@
         <w:rPr>
           <w:b/>
         </w:rPr>
-        <w:t>{</w:t>
-      </w:r>
-      <w:proofErr w:type="gramStart"/>
-      <w:r>
-        <w:rPr>
-          <w:b/>
-        </w:rPr>
-        <w:t xml:space="preserve">{ </w:t>
+        <w:t xml:space="preserve">{{ </w:t>
       </w:r>
       <w:proofErr w:type="spellStart"/>
       <w:r>
         <w:rPr>
           <w:b/>
         </w:rPr>
-        <w:t>customer</w:t>
-      </w:r>
-      <w:proofErr w:type="gramEnd"/>
-      <w:r>
-        <w:rPr>
-          <w:b/>
-        </w:rPr>
-        <w:t>_name</w:t>
+        <w:t>customer_name</w:t>
       </w:r>
       <w:proofErr w:type="spellEnd"/>
       <w:r>
@@ -408,28 +366,14 @@
         <w:rPr>
           <w:b/>
         </w:rPr>
-        <w:t>{</w:t>
-      </w:r>
-      <w:proofErr w:type="gramStart"/>
-      <w:r>
-        <w:rPr>
-          <w:b/>
-        </w:rPr>
-        <w:t xml:space="preserve">{ </w:t>
+        <w:t xml:space="preserve">{{ </w:t>
       </w:r>
       <w:proofErr w:type="spellStart"/>
       <w:r>
         <w:rPr>
           <w:b/>
         </w:rPr>
-        <w:t>customer</w:t>
-      </w:r>
-      <w:proofErr w:type="gramEnd"/>
-      <w:r>
-        <w:rPr>
-          <w:b/>
-        </w:rPr>
-        <w:t>_address</w:t>
+        <w:t>customer_address</w:t>
       </w:r>
       <w:proofErr w:type="spellEnd"/>
       <w:r>
@@ -459,9 +403,6 @@
         <w:gridCol w:w="3003"/>
       </w:tblGrid>
       <w:tr>
-        <w:trPr>
-          <w:trHeight w:val="271"/>
-        </w:trPr>
         <w:tc>
           <w:tcPr>
             <w:tcW w:w="3003" w:type="dxa"/>
@@ -473,6 +414,10 @@
             </w:tcBorders>
             <w:shd w:val="clear" w:color="000000" w:fill="FFFF99"/>
             <w:noWrap/>
+            <w:tcMar>
+              <w:left w:w="0" w:type="dxa"/>
+              <w:right w:w="0" w:type="dxa"/>
+            </w:tcMar>
             <w:vAlign w:val="center"/>
             <w:hideMark/>
           </w:tcPr>
@@ -488,8 +433,7 @@
                 <w:lang w:val="en-IN" w:eastAsia="en-IN"/>
               </w:rPr>
             </w:pPr>
-            <w:bookmarkStart w:id="0" w:name="_GoBack"/>
-            <w:bookmarkEnd w:id="0"/>
+            <w:bookmarkStart w:id="0" w:name="_GoBack" w:colFirst="0" w:colLast="1"/>
             <w:r>
               <w:rPr>
                 <w:rFonts w:ascii="Calibri" w:eastAsia="Times New Roman" w:hAnsi="Calibri" w:cs="Calibri"/>
@@ -564,9 +508,6 @@
         </w:tc>
       </w:tr>
       <w:tr>
-        <w:trPr>
-          <w:trHeight w:val="258"/>
-        </w:trPr>
         <w:tc>
           <w:tcPr>
             <w:tcW w:w="3003" w:type="dxa"/>
@@ -636,9 +577,6 @@
         </w:tc>
       </w:tr>
       <w:tr>
-        <w:trPr>
-          <w:trHeight w:val="258"/>
-        </w:trPr>
         <w:tc>
           <w:tcPr>
             <w:tcW w:w="3003" w:type="dxa"/>
@@ -744,9 +682,6 @@
         </w:tc>
       </w:tr>
       <w:tr>
-        <w:trPr>
-          <w:trHeight w:val="258"/>
-        </w:trPr>
         <w:tc>
           <w:tcPr>
             <w:tcW w:w="3003" w:type="dxa"/>
@@ -852,9 +787,6 @@
         </w:tc>
       </w:tr>
       <w:tr>
-        <w:trPr>
-          <w:trHeight w:val="258"/>
-        </w:trPr>
         <w:tc>
           <w:tcPr>
             <w:tcW w:w="3003" w:type="dxa"/>
@@ -924,9 +856,6 @@
         </w:tc>
       </w:tr>
       <w:tr>
-        <w:trPr>
-          <w:trHeight w:val="258"/>
-        </w:trPr>
         <w:tc>
           <w:tcPr>
             <w:tcW w:w="3003" w:type="dxa"/>
@@ -996,9 +925,6 @@
         </w:tc>
       </w:tr>
       <w:tr>
-        <w:trPr>
-          <w:trHeight w:val="258"/>
-        </w:trPr>
         <w:tc>
           <w:tcPr>
             <w:tcW w:w="3003" w:type="dxa"/>
@@ -1068,9 +994,6 @@
         </w:tc>
       </w:tr>
       <w:tr>
-        <w:trPr>
-          <w:trHeight w:val="258"/>
-        </w:trPr>
         <w:tc>
           <w:tcPr>
             <w:tcW w:w="3003" w:type="dxa"/>
@@ -1140,9 +1063,6 @@
         </w:tc>
       </w:tr>
       <w:tr>
-        <w:trPr>
-          <w:trHeight w:val="258"/>
-        </w:trPr>
         <w:tc>
           <w:tcPr>
             <w:tcW w:w="3003" w:type="dxa"/>
@@ -1212,9 +1132,6 @@
         </w:tc>
       </w:tr>
       <w:tr>
-        <w:trPr>
-          <w:trHeight w:val="258"/>
-        </w:trPr>
         <w:tc>
           <w:tcPr>
             <w:tcW w:w="3003" w:type="dxa"/>
@@ -1284,9 +1201,6 @@
         </w:tc>
       </w:tr>
       <w:tr>
-        <w:trPr>
-          <w:trHeight w:val="271"/>
-        </w:trPr>
         <w:tc>
           <w:tcPr>
             <w:tcW w:w="3003" w:type="dxa"/>
@@ -1356,9 +1270,6 @@
         </w:tc>
       </w:tr>
       <w:tr>
-        <w:trPr>
-          <w:trHeight w:val="258"/>
-        </w:trPr>
         <w:tc>
           <w:tcPr>
             <w:tcW w:w="3003" w:type="dxa"/>
@@ -1458,6 +1369,7 @@
         </w:tc>
       </w:tr>
     </w:tbl>
+    <w:bookmarkEnd w:id="0"/>
     <w:p>
       <w:pPr>
         <w:spacing w:after="0" w:line="240" w:lineRule="auto"/>
@@ -3788,7 +3700,7 @@
 </file>
 
 <file path=customXml/itemProps1.xml><?xml version="1.0" encoding="utf-8"?>
-<ds:datastoreItem xmlns:ds="http://schemas.openxmlformats.org/officeDocument/2006/customXml" ds:itemID="{9A07EDD8-A98A-424A-97F8-4178F2E05466}">
+<ds:datastoreItem xmlns:ds="http://schemas.openxmlformats.org/officeDocument/2006/customXml" ds:itemID="{C3A1F194-D7ED-4B59-BCF2-5E4FB9B76E66}">
   <ds:schemaRefs>
     <ds:schemaRef ds:uri="http://schemas.openxmlformats.org/officeDocument/2006/bibliography"/>
   </ds:schemaRefs>

--- a/Quotation_Template.docx
+++ b/Quotation_Template.docx
@@ -433,7 +433,6 @@
                 <w:lang w:val="en-IN" w:eastAsia="en-IN"/>
               </w:rPr>
             </w:pPr>
-            <w:bookmarkStart w:id="0" w:name="_GoBack" w:colFirst="0" w:colLast="1"/>
             <w:r>
               <w:rPr>
                 <w:rFonts w:ascii="Calibri" w:eastAsia="Times New Roman" w:hAnsi="Calibri" w:cs="Calibri"/>
@@ -540,57 +539,6 @@
               <w:t>{% for item in items %}</w:t>
             </w:r>
           </w:p>
-        </w:tc>
-        <w:tc>
-          <w:tcPr>
-            <w:tcW w:w="3003" w:type="dxa"/>
-            <w:tcBorders>
-              <w:top w:val="single" w:sz="4" w:space="0" w:color="auto"/>
-              <w:left w:val="nil"/>
-              <w:bottom w:val="single" w:sz="4" w:space="0" w:color="auto"/>
-              <w:right w:val="single" w:sz="4" w:space="0" w:color="auto"/>
-            </w:tcBorders>
-            <w:shd w:val="clear" w:color="auto" w:fill="auto"/>
-            <w:noWrap/>
-            <w:vAlign w:val="center"/>
-            <w:hideMark/>
-          </w:tcPr>
-          <w:p>
-            <w:pPr>
-              <w:spacing w:after="0" w:line="240" w:lineRule="auto"/>
-              <w:jc w:val="center"/>
-              <w:rPr>
-                <w:rFonts w:ascii="Calibri" w:eastAsia="Times New Roman" w:hAnsi="Calibri" w:cs="Calibri"/>
-                <w:color w:val="000000"/>
-                <w:lang w:val="en-IN" w:eastAsia="en-IN"/>
-              </w:rPr>
-            </w:pPr>
-            <w:r>
-              <w:rPr>
-                <w:rFonts w:ascii="Calibri" w:eastAsia="Times New Roman" w:hAnsi="Calibri" w:cs="Calibri"/>
-                <w:color w:val="000000"/>
-                <w:lang w:val="en-IN" w:eastAsia="en-IN"/>
-              </w:rPr>
-              <w:t>{% for item in items %}</w:t>
-            </w:r>
-          </w:p>
-        </w:tc>
-      </w:tr>
-      <w:tr>
-        <w:tc>
-          <w:tcPr>
-            <w:tcW w:w="3003" w:type="dxa"/>
-            <w:tcBorders>
-              <w:top w:val="nil"/>
-              <w:left w:val="single" w:sz="4" w:space="0" w:color="auto"/>
-              <w:bottom w:val="single" w:sz="4" w:space="0" w:color="auto"/>
-              <w:right w:val="single" w:sz="4" w:space="0" w:color="auto"/>
-            </w:tcBorders>
-            <w:shd w:val="clear" w:color="auto" w:fill="auto"/>
-            <w:noWrap/>
-            <w:vAlign w:val="center"/>
-            <w:hideMark/>
-          </w:tcPr>
           <w:p>
             <w:pPr>
               <w:spacing w:after="0" w:line="240" w:lineRule="auto"/>
@@ -632,7 +580,7 @@
           <w:tcPr>
             <w:tcW w:w="3003" w:type="dxa"/>
             <w:tcBorders>
-              <w:top w:val="nil"/>
+              <w:top w:val="single" w:sz="4" w:space="0" w:color="auto"/>
               <w:left w:val="nil"/>
               <w:bottom w:val="single" w:sz="4" w:space="0" w:color="auto"/>
               <w:right w:val="single" w:sz="4" w:space="0" w:color="auto"/>
@@ -642,6 +590,25 @@
             <w:vAlign w:val="center"/>
             <w:hideMark/>
           </w:tcPr>
+          <w:p>
+            <w:pPr>
+              <w:spacing w:after="0" w:line="240" w:lineRule="auto"/>
+              <w:jc w:val="center"/>
+              <w:rPr>
+                <w:rFonts w:ascii="Calibri" w:eastAsia="Times New Roman" w:hAnsi="Calibri" w:cs="Calibri"/>
+                <w:color w:val="000000"/>
+                <w:lang w:val="en-IN" w:eastAsia="en-IN"/>
+              </w:rPr>
+            </w:pPr>
+            <w:r>
+              <w:rPr>
+                <w:rFonts w:ascii="Calibri" w:eastAsia="Times New Roman" w:hAnsi="Calibri" w:cs="Calibri"/>
+                <w:color w:val="000000"/>
+                <w:lang w:val="en-IN" w:eastAsia="en-IN"/>
+              </w:rPr>
+              <w:t>{% for item in items %}</w:t>
+            </w:r>
+          </w:p>
           <w:p>
             <w:pPr>
               <w:spacing w:after="0" w:line="240" w:lineRule="auto"/>
@@ -791,489 +758,6 @@
           <w:tcPr>
             <w:tcW w:w="3003" w:type="dxa"/>
             <w:tcBorders>
-              <w:top w:val="nil"/>
-              <w:left w:val="single" w:sz="4" w:space="0" w:color="auto"/>
-              <w:bottom w:val="single" w:sz="4" w:space="0" w:color="auto"/>
-              <w:right w:val="single" w:sz="4" w:space="0" w:color="auto"/>
-            </w:tcBorders>
-            <w:shd w:val="clear" w:color="auto" w:fill="auto"/>
-            <w:noWrap/>
-            <w:vAlign w:val="center"/>
-            <w:hideMark/>
-          </w:tcPr>
-          <w:p>
-            <w:pPr>
-              <w:spacing w:after="0" w:line="240" w:lineRule="auto"/>
-              <w:rPr>
-                <w:rFonts w:ascii="Calibri" w:eastAsia="Times New Roman" w:hAnsi="Calibri" w:cs="Calibri"/>
-                <w:color w:val="000000"/>
-                <w:lang w:val="en-IN" w:eastAsia="en-IN"/>
-              </w:rPr>
-            </w:pPr>
-            <w:r>
-              <w:rPr>
-                <w:rFonts w:ascii="Calibri" w:eastAsia="Times New Roman" w:hAnsi="Calibri" w:cs="Calibri"/>
-                <w:color w:val="000000"/>
-                <w:lang w:val="en-IN" w:eastAsia="en-IN"/>
-              </w:rPr>
-              <w:t> </w:t>
-            </w:r>
-          </w:p>
-        </w:tc>
-        <w:tc>
-          <w:tcPr>
-            <w:tcW w:w="3003" w:type="dxa"/>
-            <w:tcBorders>
-              <w:top w:val="nil"/>
-              <w:left w:val="nil"/>
-              <w:bottom w:val="single" w:sz="4" w:space="0" w:color="auto"/>
-              <w:right w:val="single" w:sz="4" w:space="0" w:color="auto"/>
-            </w:tcBorders>
-            <w:shd w:val="clear" w:color="auto" w:fill="auto"/>
-            <w:noWrap/>
-            <w:vAlign w:val="center"/>
-            <w:hideMark/>
-          </w:tcPr>
-          <w:p>
-            <w:pPr>
-              <w:spacing w:after="0" w:line="240" w:lineRule="auto"/>
-              <w:jc w:val="center"/>
-              <w:rPr>
-                <w:rFonts w:ascii="Calibri" w:eastAsia="Times New Roman" w:hAnsi="Calibri" w:cs="Calibri"/>
-                <w:color w:val="000000"/>
-                <w:lang w:val="en-IN" w:eastAsia="en-IN"/>
-              </w:rPr>
-            </w:pPr>
-            <w:r>
-              <w:rPr>
-                <w:rFonts w:ascii="Calibri" w:eastAsia="Times New Roman" w:hAnsi="Calibri" w:cs="Calibri"/>
-                <w:color w:val="000000"/>
-                <w:lang w:val="en-IN" w:eastAsia="en-IN"/>
-              </w:rPr>
-              <w:t> </w:t>
-            </w:r>
-          </w:p>
-        </w:tc>
-      </w:tr>
-      <w:tr>
-        <w:tc>
-          <w:tcPr>
-            <w:tcW w:w="3003" w:type="dxa"/>
-            <w:tcBorders>
-              <w:top w:val="nil"/>
-              <w:left w:val="single" w:sz="4" w:space="0" w:color="auto"/>
-              <w:bottom w:val="single" w:sz="4" w:space="0" w:color="auto"/>
-              <w:right w:val="single" w:sz="4" w:space="0" w:color="auto"/>
-            </w:tcBorders>
-            <w:shd w:val="clear" w:color="auto" w:fill="auto"/>
-            <w:noWrap/>
-            <w:vAlign w:val="center"/>
-            <w:hideMark/>
-          </w:tcPr>
-          <w:p>
-            <w:pPr>
-              <w:spacing w:after="0" w:line="240" w:lineRule="auto"/>
-              <w:rPr>
-                <w:rFonts w:ascii="Calibri" w:eastAsia="Times New Roman" w:hAnsi="Calibri" w:cs="Calibri"/>
-                <w:color w:val="000000"/>
-                <w:lang w:val="en-IN" w:eastAsia="en-IN"/>
-              </w:rPr>
-            </w:pPr>
-            <w:r>
-              <w:rPr>
-                <w:rFonts w:ascii="Calibri" w:eastAsia="Times New Roman" w:hAnsi="Calibri" w:cs="Calibri"/>
-                <w:color w:val="000000"/>
-                <w:lang w:val="en-IN" w:eastAsia="en-IN"/>
-              </w:rPr>
-              <w:t> </w:t>
-            </w:r>
-          </w:p>
-        </w:tc>
-        <w:tc>
-          <w:tcPr>
-            <w:tcW w:w="3003" w:type="dxa"/>
-            <w:tcBorders>
-              <w:top w:val="nil"/>
-              <w:left w:val="nil"/>
-              <w:bottom w:val="single" w:sz="4" w:space="0" w:color="auto"/>
-              <w:right w:val="single" w:sz="4" w:space="0" w:color="auto"/>
-            </w:tcBorders>
-            <w:shd w:val="clear" w:color="auto" w:fill="auto"/>
-            <w:noWrap/>
-            <w:vAlign w:val="center"/>
-            <w:hideMark/>
-          </w:tcPr>
-          <w:p>
-            <w:pPr>
-              <w:spacing w:after="0" w:line="240" w:lineRule="auto"/>
-              <w:jc w:val="center"/>
-              <w:rPr>
-                <w:rFonts w:ascii="Calibri" w:eastAsia="Times New Roman" w:hAnsi="Calibri" w:cs="Calibri"/>
-                <w:color w:val="000000"/>
-                <w:lang w:val="en-IN" w:eastAsia="en-IN"/>
-              </w:rPr>
-            </w:pPr>
-            <w:r>
-              <w:rPr>
-                <w:rFonts w:ascii="Calibri" w:eastAsia="Times New Roman" w:hAnsi="Calibri" w:cs="Calibri"/>
-                <w:color w:val="000000"/>
-                <w:lang w:val="en-IN" w:eastAsia="en-IN"/>
-              </w:rPr>
-              <w:t> </w:t>
-            </w:r>
-          </w:p>
-        </w:tc>
-      </w:tr>
-      <w:tr>
-        <w:tc>
-          <w:tcPr>
-            <w:tcW w:w="3003" w:type="dxa"/>
-            <w:tcBorders>
-              <w:top w:val="nil"/>
-              <w:left w:val="single" w:sz="4" w:space="0" w:color="auto"/>
-              <w:bottom w:val="single" w:sz="4" w:space="0" w:color="auto"/>
-              <w:right w:val="single" w:sz="4" w:space="0" w:color="auto"/>
-            </w:tcBorders>
-            <w:shd w:val="clear" w:color="auto" w:fill="auto"/>
-            <w:noWrap/>
-            <w:vAlign w:val="center"/>
-            <w:hideMark/>
-          </w:tcPr>
-          <w:p>
-            <w:pPr>
-              <w:spacing w:after="0" w:line="240" w:lineRule="auto"/>
-              <w:rPr>
-                <w:rFonts w:ascii="Calibri" w:eastAsia="Times New Roman" w:hAnsi="Calibri" w:cs="Calibri"/>
-                <w:color w:val="000000"/>
-                <w:lang w:val="en-IN" w:eastAsia="en-IN"/>
-              </w:rPr>
-            </w:pPr>
-            <w:r>
-              <w:rPr>
-                <w:rFonts w:ascii="Calibri" w:eastAsia="Times New Roman" w:hAnsi="Calibri" w:cs="Calibri"/>
-                <w:color w:val="000000"/>
-                <w:lang w:val="en-IN" w:eastAsia="en-IN"/>
-              </w:rPr>
-              <w:t> </w:t>
-            </w:r>
-          </w:p>
-        </w:tc>
-        <w:tc>
-          <w:tcPr>
-            <w:tcW w:w="3003" w:type="dxa"/>
-            <w:tcBorders>
-              <w:top w:val="nil"/>
-              <w:left w:val="nil"/>
-              <w:bottom w:val="single" w:sz="4" w:space="0" w:color="auto"/>
-              <w:right w:val="single" w:sz="4" w:space="0" w:color="auto"/>
-            </w:tcBorders>
-            <w:shd w:val="clear" w:color="auto" w:fill="auto"/>
-            <w:noWrap/>
-            <w:vAlign w:val="center"/>
-            <w:hideMark/>
-          </w:tcPr>
-          <w:p>
-            <w:pPr>
-              <w:spacing w:after="0" w:line="240" w:lineRule="auto"/>
-              <w:jc w:val="center"/>
-              <w:rPr>
-                <w:rFonts w:ascii="Calibri" w:eastAsia="Times New Roman" w:hAnsi="Calibri" w:cs="Calibri"/>
-                <w:color w:val="000000"/>
-                <w:lang w:val="en-IN" w:eastAsia="en-IN"/>
-              </w:rPr>
-            </w:pPr>
-            <w:r>
-              <w:rPr>
-                <w:rFonts w:ascii="Calibri" w:eastAsia="Times New Roman" w:hAnsi="Calibri" w:cs="Calibri"/>
-                <w:color w:val="000000"/>
-                <w:lang w:val="en-IN" w:eastAsia="en-IN"/>
-              </w:rPr>
-              <w:t> </w:t>
-            </w:r>
-          </w:p>
-        </w:tc>
-      </w:tr>
-      <w:tr>
-        <w:tc>
-          <w:tcPr>
-            <w:tcW w:w="3003" w:type="dxa"/>
-            <w:tcBorders>
-              <w:top w:val="nil"/>
-              <w:left w:val="single" w:sz="4" w:space="0" w:color="auto"/>
-              <w:bottom w:val="single" w:sz="4" w:space="0" w:color="auto"/>
-              <w:right w:val="single" w:sz="4" w:space="0" w:color="auto"/>
-            </w:tcBorders>
-            <w:shd w:val="clear" w:color="auto" w:fill="auto"/>
-            <w:noWrap/>
-            <w:vAlign w:val="center"/>
-            <w:hideMark/>
-          </w:tcPr>
-          <w:p>
-            <w:pPr>
-              <w:spacing w:after="0" w:line="240" w:lineRule="auto"/>
-              <w:rPr>
-                <w:rFonts w:ascii="Calibri" w:eastAsia="Times New Roman" w:hAnsi="Calibri" w:cs="Calibri"/>
-                <w:color w:val="000000"/>
-                <w:lang w:val="en-IN" w:eastAsia="en-IN"/>
-              </w:rPr>
-            </w:pPr>
-            <w:r>
-              <w:rPr>
-                <w:rFonts w:ascii="Calibri" w:eastAsia="Times New Roman" w:hAnsi="Calibri" w:cs="Calibri"/>
-                <w:color w:val="000000"/>
-                <w:lang w:val="en-IN" w:eastAsia="en-IN"/>
-              </w:rPr>
-              <w:t> </w:t>
-            </w:r>
-          </w:p>
-        </w:tc>
-        <w:tc>
-          <w:tcPr>
-            <w:tcW w:w="3003" w:type="dxa"/>
-            <w:tcBorders>
-              <w:top w:val="nil"/>
-              <w:left w:val="nil"/>
-              <w:bottom w:val="single" w:sz="4" w:space="0" w:color="auto"/>
-              <w:right w:val="single" w:sz="4" w:space="0" w:color="auto"/>
-            </w:tcBorders>
-            <w:shd w:val="clear" w:color="auto" w:fill="auto"/>
-            <w:noWrap/>
-            <w:vAlign w:val="center"/>
-            <w:hideMark/>
-          </w:tcPr>
-          <w:p>
-            <w:pPr>
-              <w:spacing w:after="0" w:line="240" w:lineRule="auto"/>
-              <w:jc w:val="center"/>
-              <w:rPr>
-                <w:rFonts w:ascii="Calibri" w:eastAsia="Times New Roman" w:hAnsi="Calibri" w:cs="Calibri"/>
-                <w:color w:val="000000"/>
-                <w:lang w:val="en-IN" w:eastAsia="en-IN"/>
-              </w:rPr>
-            </w:pPr>
-            <w:r>
-              <w:rPr>
-                <w:rFonts w:ascii="Calibri" w:eastAsia="Times New Roman" w:hAnsi="Calibri" w:cs="Calibri"/>
-                <w:color w:val="000000"/>
-                <w:lang w:val="en-IN" w:eastAsia="en-IN"/>
-              </w:rPr>
-              <w:t> </w:t>
-            </w:r>
-          </w:p>
-        </w:tc>
-      </w:tr>
-      <w:tr>
-        <w:tc>
-          <w:tcPr>
-            <w:tcW w:w="3003" w:type="dxa"/>
-            <w:tcBorders>
-              <w:top w:val="nil"/>
-              <w:left w:val="single" w:sz="4" w:space="0" w:color="auto"/>
-              <w:bottom w:val="single" w:sz="4" w:space="0" w:color="auto"/>
-              <w:right w:val="single" w:sz="4" w:space="0" w:color="auto"/>
-            </w:tcBorders>
-            <w:shd w:val="clear" w:color="auto" w:fill="auto"/>
-            <w:noWrap/>
-            <w:vAlign w:val="center"/>
-            <w:hideMark/>
-          </w:tcPr>
-          <w:p>
-            <w:pPr>
-              <w:spacing w:after="0" w:line="240" w:lineRule="auto"/>
-              <w:rPr>
-                <w:rFonts w:ascii="Calibri" w:eastAsia="Times New Roman" w:hAnsi="Calibri" w:cs="Calibri"/>
-                <w:color w:val="000000"/>
-                <w:lang w:val="en-IN" w:eastAsia="en-IN"/>
-              </w:rPr>
-            </w:pPr>
-            <w:r>
-              <w:rPr>
-                <w:rFonts w:ascii="Calibri" w:eastAsia="Times New Roman" w:hAnsi="Calibri" w:cs="Calibri"/>
-                <w:color w:val="000000"/>
-                <w:lang w:val="en-IN" w:eastAsia="en-IN"/>
-              </w:rPr>
-              <w:t> </w:t>
-            </w:r>
-          </w:p>
-        </w:tc>
-        <w:tc>
-          <w:tcPr>
-            <w:tcW w:w="3003" w:type="dxa"/>
-            <w:tcBorders>
-              <w:top w:val="nil"/>
-              <w:left w:val="nil"/>
-              <w:bottom w:val="single" w:sz="4" w:space="0" w:color="auto"/>
-              <w:right w:val="single" w:sz="4" w:space="0" w:color="auto"/>
-            </w:tcBorders>
-            <w:shd w:val="clear" w:color="auto" w:fill="auto"/>
-            <w:noWrap/>
-            <w:vAlign w:val="center"/>
-            <w:hideMark/>
-          </w:tcPr>
-          <w:p>
-            <w:pPr>
-              <w:spacing w:after="0" w:line="240" w:lineRule="auto"/>
-              <w:jc w:val="center"/>
-              <w:rPr>
-                <w:rFonts w:ascii="Calibri" w:eastAsia="Times New Roman" w:hAnsi="Calibri" w:cs="Calibri"/>
-                <w:color w:val="000000"/>
-                <w:lang w:val="en-IN" w:eastAsia="en-IN"/>
-              </w:rPr>
-            </w:pPr>
-            <w:r>
-              <w:rPr>
-                <w:rFonts w:ascii="Calibri" w:eastAsia="Times New Roman" w:hAnsi="Calibri" w:cs="Calibri"/>
-                <w:color w:val="000000"/>
-                <w:lang w:val="en-IN" w:eastAsia="en-IN"/>
-              </w:rPr>
-              <w:t> </w:t>
-            </w:r>
-          </w:p>
-        </w:tc>
-      </w:tr>
-      <w:tr>
-        <w:tc>
-          <w:tcPr>
-            <w:tcW w:w="3003" w:type="dxa"/>
-            <w:tcBorders>
-              <w:top w:val="nil"/>
-              <w:left w:val="single" w:sz="4" w:space="0" w:color="auto"/>
-              <w:bottom w:val="single" w:sz="4" w:space="0" w:color="auto"/>
-              <w:right w:val="single" w:sz="4" w:space="0" w:color="auto"/>
-            </w:tcBorders>
-            <w:shd w:val="clear" w:color="auto" w:fill="auto"/>
-            <w:noWrap/>
-            <w:vAlign w:val="center"/>
-            <w:hideMark/>
-          </w:tcPr>
-          <w:p>
-            <w:pPr>
-              <w:spacing w:after="0" w:line="240" w:lineRule="auto"/>
-              <w:rPr>
-                <w:rFonts w:ascii="Calibri" w:eastAsia="Times New Roman" w:hAnsi="Calibri" w:cs="Calibri"/>
-                <w:color w:val="000000"/>
-                <w:lang w:val="en-IN" w:eastAsia="en-IN"/>
-              </w:rPr>
-            </w:pPr>
-            <w:r>
-              <w:rPr>
-                <w:rFonts w:ascii="Calibri" w:eastAsia="Times New Roman" w:hAnsi="Calibri" w:cs="Calibri"/>
-                <w:color w:val="000000"/>
-                <w:lang w:val="en-IN" w:eastAsia="en-IN"/>
-              </w:rPr>
-              <w:t> </w:t>
-            </w:r>
-          </w:p>
-        </w:tc>
-        <w:tc>
-          <w:tcPr>
-            <w:tcW w:w="3003" w:type="dxa"/>
-            <w:tcBorders>
-              <w:top w:val="nil"/>
-              <w:left w:val="nil"/>
-              <w:bottom w:val="single" w:sz="4" w:space="0" w:color="auto"/>
-              <w:right w:val="single" w:sz="4" w:space="0" w:color="auto"/>
-            </w:tcBorders>
-            <w:shd w:val="clear" w:color="auto" w:fill="auto"/>
-            <w:noWrap/>
-            <w:vAlign w:val="center"/>
-            <w:hideMark/>
-          </w:tcPr>
-          <w:p>
-            <w:pPr>
-              <w:spacing w:after="0" w:line="240" w:lineRule="auto"/>
-              <w:jc w:val="center"/>
-              <w:rPr>
-                <w:rFonts w:ascii="Calibri" w:eastAsia="Times New Roman" w:hAnsi="Calibri" w:cs="Calibri"/>
-                <w:color w:val="000000"/>
-                <w:lang w:val="en-IN" w:eastAsia="en-IN"/>
-              </w:rPr>
-            </w:pPr>
-            <w:r>
-              <w:rPr>
-                <w:rFonts w:ascii="Calibri" w:eastAsia="Times New Roman" w:hAnsi="Calibri" w:cs="Calibri"/>
-                <w:color w:val="000000"/>
-                <w:lang w:val="en-IN" w:eastAsia="en-IN"/>
-              </w:rPr>
-              <w:t> </w:t>
-            </w:r>
-          </w:p>
-        </w:tc>
-      </w:tr>
-      <w:tr>
-        <w:tc>
-          <w:tcPr>
-            <w:tcW w:w="3003" w:type="dxa"/>
-            <w:tcBorders>
-              <w:top w:val="nil"/>
-              <w:left w:val="single" w:sz="4" w:space="0" w:color="auto"/>
-              <w:bottom w:val="single" w:sz="4" w:space="0" w:color="auto"/>
-              <w:right w:val="single" w:sz="4" w:space="0" w:color="auto"/>
-            </w:tcBorders>
-            <w:shd w:val="clear" w:color="auto" w:fill="auto"/>
-            <w:noWrap/>
-            <w:vAlign w:val="center"/>
-            <w:hideMark/>
-          </w:tcPr>
-          <w:p>
-            <w:pPr>
-              <w:spacing w:after="0" w:line="240" w:lineRule="auto"/>
-              <w:rPr>
-                <w:rFonts w:ascii="Calibri" w:eastAsia="Times New Roman" w:hAnsi="Calibri" w:cs="Calibri"/>
-                <w:color w:val="000000"/>
-                <w:lang w:val="en-IN" w:eastAsia="en-IN"/>
-              </w:rPr>
-            </w:pPr>
-            <w:r>
-              <w:rPr>
-                <w:rFonts w:ascii="Calibri" w:eastAsia="Times New Roman" w:hAnsi="Calibri" w:cs="Calibri"/>
-                <w:color w:val="000000"/>
-                <w:lang w:val="en-IN" w:eastAsia="en-IN"/>
-              </w:rPr>
-              <w:t> </w:t>
-            </w:r>
-          </w:p>
-        </w:tc>
-        <w:tc>
-          <w:tcPr>
-            <w:tcW w:w="3003" w:type="dxa"/>
-            <w:tcBorders>
-              <w:top w:val="nil"/>
-              <w:left w:val="nil"/>
-              <w:bottom w:val="single" w:sz="4" w:space="0" w:color="auto"/>
-              <w:right w:val="single" w:sz="4" w:space="0" w:color="auto"/>
-            </w:tcBorders>
-            <w:shd w:val="clear" w:color="auto" w:fill="auto"/>
-            <w:noWrap/>
-            <w:vAlign w:val="center"/>
-            <w:hideMark/>
-          </w:tcPr>
-          <w:p>
-            <w:pPr>
-              <w:spacing w:after="0" w:line="240" w:lineRule="auto"/>
-              <w:jc w:val="center"/>
-              <w:rPr>
-                <w:rFonts w:ascii="Calibri" w:eastAsia="Times New Roman" w:hAnsi="Calibri" w:cs="Calibri"/>
-                <w:color w:val="000000"/>
-                <w:lang w:val="en-IN" w:eastAsia="en-IN"/>
-              </w:rPr>
-            </w:pPr>
-            <w:r>
-              <w:rPr>
-                <w:rFonts w:ascii="Calibri" w:eastAsia="Times New Roman" w:hAnsi="Calibri" w:cs="Calibri"/>
-                <w:color w:val="000000"/>
-                <w:lang w:val="en-IN" w:eastAsia="en-IN"/>
-              </w:rPr>
-              <w:t> </w:t>
-            </w:r>
-          </w:p>
-        </w:tc>
-      </w:tr>
-      <w:tr>
-        <w:tc>
-          <w:tcPr>
-            <w:tcW w:w="3003" w:type="dxa"/>
-            <w:tcBorders>
               <w:top w:val="single" w:sz="8" w:space="0" w:color="auto"/>
               <w:left w:val="single" w:sz="8" w:space="0" w:color="auto"/>
               <w:bottom w:val="nil"/>
@@ -1295,6 +779,8 @@
                 <w:lang w:val="en-IN" w:eastAsia="en-IN"/>
               </w:rPr>
             </w:pPr>
+            <w:bookmarkStart w:id="0" w:name="_GoBack"/>
+            <w:bookmarkEnd w:id="0"/>
             <w:r>
               <w:rPr>
                 <w:rFonts w:ascii="Calibri" w:eastAsia="Times New Roman" w:hAnsi="Calibri" w:cs="Calibri"/>
@@ -1369,7 +855,6 @@
         </w:tc>
       </w:tr>
     </w:tbl>
-    <w:bookmarkEnd w:id="0"/>
     <w:p>
       <w:pPr>
         <w:spacing w:after="0" w:line="240" w:lineRule="auto"/>
@@ -3700,7 +3185,7 @@
 </file>
 
 <file path=customXml/itemProps1.xml><?xml version="1.0" encoding="utf-8"?>
-<ds:datastoreItem xmlns:ds="http://schemas.openxmlformats.org/officeDocument/2006/customXml" ds:itemID="{C3A1F194-D7ED-4B59-BCF2-5E4FB9B76E66}">
+<ds:datastoreItem xmlns:ds="http://schemas.openxmlformats.org/officeDocument/2006/customXml" ds:itemID="{5FDA4F63-1409-471A-AADC-DD2A2FA12F31}">
   <ds:schemaRefs>
     <ds:schemaRef ds:uri="http://schemas.openxmlformats.org/officeDocument/2006/bibliography"/>
   </ds:schemaRefs>

--- a/Quotation_Template.docx
+++ b/Quotation_Template.docx
@@ -575,6 +575,42 @@
               <w:t xml:space="preserve"> }}</w:t>
             </w:r>
           </w:p>
+          <w:p>
+            <w:pPr>
+              <w:spacing w:after="0" w:line="240" w:lineRule="auto"/>
+              <w:rPr>
+                <w:rFonts w:ascii="Calibri" w:eastAsia="Times New Roman" w:hAnsi="Calibri" w:cs="Calibri"/>
+                <w:color w:val="000000"/>
+                <w:lang w:val="en-IN" w:eastAsia="en-IN"/>
+              </w:rPr>
+            </w:pPr>
+            <w:r>
+              <w:rPr>
+                <w:rFonts w:ascii="Calibri" w:eastAsia="Times New Roman" w:hAnsi="Calibri" w:cs="Calibri"/>
+                <w:color w:val="000000"/>
+                <w:lang w:val="en-IN" w:eastAsia="en-IN"/>
+              </w:rPr>
+              <w:t xml:space="preserve">{% </w:t>
+            </w:r>
+            <w:proofErr w:type="spellStart"/>
+            <w:r>
+              <w:rPr>
+                <w:rFonts w:ascii="Calibri" w:eastAsia="Times New Roman" w:hAnsi="Calibri" w:cs="Calibri"/>
+                <w:color w:val="000000"/>
+                <w:lang w:val="en-IN" w:eastAsia="en-IN"/>
+              </w:rPr>
+              <w:t>endfor</w:t>
+            </w:r>
+            <w:proofErr w:type="spellEnd"/>
+            <w:r>
+              <w:rPr>
+                <w:rFonts w:ascii="Calibri" w:eastAsia="Times New Roman" w:hAnsi="Calibri" w:cs="Calibri"/>
+                <w:color w:val="000000"/>
+                <w:lang w:val="en-IN" w:eastAsia="en-IN"/>
+              </w:rPr>
+              <w:t xml:space="preserve"> %}</w:t>
+            </w:r>
+          </w:p>
         </w:tc>
         <w:tc>
           <w:tcPr>
@@ -646,74 +682,6 @@
               <w:t xml:space="preserve"> }}</w:t>
             </w:r>
           </w:p>
-        </w:tc>
-      </w:tr>
-      <w:tr>
-        <w:tc>
-          <w:tcPr>
-            <w:tcW w:w="3003" w:type="dxa"/>
-            <w:tcBorders>
-              <w:top w:val="nil"/>
-              <w:left w:val="single" w:sz="4" w:space="0" w:color="auto"/>
-              <w:bottom w:val="single" w:sz="4" w:space="0" w:color="auto"/>
-              <w:right w:val="single" w:sz="4" w:space="0" w:color="auto"/>
-            </w:tcBorders>
-            <w:shd w:val="clear" w:color="auto" w:fill="auto"/>
-            <w:noWrap/>
-            <w:vAlign w:val="center"/>
-            <w:hideMark/>
-          </w:tcPr>
-          <w:p>
-            <w:pPr>
-              <w:spacing w:after="0" w:line="240" w:lineRule="auto"/>
-              <w:rPr>
-                <w:rFonts w:ascii="Calibri" w:eastAsia="Times New Roman" w:hAnsi="Calibri" w:cs="Calibri"/>
-                <w:color w:val="000000"/>
-                <w:lang w:val="en-IN" w:eastAsia="en-IN"/>
-              </w:rPr>
-            </w:pPr>
-            <w:r>
-              <w:rPr>
-                <w:rFonts w:ascii="Calibri" w:eastAsia="Times New Roman" w:hAnsi="Calibri" w:cs="Calibri"/>
-                <w:color w:val="000000"/>
-                <w:lang w:val="en-IN" w:eastAsia="en-IN"/>
-              </w:rPr>
-              <w:t xml:space="preserve">{% </w:t>
-            </w:r>
-            <w:proofErr w:type="spellStart"/>
-            <w:r>
-              <w:rPr>
-                <w:rFonts w:ascii="Calibri" w:eastAsia="Times New Roman" w:hAnsi="Calibri" w:cs="Calibri"/>
-                <w:color w:val="000000"/>
-                <w:lang w:val="en-IN" w:eastAsia="en-IN"/>
-              </w:rPr>
-              <w:t>endfor</w:t>
-            </w:r>
-            <w:proofErr w:type="spellEnd"/>
-            <w:r>
-              <w:rPr>
-                <w:rFonts w:ascii="Calibri" w:eastAsia="Times New Roman" w:hAnsi="Calibri" w:cs="Calibri"/>
-                <w:color w:val="000000"/>
-                <w:lang w:val="en-IN" w:eastAsia="en-IN"/>
-              </w:rPr>
-              <w:t xml:space="preserve"> %}</w:t>
-            </w:r>
-          </w:p>
-        </w:tc>
-        <w:tc>
-          <w:tcPr>
-            <w:tcW w:w="3003" w:type="dxa"/>
-            <w:tcBorders>
-              <w:top w:val="nil"/>
-              <w:left w:val="nil"/>
-              <w:bottom w:val="single" w:sz="4" w:space="0" w:color="auto"/>
-              <w:right w:val="single" w:sz="4" w:space="0" w:color="auto"/>
-            </w:tcBorders>
-            <w:shd w:val="clear" w:color="auto" w:fill="auto"/>
-            <w:noWrap/>
-            <w:vAlign w:val="center"/>
-            <w:hideMark/>
-          </w:tcPr>
           <w:p>
             <w:pPr>
               <w:spacing w:after="0" w:line="240" w:lineRule="auto"/>
@@ -3185,7 +3153,7 @@
 </file>
 
 <file path=customXml/itemProps1.xml><?xml version="1.0" encoding="utf-8"?>
-<ds:datastoreItem xmlns:ds="http://schemas.openxmlformats.org/officeDocument/2006/customXml" ds:itemID="{5FDA4F63-1409-471A-AADC-DD2A2FA12F31}">
+<ds:datastoreItem xmlns:ds="http://schemas.openxmlformats.org/officeDocument/2006/customXml" ds:itemID="{81019A8B-3B4F-46A8-89E9-6E1257FE22A5}">
   <ds:schemaRefs>
     <ds:schemaRef ds:uri="http://schemas.openxmlformats.org/officeDocument/2006/bibliography"/>
   </ds:schemaRefs>

--- a/Quotation_Template.docx
+++ b/Quotation_Template.docx
@@ -394,29 +394,39 @@
     </w:p>
     <w:tbl>
       <w:tblPr>
-        <w:tblW w:w="6006" w:type="dxa"/>
-        <w:tblInd w:w="1745" w:type="dxa"/>
+        <w:tblW w:w="6202" w:type="dxa"/>
+        <w:tblCellSpacing w:w="15" w:type="dxa"/>
+        <w:tblInd w:w="1430" w:type="dxa"/>
+        <w:tblCellMar>
+          <w:left w:w="0" w:type="dxa"/>
+          <w:right w:w="0" w:type="dxa"/>
+        </w:tblCellMar>
         <w:tblLook w:val="04A0" w:firstRow="1" w:lastRow="0" w:firstColumn="1" w:lastColumn="0" w:noHBand="0" w:noVBand="1"/>
       </w:tblPr>
       <w:tblGrid>
-        <w:gridCol w:w="3003"/>
-        <w:gridCol w:w="3003"/>
+        <w:gridCol w:w="3467"/>
+        <w:gridCol w:w="2735"/>
       </w:tblGrid>
       <w:tr>
+        <w:trPr>
+          <w:trHeight w:val="258"/>
+          <w:tblHeader/>
+          <w:tblCellSpacing w:w="15" w:type="dxa"/>
+        </w:trPr>
         <w:tc>
           <w:tcPr>
-            <w:tcW w:w="3003" w:type="dxa"/>
+            <w:tcW w:w="0" w:type="auto"/>
             <w:tcBorders>
-              <w:top w:val="single" w:sz="8" w:space="0" w:color="auto"/>
-              <w:left w:val="single" w:sz="8" w:space="0" w:color="auto"/>
-              <w:bottom w:val="single" w:sz="8" w:space="0" w:color="auto"/>
-              <w:right w:val="single" w:sz="8" w:space="0" w:color="auto"/>
+              <w:top w:val="single" w:sz="6" w:space="0" w:color="C4C7C5"/>
+              <w:left w:val="single" w:sz="6" w:space="0" w:color="C4C7C5"/>
+              <w:bottom w:val="single" w:sz="6" w:space="0" w:color="C4C7C5"/>
+              <w:right w:val="single" w:sz="6" w:space="0" w:color="C4C7C5"/>
             </w:tcBorders>
-            <w:shd w:val="clear" w:color="000000" w:fill="FFFF99"/>
-            <w:noWrap/>
             <w:tcMar>
-              <w:left w:w="0" w:type="dxa"/>
-              <w:right w:w="0" w:type="dxa"/>
+              <w:top w:w="120" w:type="dxa"/>
+              <w:left w:w="180" w:type="dxa"/>
+              <w:bottom w:w="120" w:type="dxa"/>
+              <w:right w:w="180" w:type="dxa"/>
             </w:tcMar>
             <w:vAlign w:val="center"/>
             <w:hideMark/>
@@ -424,21 +434,25 @@
           <w:p>
             <w:pPr>
               <w:spacing w:after="0" w:line="240" w:lineRule="auto"/>
-              <w:jc w:val="center"/>
               <w:rPr>
-                <w:rFonts w:ascii="Calibri" w:eastAsia="Times New Roman" w:hAnsi="Calibri" w:cs="Calibri"/>
-                <w:b/>
-                <w:bCs/>
-                <w:color w:val="FF0000"/>
+                <w:rFonts w:ascii="Times New Roman" w:eastAsia="Times New Roman" w:hAnsi="Times New Roman" w:cs="Times New Roman"/>
+                <w:color w:val="1F1F1F"/>
+                <w:sz w:val="24"/>
+                <w:szCs w:val="24"/>
                 <w:lang w:val="en-IN" w:eastAsia="en-IN"/>
               </w:rPr>
             </w:pPr>
+            <w:bookmarkStart w:id="0" w:name="_GoBack"/>
+            <w:bookmarkEnd w:id="0"/>
             <w:r>
               <w:rPr>
-                <w:rFonts w:ascii="Calibri" w:eastAsia="Times New Roman" w:hAnsi="Calibri" w:cs="Calibri"/>
+                <w:rFonts w:ascii="Times New Roman" w:eastAsia="Times New Roman" w:hAnsi="Times New Roman" w:cs="Times New Roman"/>
                 <w:b/>
                 <w:bCs/>
-                <w:color w:val="FF0000"/>
+                <w:color w:val="1F1F1F"/>
+                <w:sz w:val="24"/>
+                <w:szCs w:val="24"/>
+                <w:bdr w:val="none" w:sz="0" w:space="0" w:color="auto" w:frame="1"/>
                 <w:lang w:val="en-IN" w:eastAsia="en-IN"/>
               </w:rPr>
               <w:t>PARTICULARS</w:t>
@@ -447,36 +461,42 @@
         </w:tc>
         <w:tc>
           <w:tcPr>
-            <w:tcW w:w="3003" w:type="dxa"/>
+            <w:tcW w:w="0" w:type="auto"/>
             <w:tcBorders>
-              <w:top w:val="single" w:sz="8" w:space="0" w:color="auto"/>
-              <w:left w:val="nil"/>
-              <w:bottom w:val="single" w:sz="8" w:space="0" w:color="auto"/>
-              <w:right w:val="single" w:sz="8" w:space="0" w:color="auto"/>
+              <w:top w:val="single" w:sz="6" w:space="0" w:color="C4C7C5"/>
+              <w:left w:val="single" w:sz="6" w:space="0" w:color="C4C7C5"/>
+              <w:bottom w:val="single" w:sz="6" w:space="0" w:color="C4C7C5"/>
+              <w:right w:val="single" w:sz="6" w:space="0" w:color="C4C7C5"/>
             </w:tcBorders>
-            <w:shd w:val="clear" w:color="000000" w:fill="FFFF99"/>
-            <w:noWrap/>
+            <w:tcMar>
+              <w:top w:w="120" w:type="dxa"/>
+              <w:left w:w="180" w:type="dxa"/>
+              <w:bottom w:w="120" w:type="dxa"/>
+              <w:right w:w="180" w:type="dxa"/>
+            </w:tcMar>
             <w:vAlign w:val="center"/>
             <w:hideMark/>
           </w:tcPr>
           <w:p>
             <w:pPr>
               <w:spacing w:after="0" w:line="240" w:lineRule="auto"/>
-              <w:jc w:val="center"/>
               <w:rPr>
-                <w:rFonts w:ascii="Calibri" w:eastAsia="Times New Roman" w:hAnsi="Calibri" w:cs="Calibri"/>
-                <w:b/>
-                <w:bCs/>
-                <w:color w:val="FF0000"/>
+                <w:rFonts w:ascii="Times New Roman" w:eastAsia="Times New Roman" w:hAnsi="Times New Roman" w:cs="Times New Roman"/>
+                <w:color w:val="1F1F1F"/>
+                <w:sz w:val="24"/>
+                <w:szCs w:val="24"/>
                 <w:lang w:val="en-IN" w:eastAsia="en-IN"/>
               </w:rPr>
             </w:pPr>
             <w:r>
               <w:rPr>
-                <w:rFonts w:ascii="Calibri" w:eastAsia="Times New Roman" w:hAnsi="Calibri" w:cs="Calibri"/>
+                <w:rFonts w:ascii="Times New Roman" w:eastAsia="Times New Roman" w:hAnsi="Times New Roman" w:cs="Times New Roman"/>
                 <w:b/>
                 <w:bCs/>
-                <w:color w:val="FF0000"/>
+                <w:color w:val="1F1F1F"/>
+                <w:sz w:val="24"/>
+                <w:szCs w:val="24"/>
+                <w:bdr w:val="none" w:sz="0" w:space="0" w:color="auto" w:frame="1"/>
                 <w:lang w:val="en-IN" w:eastAsia="en-IN"/>
               </w:rPr>
               <w:t xml:space="preserve">{{ </w:t>
@@ -484,10 +504,13 @@
             <w:proofErr w:type="spellStart"/>
             <w:r>
               <w:rPr>
-                <w:rFonts w:ascii="Calibri" w:eastAsia="Times New Roman" w:hAnsi="Calibri" w:cs="Calibri"/>
+                <w:rFonts w:ascii="Times New Roman" w:eastAsia="Times New Roman" w:hAnsi="Times New Roman" w:cs="Times New Roman"/>
                 <w:b/>
                 <w:bCs/>
-                <w:color w:val="FF0000"/>
+                <w:color w:val="1F1F1F"/>
+                <w:sz w:val="24"/>
+                <w:szCs w:val="24"/>
+                <w:bdr w:val="none" w:sz="0" w:space="0" w:color="auto" w:frame="1"/>
                 <w:lang w:val="en-IN" w:eastAsia="en-IN"/>
               </w:rPr>
               <w:t>vehicle_variant</w:t>
@@ -495,10 +518,13 @@
             <w:proofErr w:type="spellEnd"/>
             <w:r>
               <w:rPr>
-                <w:rFonts w:ascii="Calibri" w:eastAsia="Times New Roman" w:hAnsi="Calibri" w:cs="Calibri"/>
+                <w:rFonts w:ascii="Times New Roman" w:eastAsia="Times New Roman" w:hAnsi="Times New Roman" w:cs="Times New Roman"/>
                 <w:b/>
                 <w:bCs/>
-                <w:color w:val="FF0000"/>
+                <w:color w:val="1F1F1F"/>
+                <w:sz w:val="24"/>
+                <w:szCs w:val="24"/>
+                <w:bdr w:val="none" w:sz="0" w:space="0" w:color="auto" w:frame="1"/>
                 <w:lang w:val="en-IN" w:eastAsia="en-IN"/>
               </w:rPr>
               <w:t xml:space="preserve"> }}</w:t>
@@ -507,17 +533,25 @@
         </w:tc>
       </w:tr>
       <w:tr>
+        <w:trPr>
+          <w:trHeight w:val="272"/>
+          <w:tblCellSpacing w:w="15" w:type="dxa"/>
+        </w:trPr>
         <w:tc>
           <w:tcPr>
-            <w:tcW w:w="3003" w:type="dxa"/>
+            <w:tcW w:w="0" w:type="auto"/>
             <w:tcBorders>
-              <w:top w:val="single" w:sz="4" w:space="0" w:color="auto"/>
-              <w:left w:val="single" w:sz="4" w:space="0" w:color="auto"/>
-              <w:bottom w:val="single" w:sz="4" w:space="0" w:color="auto"/>
-              <w:right w:val="single" w:sz="4" w:space="0" w:color="auto"/>
+              <w:top w:val="single" w:sz="6" w:space="0" w:color="C4C7C5"/>
+              <w:left w:val="single" w:sz="6" w:space="0" w:color="C4C7C5"/>
+              <w:bottom w:val="single" w:sz="6" w:space="0" w:color="C4C7C5"/>
+              <w:right w:val="single" w:sz="6" w:space="0" w:color="C4C7C5"/>
             </w:tcBorders>
-            <w:shd w:val="clear" w:color="auto" w:fill="auto"/>
-            <w:noWrap/>
+            <w:tcMar>
+              <w:top w:w="120" w:type="dxa"/>
+              <w:left w:w="180" w:type="dxa"/>
+              <w:bottom w:w="120" w:type="dxa"/>
+              <w:right w:w="180" w:type="dxa"/>
+            </w:tcMar>
             <w:vAlign w:val="center"/>
             <w:hideMark/>
           </w:tcPr>
@@ -525,33 +559,127 @@
             <w:pPr>
               <w:spacing w:after="0" w:line="240" w:lineRule="auto"/>
               <w:rPr>
-                <w:rFonts w:ascii="Calibri" w:eastAsia="Times New Roman" w:hAnsi="Calibri" w:cs="Calibri"/>
-                <w:color w:val="000000"/>
+                <w:rFonts w:ascii="Times New Roman" w:eastAsia="Times New Roman" w:hAnsi="Times New Roman" w:cs="Times New Roman"/>
+                <w:color w:val="1F1F1F"/>
+                <w:sz w:val="24"/>
+                <w:szCs w:val="24"/>
                 <w:lang w:val="en-IN" w:eastAsia="en-IN"/>
               </w:rPr>
             </w:pPr>
             <w:r>
               <w:rPr>
-                <w:rFonts w:ascii="Calibri" w:eastAsia="Times New Roman" w:hAnsi="Calibri" w:cs="Calibri"/>
-                <w:color w:val="000000"/>
+                <w:rFonts w:ascii="Times New Roman" w:eastAsia="Times New Roman" w:hAnsi="Times New Roman" w:cs="Times New Roman"/>
+                <w:b/>
+                <w:bCs/>
+                <w:color w:val="1F1F1F"/>
+                <w:sz w:val="24"/>
+                <w:szCs w:val="24"/>
+                <w:bdr w:val="none" w:sz="0" w:space="0" w:color="auto" w:frame="1"/>
                 <w:lang w:val="en-IN" w:eastAsia="en-IN"/>
               </w:rPr>
-              <w:t>{% for item in items %}</w:t>
+              <w:t xml:space="preserve">{% </w:t>
+            </w:r>
+            <w:proofErr w:type="spellStart"/>
+            <w:r>
+              <w:rPr>
+                <w:rFonts w:ascii="Times New Roman" w:eastAsia="Times New Roman" w:hAnsi="Times New Roman" w:cs="Times New Roman"/>
+                <w:b/>
+                <w:bCs/>
+                <w:color w:val="1F1F1F"/>
+                <w:sz w:val="24"/>
+                <w:szCs w:val="24"/>
+                <w:bdr w:val="none" w:sz="0" w:space="0" w:color="auto" w:frame="1"/>
+                <w:lang w:val="en-IN" w:eastAsia="en-IN"/>
+              </w:rPr>
+              <w:t>tr</w:t>
+            </w:r>
+            <w:proofErr w:type="spellEnd"/>
+            <w:r>
+              <w:rPr>
+                <w:rFonts w:ascii="Times New Roman" w:eastAsia="Times New Roman" w:hAnsi="Times New Roman" w:cs="Times New Roman"/>
+                <w:b/>
+                <w:bCs/>
+                <w:color w:val="1F1F1F"/>
+                <w:sz w:val="24"/>
+                <w:szCs w:val="24"/>
+                <w:bdr w:val="none" w:sz="0" w:space="0" w:color="auto" w:frame="1"/>
+                <w:lang w:val="en-IN" w:eastAsia="en-IN"/>
+              </w:rPr>
+              <w:t xml:space="preserve"> for item in items %}</w:t>
+            </w:r>
+            <w:r>
+              <w:rPr>
+                <w:rFonts w:ascii="Times New Roman" w:eastAsia="Times New Roman" w:hAnsi="Times New Roman" w:cs="Times New Roman"/>
+                <w:color w:val="1F1F1F"/>
+                <w:sz w:val="24"/>
+                <w:szCs w:val="24"/>
+                <w:bdr w:val="none" w:sz="0" w:space="0" w:color="auto" w:frame="1"/>
+                <w:lang w:val="en-IN" w:eastAsia="en-IN"/>
+              </w:rPr>
+              <w:t xml:space="preserve"> {{ </w:t>
+            </w:r>
+            <w:proofErr w:type="spellStart"/>
+            <w:r>
+              <w:rPr>
+                <w:rFonts w:ascii="Times New Roman" w:eastAsia="Times New Roman" w:hAnsi="Times New Roman" w:cs="Times New Roman"/>
+                <w:color w:val="1F1F1F"/>
+                <w:sz w:val="24"/>
+                <w:szCs w:val="24"/>
+                <w:bdr w:val="none" w:sz="0" w:space="0" w:color="auto" w:frame="1"/>
+                <w:lang w:val="en-IN" w:eastAsia="en-IN"/>
+              </w:rPr>
+              <w:t>item.particulars</w:t>
+            </w:r>
+            <w:proofErr w:type="spellEnd"/>
+            <w:r>
+              <w:rPr>
+                <w:rFonts w:ascii="Times New Roman" w:eastAsia="Times New Roman" w:hAnsi="Times New Roman" w:cs="Times New Roman"/>
+                <w:color w:val="1F1F1F"/>
+                <w:sz w:val="24"/>
+                <w:szCs w:val="24"/>
+                <w:bdr w:val="none" w:sz="0" w:space="0" w:color="auto" w:frame="1"/>
+                <w:lang w:val="en-IN" w:eastAsia="en-IN"/>
+              </w:rPr>
+              <w:t xml:space="preserve"> }}</w:t>
             </w:r>
           </w:p>
+        </w:tc>
+        <w:tc>
+          <w:tcPr>
+            <w:tcW w:w="0" w:type="auto"/>
+            <w:tcBorders>
+              <w:top w:val="single" w:sz="6" w:space="0" w:color="C4C7C5"/>
+              <w:left w:val="single" w:sz="6" w:space="0" w:color="C4C7C5"/>
+              <w:bottom w:val="single" w:sz="6" w:space="0" w:color="C4C7C5"/>
+              <w:right w:val="single" w:sz="6" w:space="0" w:color="C4C7C5"/>
+            </w:tcBorders>
+            <w:tcMar>
+              <w:top w:w="120" w:type="dxa"/>
+              <w:left w:w="180" w:type="dxa"/>
+              <w:bottom w:w="120" w:type="dxa"/>
+              <w:right w:w="180" w:type="dxa"/>
+            </w:tcMar>
+            <w:vAlign w:val="center"/>
+            <w:hideMark/>
+          </w:tcPr>
           <w:p>
             <w:pPr>
               <w:spacing w:after="0" w:line="240" w:lineRule="auto"/>
               <w:rPr>
-                <w:rFonts w:ascii="Calibri" w:eastAsia="Times New Roman" w:hAnsi="Calibri" w:cs="Calibri"/>
-                <w:color w:val="000000"/>
+                <w:rFonts w:ascii="Times New Roman" w:eastAsia="Times New Roman" w:hAnsi="Times New Roman" w:cs="Times New Roman"/>
+                <w:color w:val="1F1F1F"/>
+                <w:sz w:val="24"/>
+                <w:szCs w:val="24"/>
                 <w:lang w:val="en-IN" w:eastAsia="en-IN"/>
               </w:rPr>
             </w:pPr>
             <w:r>
               <w:rPr>
-                <w:rFonts w:ascii="Calibri" w:eastAsia="Times New Roman" w:hAnsi="Calibri" w:cs="Calibri"/>
-                <w:color w:val="000000"/>
+                <w:rFonts w:ascii="Times New Roman" w:eastAsia="Times New Roman" w:hAnsi="Times New Roman" w:cs="Times New Roman"/>
+                <w:color w:val="1F1F1F"/>
+                <w:sz w:val="24"/>
+                <w:szCs w:val="24"/>
+                <w:bdr w:val="none" w:sz="0" w:space="0" w:color="auto" w:frame="1"/>
                 <w:lang w:val="en-IN" w:eastAsia="en-IN"/>
               </w:rPr>
               <w:t xml:space="preserve">{{ </w:t>
@@ -559,35 +687,36 @@
             <w:proofErr w:type="spellStart"/>
             <w:r>
               <w:rPr>
-                <w:rFonts w:ascii="Calibri" w:eastAsia="Times New Roman" w:hAnsi="Calibri" w:cs="Calibri"/>
-                <w:color w:val="000000"/>
+                <w:rFonts w:ascii="Times New Roman" w:eastAsia="Times New Roman" w:hAnsi="Times New Roman" w:cs="Times New Roman"/>
+                <w:color w:val="1F1F1F"/>
+                <w:sz w:val="24"/>
+                <w:szCs w:val="24"/>
+                <w:bdr w:val="none" w:sz="0" w:space="0" w:color="auto" w:frame="1"/>
                 <w:lang w:val="en-IN" w:eastAsia="en-IN"/>
               </w:rPr>
-              <w:t>item.particulars</w:t>
+              <w:t>item.price</w:t>
             </w:r>
             <w:proofErr w:type="spellEnd"/>
             <w:r>
               <w:rPr>
-                <w:rFonts w:ascii="Calibri" w:eastAsia="Times New Roman" w:hAnsi="Calibri" w:cs="Calibri"/>
-                <w:color w:val="000000"/>
+                <w:rFonts w:ascii="Times New Roman" w:eastAsia="Times New Roman" w:hAnsi="Times New Roman" w:cs="Times New Roman"/>
+                <w:color w:val="1F1F1F"/>
+                <w:sz w:val="24"/>
+                <w:szCs w:val="24"/>
+                <w:bdr w:val="none" w:sz="0" w:space="0" w:color="auto" w:frame="1"/>
                 <w:lang w:val="en-IN" w:eastAsia="en-IN"/>
               </w:rPr>
-              <w:t xml:space="preserve"> }}</w:t>
+              <w:t xml:space="preserve"> }} </w:t>
             </w:r>
-          </w:p>
-          <w:p>
-            <w:pPr>
-              <w:spacing w:after="0" w:line="240" w:lineRule="auto"/>
-              <w:rPr>
-                <w:rFonts w:ascii="Calibri" w:eastAsia="Times New Roman" w:hAnsi="Calibri" w:cs="Calibri"/>
-                <w:color w:val="000000"/>
-                <w:lang w:val="en-IN" w:eastAsia="en-IN"/>
-              </w:rPr>
-            </w:pPr>
             <w:r>
               <w:rPr>
-                <w:rFonts w:ascii="Calibri" w:eastAsia="Times New Roman" w:hAnsi="Calibri" w:cs="Calibri"/>
-                <w:color w:val="000000"/>
+                <w:rFonts w:ascii="Times New Roman" w:eastAsia="Times New Roman" w:hAnsi="Times New Roman" w:cs="Times New Roman"/>
+                <w:b/>
+                <w:bCs/>
+                <w:color w:val="1F1F1F"/>
+                <w:sz w:val="24"/>
+                <w:szCs w:val="24"/>
+                <w:bdr w:val="none" w:sz="0" w:space="0" w:color="auto" w:frame="1"/>
                 <w:lang w:val="en-IN" w:eastAsia="en-IN"/>
               </w:rPr>
               <w:t xml:space="preserve">{% </w:t>
@@ -595,8 +724,41 @@
             <w:proofErr w:type="spellStart"/>
             <w:r>
               <w:rPr>
-                <w:rFonts w:ascii="Calibri" w:eastAsia="Times New Roman" w:hAnsi="Calibri" w:cs="Calibri"/>
-                <w:color w:val="000000"/>
+                <w:rFonts w:ascii="Times New Roman" w:eastAsia="Times New Roman" w:hAnsi="Times New Roman" w:cs="Times New Roman"/>
+                <w:b/>
+                <w:bCs/>
+                <w:color w:val="1F1F1F"/>
+                <w:sz w:val="24"/>
+                <w:szCs w:val="24"/>
+                <w:bdr w:val="none" w:sz="0" w:space="0" w:color="auto" w:frame="1"/>
+                <w:lang w:val="en-IN" w:eastAsia="en-IN"/>
+              </w:rPr>
+              <w:t>tr</w:t>
+            </w:r>
+            <w:proofErr w:type="spellEnd"/>
+            <w:r>
+              <w:rPr>
+                <w:rFonts w:ascii="Times New Roman" w:eastAsia="Times New Roman" w:hAnsi="Times New Roman" w:cs="Times New Roman"/>
+                <w:b/>
+                <w:bCs/>
+                <w:color w:val="1F1F1F"/>
+                <w:sz w:val="24"/>
+                <w:szCs w:val="24"/>
+                <w:bdr w:val="none" w:sz="0" w:space="0" w:color="auto" w:frame="1"/>
+                <w:lang w:val="en-IN" w:eastAsia="en-IN"/>
+              </w:rPr>
+              <w:t xml:space="preserve"> </w:t>
+            </w:r>
+            <w:proofErr w:type="spellStart"/>
+            <w:r>
+              <w:rPr>
+                <w:rFonts w:ascii="Times New Roman" w:eastAsia="Times New Roman" w:hAnsi="Times New Roman" w:cs="Times New Roman"/>
+                <w:b/>
+                <w:bCs/>
+                <w:color w:val="1F1F1F"/>
+                <w:sz w:val="24"/>
+                <w:szCs w:val="24"/>
+                <w:bdr w:val="none" w:sz="0" w:space="0" w:color="auto" w:frame="1"/>
                 <w:lang w:val="en-IN" w:eastAsia="en-IN"/>
               </w:rPr>
               <w:t>endfor</w:t>
@@ -604,116 +766,13 @@
             <w:proofErr w:type="spellEnd"/>
             <w:r>
               <w:rPr>
-                <w:rFonts w:ascii="Calibri" w:eastAsia="Times New Roman" w:hAnsi="Calibri" w:cs="Calibri"/>
-                <w:color w:val="000000"/>
-                <w:lang w:val="en-IN" w:eastAsia="en-IN"/>
-              </w:rPr>
-              <w:t xml:space="preserve"> %}</w:t>
-            </w:r>
-          </w:p>
-        </w:tc>
-        <w:tc>
-          <w:tcPr>
-            <w:tcW w:w="3003" w:type="dxa"/>
-            <w:tcBorders>
-              <w:top w:val="single" w:sz="4" w:space="0" w:color="auto"/>
-              <w:left w:val="nil"/>
-              <w:bottom w:val="single" w:sz="4" w:space="0" w:color="auto"/>
-              <w:right w:val="single" w:sz="4" w:space="0" w:color="auto"/>
-            </w:tcBorders>
-            <w:shd w:val="clear" w:color="auto" w:fill="auto"/>
-            <w:noWrap/>
-            <w:vAlign w:val="center"/>
-            <w:hideMark/>
-          </w:tcPr>
-          <w:p>
-            <w:pPr>
-              <w:spacing w:after="0" w:line="240" w:lineRule="auto"/>
-              <w:jc w:val="center"/>
-              <w:rPr>
-                <w:rFonts w:ascii="Calibri" w:eastAsia="Times New Roman" w:hAnsi="Calibri" w:cs="Calibri"/>
-                <w:color w:val="000000"/>
-                <w:lang w:val="en-IN" w:eastAsia="en-IN"/>
-              </w:rPr>
-            </w:pPr>
-            <w:r>
-              <w:rPr>
-                <w:rFonts w:ascii="Calibri" w:eastAsia="Times New Roman" w:hAnsi="Calibri" w:cs="Calibri"/>
-                <w:color w:val="000000"/>
-                <w:lang w:val="en-IN" w:eastAsia="en-IN"/>
-              </w:rPr>
-              <w:t>{% for item in items %}</w:t>
-            </w:r>
-          </w:p>
-          <w:p>
-            <w:pPr>
-              <w:spacing w:after="0" w:line="240" w:lineRule="auto"/>
-              <w:jc w:val="center"/>
-              <w:rPr>
-                <w:rFonts w:ascii="Calibri" w:eastAsia="Times New Roman" w:hAnsi="Calibri" w:cs="Calibri"/>
-                <w:color w:val="000000"/>
-                <w:lang w:val="en-IN" w:eastAsia="en-IN"/>
-              </w:rPr>
-            </w:pPr>
-            <w:r>
-              <w:rPr>
-                <w:rFonts w:ascii="Calibri" w:eastAsia="Times New Roman" w:hAnsi="Calibri" w:cs="Calibri"/>
-                <w:color w:val="000000"/>
-                <w:lang w:val="en-IN" w:eastAsia="en-IN"/>
-              </w:rPr>
-              <w:t xml:space="preserve">{{ </w:t>
-            </w:r>
-            <w:proofErr w:type="spellStart"/>
-            <w:r>
-              <w:rPr>
-                <w:rFonts w:ascii="Calibri" w:eastAsia="Times New Roman" w:hAnsi="Calibri" w:cs="Calibri"/>
-                <w:color w:val="000000"/>
-                <w:lang w:val="en-IN" w:eastAsia="en-IN"/>
-              </w:rPr>
-              <w:t>item.price</w:t>
-            </w:r>
-            <w:proofErr w:type="spellEnd"/>
-            <w:r>
-              <w:rPr>
-                <w:rFonts w:ascii="Calibri" w:eastAsia="Times New Roman" w:hAnsi="Calibri" w:cs="Calibri"/>
-                <w:color w:val="000000"/>
-                <w:lang w:val="en-IN" w:eastAsia="en-IN"/>
-              </w:rPr>
-              <w:t xml:space="preserve"> }}</w:t>
-            </w:r>
-          </w:p>
-          <w:p>
-            <w:pPr>
-              <w:spacing w:after="0" w:line="240" w:lineRule="auto"/>
-              <w:jc w:val="center"/>
-              <w:rPr>
-                <w:rFonts w:ascii="Calibri" w:eastAsia="Times New Roman" w:hAnsi="Calibri" w:cs="Calibri"/>
-                <w:color w:val="000000"/>
-                <w:lang w:val="en-IN" w:eastAsia="en-IN"/>
-              </w:rPr>
-            </w:pPr>
-            <w:r>
-              <w:rPr>
-                <w:rFonts w:ascii="Calibri" w:eastAsia="Times New Roman" w:hAnsi="Calibri" w:cs="Calibri"/>
-                <w:color w:val="000000"/>
-                <w:lang w:val="en-IN" w:eastAsia="en-IN"/>
-              </w:rPr>
-              <w:t xml:space="preserve">{% </w:t>
-            </w:r>
-            <w:proofErr w:type="spellStart"/>
-            <w:r>
-              <w:rPr>
-                <w:rFonts w:ascii="Calibri" w:eastAsia="Times New Roman" w:hAnsi="Calibri" w:cs="Calibri"/>
-                <w:color w:val="000000"/>
-                <w:lang w:val="en-IN" w:eastAsia="en-IN"/>
-              </w:rPr>
-              <w:t>endfor</w:t>
-            </w:r>
-            <w:proofErr w:type="spellEnd"/>
-            <w:r>
-              <w:rPr>
-                <w:rFonts w:ascii="Calibri" w:eastAsia="Times New Roman" w:hAnsi="Calibri" w:cs="Calibri"/>
-                <w:color w:val="000000"/>
+                <w:rFonts w:ascii="Times New Roman" w:eastAsia="Times New Roman" w:hAnsi="Times New Roman" w:cs="Times New Roman"/>
+                <w:b/>
+                <w:bCs/>
+                <w:color w:val="1F1F1F"/>
+                <w:sz w:val="24"/>
+                <w:szCs w:val="24"/>
+                <w:bdr w:val="none" w:sz="0" w:space="0" w:color="auto" w:frame="1"/>
                 <w:lang w:val="en-IN" w:eastAsia="en-IN"/>
               </w:rPr>
               <w:t xml:space="preserve"> %}</w:t>
@@ -722,17 +781,25 @@
         </w:tc>
       </w:tr>
       <w:tr>
+        <w:trPr>
+          <w:trHeight w:val="258"/>
+          <w:tblCellSpacing w:w="15" w:type="dxa"/>
+        </w:trPr>
         <w:tc>
           <w:tcPr>
-            <w:tcW w:w="3003" w:type="dxa"/>
+            <w:tcW w:w="0" w:type="auto"/>
             <w:tcBorders>
-              <w:top w:val="single" w:sz="8" w:space="0" w:color="auto"/>
-              <w:left w:val="single" w:sz="8" w:space="0" w:color="auto"/>
-              <w:bottom w:val="nil"/>
-              <w:right w:val="single" w:sz="8" w:space="0" w:color="auto"/>
+              <w:top w:val="single" w:sz="6" w:space="0" w:color="C4C7C5"/>
+              <w:left w:val="single" w:sz="6" w:space="0" w:color="C4C7C5"/>
+              <w:bottom w:val="single" w:sz="6" w:space="0" w:color="C4C7C5"/>
+              <w:right w:val="single" w:sz="6" w:space="0" w:color="C4C7C5"/>
             </w:tcBorders>
-            <w:shd w:val="clear" w:color="000000" w:fill="CCFFCC"/>
-            <w:noWrap/>
+            <w:tcMar>
+              <w:top w:w="120" w:type="dxa"/>
+              <w:left w:w="180" w:type="dxa"/>
+              <w:bottom w:w="120" w:type="dxa"/>
+              <w:right w:w="180" w:type="dxa"/>
+            </w:tcMar>
             <w:vAlign w:val="center"/>
             <w:hideMark/>
           </w:tcPr>
@@ -740,21 +807,22 @@
             <w:pPr>
               <w:spacing w:after="0" w:line="240" w:lineRule="auto"/>
               <w:rPr>
-                <w:rFonts w:ascii="Calibri" w:eastAsia="Times New Roman" w:hAnsi="Calibri" w:cs="Calibri"/>
-                <w:b/>
-                <w:bCs/>
-                <w:color w:val="FF0000"/>
+                <w:rFonts w:ascii="Times New Roman" w:eastAsia="Times New Roman" w:hAnsi="Times New Roman" w:cs="Times New Roman"/>
+                <w:color w:val="1F1F1F"/>
+                <w:sz w:val="24"/>
+                <w:szCs w:val="24"/>
                 <w:lang w:val="en-IN" w:eastAsia="en-IN"/>
               </w:rPr>
             </w:pPr>
-            <w:bookmarkStart w:id="0" w:name="_GoBack"/>
-            <w:bookmarkEnd w:id="0"/>
             <w:r>
               <w:rPr>
-                <w:rFonts w:ascii="Calibri" w:eastAsia="Times New Roman" w:hAnsi="Calibri" w:cs="Calibri"/>
+                <w:rFonts w:ascii="Times New Roman" w:eastAsia="Times New Roman" w:hAnsi="Times New Roman" w:cs="Times New Roman"/>
                 <w:b/>
                 <w:bCs/>
-                <w:color w:val="FF0000"/>
+                <w:color w:val="1F1F1F"/>
+                <w:sz w:val="24"/>
+                <w:szCs w:val="24"/>
+                <w:bdr w:val="none" w:sz="0" w:space="0" w:color="auto" w:frame="1"/>
                 <w:lang w:val="en-IN" w:eastAsia="en-IN"/>
               </w:rPr>
               <w:t>Total Cost</w:t>
@@ -763,36 +831,42 @@
         </w:tc>
         <w:tc>
           <w:tcPr>
-            <w:tcW w:w="3003" w:type="dxa"/>
+            <w:tcW w:w="0" w:type="auto"/>
             <w:tcBorders>
-              <w:top w:val="single" w:sz="8" w:space="0" w:color="auto"/>
-              <w:left w:val="nil"/>
-              <w:bottom w:val="nil"/>
-              <w:right w:val="single" w:sz="8" w:space="0" w:color="auto"/>
+              <w:top w:val="single" w:sz="6" w:space="0" w:color="C4C7C5"/>
+              <w:left w:val="single" w:sz="6" w:space="0" w:color="C4C7C5"/>
+              <w:bottom w:val="single" w:sz="6" w:space="0" w:color="C4C7C5"/>
+              <w:right w:val="single" w:sz="6" w:space="0" w:color="C4C7C5"/>
             </w:tcBorders>
-            <w:shd w:val="clear" w:color="000000" w:fill="CCFFCC"/>
-            <w:noWrap/>
+            <w:tcMar>
+              <w:top w:w="120" w:type="dxa"/>
+              <w:left w:w="180" w:type="dxa"/>
+              <w:bottom w:w="120" w:type="dxa"/>
+              <w:right w:w="180" w:type="dxa"/>
+            </w:tcMar>
             <w:vAlign w:val="center"/>
             <w:hideMark/>
           </w:tcPr>
           <w:p>
             <w:pPr>
               <w:spacing w:after="0" w:line="240" w:lineRule="auto"/>
-              <w:jc w:val="center"/>
               <w:rPr>
-                <w:rFonts w:ascii="Calibri" w:eastAsia="Times New Roman" w:hAnsi="Calibri" w:cs="Calibri"/>
-                <w:b/>
-                <w:bCs/>
-                <w:color w:val="FF0000"/>
+                <w:rFonts w:ascii="Times New Roman" w:eastAsia="Times New Roman" w:hAnsi="Times New Roman" w:cs="Times New Roman"/>
+                <w:color w:val="1F1F1F"/>
+                <w:sz w:val="24"/>
+                <w:szCs w:val="24"/>
                 <w:lang w:val="en-IN" w:eastAsia="en-IN"/>
               </w:rPr>
             </w:pPr>
             <w:r>
               <w:rPr>
-                <w:rFonts w:ascii="Calibri" w:eastAsia="Times New Roman" w:hAnsi="Calibri" w:cs="Calibri"/>
+                <w:rFonts w:ascii="Times New Roman" w:eastAsia="Times New Roman" w:hAnsi="Times New Roman" w:cs="Times New Roman"/>
                 <w:b/>
                 <w:bCs/>
-                <w:color w:val="FF0000"/>
+                <w:color w:val="1F1F1F"/>
+                <w:sz w:val="24"/>
+                <w:szCs w:val="24"/>
+                <w:bdr w:val="none" w:sz="0" w:space="0" w:color="auto" w:frame="1"/>
                 <w:lang w:val="en-IN" w:eastAsia="en-IN"/>
               </w:rPr>
               <w:t xml:space="preserve">{{ </w:t>
@@ -800,10 +874,13 @@
             <w:proofErr w:type="spellStart"/>
             <w:r>
               <w:rPr>
-                <w:rFonts w:ascii="Calibri" w:eastAsia="Times New Roman" w:hAnsi="Calibri" w:cs="Calibri"/>
+                <w:rFonts w:ascii="Times New Roman" w:eastAsia="Times New Roman" w:hAnsi="Times New Roman" w:cs="Times New Roman"/>
                 <w:b/>
                 <w:bCs/>
-                <w:color w:val="FF0000"/>
+                <w:color w:val="1F1F1F"/>
+                <w:sz w:val="24"/>
+                <w:szCs w:val="24"/>
+                <w:bdr w:val="none" w:sz="0" w:space="0" w:color="auto" w:frame="1"/>
                 <w:lang w:val="en-IN" w:eastAsia="en-IN"/>
               </w:rPr>
               <w:t>total_cost</w:t>
@@ -811,10 +888,13 @@
             <w:proofErr w:type="spellEnd"/>
             <w:r>
               <w:rPr>
-                <w:rFonts w:ascii="Calibri" w:eastAsia="Times New Roman" w:hAnsi="Calibri" w:cs="Calibri"/>
+                <w:rFonts w:ascii="Times New Roman" w:eastAsia="Times New Roman" w:hAnsi="Times New Roman" w:cs="Times New Roman"/>
                 <w:b/>
                 <w:bCs/>
-                <w:color w:val="FF0000"/>
+                <w:color w:val="1F1F1F"/>
+                <w:sz w:val="24"/>
+                <w:szCs w:val="24"/>
+                <w:bdr w:val="none" w:sz="0" w:space="0" w:color="auto" w:frame="1"/>
                 <w:lang w:val="en-IN" w:eastAsia="en-IN"/>
               </w:rPr>
               <w:t xml:space="preserve"> }}</w:t>
@@ -3153,7 +3233,7 @@
 </file>
 
 <file path=customXml/itemProps1.xml><?xml version="1.0" encoding="utf-8"?>
-<ds:datastoreItem xmlns:ds="http://schemas.openxmlformats.org/officeDocument/2006/customXml" ds:itemID="{81019A8B-3B4F-46A8-89E9-6E1257FE22A5}">
+<ds:datastoreItem xmlns:ds="http://schemas.openxmlformats.org/officeDocument/2006/customXml" ds:itemID="{609BFF18-9AE8-447C-8753-8526B79B29B6}">
   <ds:schemaRefs>
     <ds:schemaRef ds:uri="http://schemas.openxmlformats.org/officeDocument/2006/bibliography"/>
   </ds:schemaRefs>

--- a/Quotation_Template.docx
+++ b/Quotation_Template.docx
@@ -394,7 +394,7 @@
     </w:p>
     <w:tbl>
       <w:tblPr>
-        <w:tblW w:w="6202" w:type="dxa"/>
+        <w:tblW w:w="0" w:type="auto"/>
         <w:tblCellSpacing w:w="15" w:type="dxa"/>
         <w:tblInd w:w="1430" w:type="dxa"/>
         <w:tblCellMar>
@@ -404,12 +404,11 @@
         <w:tblLook w:val="04A0" w:firstRow="1" w:lastRow="0" w:firstColumn="1" w:lastColumn="0" w:noHBand="0" w:noVBand="1"/>
       </w:tblPr>
       <w:tblGrid>
-        <w:gridCol w:w="3467"/>
-        <w:gridCol w:w="2735"/>
+        <w:gridCol w:w="5297"/>
+        <w:gridCol w:w="3758"/>
       </w:tblGrid>
       <w:tr>
         <w:trPr>
-          <w:trHeight w:val="258"/>
           <w:tblHeader/>
           <w:tblCellSpacing w:w="15" w:type="dxa"/>
         </w:trPr>
@@ -534,7 +533,6 @@
       </w:tr>
       <w:tr>
         <w:trPr>
-          <w:trHeight w:val="272"/>
           <w:tblCellSpacing w:w="15" w:type="dxa"/>
         </w:trPr>
         <w:tc>
@@ -782,7 +780,6 @@
       </w:tr>
       <w:tr>
         <w:trPr>
-          <w:trHeight w:val="258"/>
           <w:tblCellSpacing w:w="15" w:type="dxa"/>
         </w:trPr>
         <w:tc>
@@ -3233,7 +3230,7 @@
 </file>
 
 <file path=customXml/itemProps1.xml><?xml version="1.0" encoding="utf-8"?>
-<ds:datastoreItem xmlns:ds="http://schemas.openxmlformats.org/officeDocument/2006/customXml" ds:itemID="{609BFF18-9AE8-447C-8753-8526B79B29B6}">
+<ds:datastoreItem xmlns:ds="http://schemas.openxmlformats.org/officeDocument/2006/customXml" ds:itemID="{12C02B2D-7CF1-4D77-9A8E-7377F0841DFC}">
   <ds:schemaRefs>
     <ds:schemaRef ds:uri="http://schemas.openxmlformats.org/officeDocument/2006/bibliography"/>
   </ds:schemaRefs>

--- a/Quotation_Template.docx
+++ b/Quotation_Template.docx
@@ -404,8 +404,8 @@
         <w:tblLook w:val="04A0" w:firstRow="1" w:lastRow="0" w:firstColumn="1" w:lastColumn="0" w:noHBand="0" w:noVBand="1"/>
       </w:tblPr>
       <w:tblGrid>
-        <w:gridCol w:w="5297"/>
-        <w:gridCol w:w="3758"/>
+        <w:gridCol w:w="4508"/>
+        <w:gridCol w:w="3125"/>
       </w:tblGrid>
       <w:tr>
         <w:trPr>
@@ -431,29 +431,8 @@
             <w:hideMark/>
           </w:tcPr>
           <w:p>
-            <w:pPr>
-              <w:spacing w:after="0" w:line="240" w:lineRule="auto"/>
-              <w:rPr>
-                <w:rFonts w:ascii="Times New Roman" w:eastAsia="Times New Roman" w:hAnsi="Times New Roman" w:cs="Times New Roman"/>
-                <w:color w:val="1F1F1F"/>
-                <w:sz w:val="24"/>
-                <w:szCs w:val="24"/>
-                <w:lang w:val="en-IN" w:eastAsia="en-IN"/>
-              </w:rPr>
-            </w:pPr>
-            <w:bookmarkStart w:id="0" w:name="_GoBack"/>
-            <w:bookmarkEnd w:id="0"/>
+            <w:bookmarkStart w:id="0" w:name="_GoBack" w:colFirst="0" w:colLast="1"/>
             <w:r>
-              <w:rPr>
-                <w:rFonts w:ascii="Times New Roman" w:eastAsia="Times New Roman" w:hAnsi="Times New Roman" w:cs="Times New Roman"/>
-                <w:b/>
-                <w:bCs/>
-                <w:color w:val="1F1F1F"/>
-                <w:sz w:val="24"/>
-                <w:szCs w:val="24"/>
-                <w:bdr w:val="none" w:sz="0" w:space="0" w:color="auto" w:frame="1"/>
-                <w:lang w:val="en-IN" w:eastAsia="en-IN"/>
-              </w:rPr>
               <w:t>PARTICULARS</w:t>
             </w:r>
           </w:p>
@@ -477,55 +456,15 @@
             <w:hideMark/>
           </w:tcPr>
           <w:p>
-            <w:pPr>
-              <w:spacing w:after="0" w:line="240" w:lineRule="auto"/>
-              <w:rPr>
-                <w:rFonts w:ascii="Times New Roman" w:eastAsia="Times New Roman" w:hAnsi="Times New Roman" w:cs="Times New Roman"/>
-                <w:color w:val="1F1F1F"/>
-                <w:sz w:val="24"/>
-                <w:szCs w:val="24"/>
-                <w:lang w:val="en-IN" w:eastAsia="en-IN"/>
-              </w:rPr>
-            </w:pPr>
             <w:r>
-              <w:rPr>
-                <w:rFonts w:ascii="Times New Roman" w:eastAsia="Times New Roman" w:hAnsi="Times New Roman" w:cs="Times New Roman"/>
-                <w:b/>
-                <w:bCs/>
-                <w:color w:val="1F1F1F"/>
-                <w:sz w:val="24"/>
-                <w:szCs w:val="24"/>
-                <w:bdr w:val="none" w:sz="0" w:space="0" w:color="auto" w:frame="1"/>
-                <w:lang w:val="en-IN" w:eastAsia="en-IN"/>
-              </w:rPr>
               <w:t xml:space="preserve">{{ </w:t>
             </w:r>
             <w:proofErr w:type="spellStart"/>
             <w:r>
-              <w:rPr>
-                <w:rFonts w:ascii="Times New Roman" w:eastAsia="Times New Roman" w:hAnsi="Times New Roman" w:cs="Times New Roman"/>
-                <w:b/>
-                <w:bCs/>
-                <w:color w:val="1F1F1F"/>
-                <w:sz w:val="24"/>
-                <w:szCs w:val="24"/>
-                <w:bdr w:val="none" w:sz="0" w:space="0" w:color="auto" w:frame="1"/>
-                <w:lang w:val="en-IN" w:eastAsia="en-IN"/>
-              </w:rPr>
               <w:t>vehicle_variant</w:t>
             </w:r>
             <w:proofErr w:type="spellEnd"/>
             <w:r>
-              <w:rPr>
-                <w:rFonts w:ascii="Times New Roman" w:eastAsia="Times New Roman" w:hAnsi="Times New Roman" w:cs="Times New Roman"/>
-                <w:b/>
-                <w:bCs/>
-                <w:color w:val="1F1F1F"/>
-                <w:sz w:val="24"/>
-                <w:szCs w:val="24"/>
-                <w:bdr w:val="none" w:sz="0" w:space="0" w:color="auto" w:frame="1"/>
-                <w:lang w:val="en-IN" w:eastAsia="en-IN"/>
-              </w:rPr>
               <w:t xml:space="preserve"> }}</w:t>
             </w:r>
           </w:p>
@@ -554,90 +493,23 @@
             <w:hideMark/>
           </w:tcPr>
           <w:p>
-            <w:pPr>
-              <w:spacing w:after="0" w:line="240" w:lineRule="auto"/>
-              <w:rPr>
-                <w:rFonts w:ascii="Times New Roman" w:eastAsia="Times New Roman" w:hAnsi="Times New Roman" w:cs="Times New Roman"/>
-                <w:color w:val="1F1F1F"/>
-                <w:sz w:val="24"/>
-                <w:szCs w:val="24"/>
-                <w:lang w:val="en-IN" w:eastAsia="en-IN"/>
-              </w:rPr>
-            </w:pPr>
             <w:r>
-              <w:rPr>
-                <w:rFonts w:ascii="Times New Roman" w:eastAsia="Times New Roman" w:hAnsi="Times New Roman" w:cs="Times New Roman"/>
-                <w:b/>
-                <w:bCs/>
-                <w:color w:val="1F1F1F"/>
-                <w:sz w:val="24"/>
-                <w:szCs w:val="24"/>
-                <w:bdr w:val="none" w:sz="0" w:space="0" w:color="auto" w:frame="1"/>
-                <w:lang w:val="en-IN" w:eastAsia="en-IN"/>
-              </w:rPr>
               <w:t xml:space="preserve">{% </w:t>
             </w:r>
             <w:proofErr w:type="spellStart"/>
             <w:r>
-              <w:rPr>
-                <w:rFonts w:ascii="Times New Roman" w:eastAsia="Times New Roman" w:hAnsi="Times New Roman" w:cs="Times New Roman"/>
-                <w:b/>
-                <w:bCs/>
-                <w:color w:val="1F1F1F"/>
-                <w:sz w:val="24"/>
-                <w:szCs w:val="24"/>
-                <w:bdr w:val="none" w:sz="0" w:space="0" w:color="auto" w:frame="1"/>
-                <w:lang w:val="en-IN" w:eastAsia="en-IN"/>
-              </w:rPr>
               <w:t>tr</w:t>
             </w:r>
             <w:proofErr w:type="spellEnd"/>
             <w:r>
-              <w:rPr>
-                <w:rFonts w:ascii="Times New Roman" w:eastAsia="Times New Roman" w:hAnsi="Times New Roman" w:cs="Times New Roman"/>
-                <w:b/>
-                <w:bCs/>
-                <w:color w:val="1F1F1F"/>
-                <w:sz w:val="24"/>
-                <w:szCs w:val="24"/>
-                <w:bdr w:val="none" w:sz="0" w:space="0" w:color="auto" w:frame="1"/>
-                <w:lang w:val="en-IN" w:eastAsia="en-IN"/>
-              </w:rPr>
-              <w:t xml:space="preserve"> for item in items %}</w:t>
-            </w:r>
-            <w:r>
-              <w:rPr>
-                <w:rFonts w:ascii="Times New Roman" w:eastAsia="Times New Roman" w:hAnsi="Times New Roman" w:cs="Times New Roman"/>
-                <w:color w:val="1F1F1F"/>
-                <w:sz w:val="24"/>
-                <w:szCs w:val="24"/>
-                <w:bdr w:val="none" w:sz="0" w:space="0" w:color="auto" w:frame="1"/>
-                <w:lang w:val="en-IN" w:eastAsia="en-IN"/>
-              </w:rPr>
-              <w:t xml:space="preserve"> {{ </w:t>
+              <w:t xml:space="preserve"> for item in items %} {{ </w:t>
             </w:r>
             <w:proofErr w:type="spellStart"/>
             <w:r>
-              <w:rPr>
-                <w:rFonts w:ascii="Times New Roman" w:eastAsia="Times New Roman" w:hAnsi="Times New Roman" w:cs="Times New Roman"/>
-                <w:color w:val="1F1F1F"/>
-                <w:sz w:val="24"/>
-                <w:szCs w:val="24"/>
-                <w:bdr w:val="none" w:sz="0" w:space="0" w:color="auto" w:frame="1"/>
-                <w:lang w:val="en-IN" w:eastAsia="en-IN"/>
-              </w:rPr>
               <w:t>item.particulars</w:t>
             </w:r>
             <w:proofErr w:type="spellEnd"/>
             <w:r>
-              <w:rPr>
-                <w:rFonts w:ascii="Times New Roman" w:eastAsia="Times New Roman" w:hAnsi="Times New Roman" w:cs="Times New Roman"/>
-                <w:color w:val="1F1F1F"/>
-                <w:sz w:val="24"/>
-                <w:szCs w:val="24"/>
-                <w:bdr w:val="none" w:sz="0" w:space="0" w:color="auto" w:frame="1"/>
-                <w:lang w:val="en-IN" w:eastAsia="en-IN"/>
-              </w:rPr>
               <w:t xml:space="preserve"> }}</w:t>
             </w:r>
           </w:p>
@@ -661,118 +533,31 @@
             <w:hideMark/>
           </w:tcPr>
           <w:p>
-            <w:pPr>
-              <w:spacing w:after="0" w:line="240" w:lineRule="auto"/>
-              <w:rPr>
-                <w:rFonts w:ascii="Times New Roman" w:eastAsia="Times New Roman" w:hAnsi="Times New Roman" w:cs="Times New Roman"/>
-                <w:color w:val="1F1F1F"/>
-                <w:sz w:val="24"/>
-                <w:szCs w:val="24"/>
-                <w:lang w:val="en-IN" w:eastAsia="en-IN"/>
-              </w:rPr>
-            </w:pPr>
             <w:r>
-              <w:rPr>
-                <w:rFonts w:ascii="Times New Roman" w:eastAsia="Times New Roman" w:hAnsi="Times New Roman" w:cs="Times New Roman"/>
-                <w:color w:val="1F1F1F"/>
-                <w:sz w:val="24"/>
-                <w:szCs w:val="24"/>
-                <w:bdr w:val="none" w:sz="0" w:space="0" w:color="auto" w:frame="1"/>
-                <w:lang w:val="en-IN" w:eastAsia="en-IN"/>
-              </w:rPr>
               <w:t xml:space="preserve">{{ </w:t>
             </w:r>
             <w:proofErr w:type="spellStart"/>
             <w:r>
-              <w:rPr>
-                <w:rFonts w:ascii="Times New Roman" w:eastAsia="Times New Roman" w:hAnsi="Times New Roman" w:cs="Times New Roman"/>
-                <w:color w:val="1F1F1F"/>
-                <w:sz w:val="24"/>
-                <w:szCs w:val="24"/>
-                <w:bdr w:val="none" w:sz="0" w:space="0" w:color="auto" w:frame="1"/>
-                <w:lang w:val="en-IN" w:eastAsia="en-IN"/>
-              </w:rPr>
               <w:t>item.price</w:t>
             </w:r>
             <w:proofErr w:type="spellEnd"/>
             <w:r>
-              <w:rPr>
-                <w:rFonts w:ascii="Times New Roman" w:eastAsia="Times New Roman" w:hAnsi="Times New Roman" w:cs="Times New Roman"/>
-                <w:color w:val="1F1F1F"/>
-                <w:sz w:val="24"/>
-                <w:szCs w:val="24"/>
-                <w:bdr w:val="none" w:sz="0" w:space="0" w:color="auto" w:frame="1"/>
-                <w:lang w:val="en-IN" w:eastAsia="en-IN"/>
-              </w:rPr>
-              <w:t xml:space="preserve"> }} </w:t>
-            </w:r>
-            <w:r>
-              <w:rPr>
-                <w:rFonts w:ascii="Times New Roman" w:eastAsia="Times New Roman" w:hAnsi="Times New Roman" w:cs="Times New Roman"/>
-                <w:b/>
-                <w:bCs/>
-                <w:color w:val="1F1F1F"/>
-                <w:sz w:val="24"/>
-                <w:szCs w:val="24"/>
-                <w:bdr w:val="none" w:sz="0" w:space="0" w:color="auto" w:frame="1"/>
-                <w:lang w:val="en-IN" w:eastAsia="en-IN"/>
-              </w:rPr>
-              <w:t xml:space="preserve">{% </w:t>
+              <w:t xml:space="preserve"> }} {% </w:t>
             </w:r>
             <w:proofErr w:type="spellStart"/>
             <w:r>
-              <w:rPr>
-                <w:rFonts w:ascii="Times New Roman" w:eastAsia="Times New Roman" w:hAnsi="Times New Roman" w:cs="Times New Roman"/>
-                <w:b/>
-                <w:bCs/>
-                <w:color w:val="1F1F1F"/>
-                <w:sz w:val="24"/>
-                <w:szCs w:val="24"/>
-                <w:bdr w:val="none" w:sz="0" w:space="0" w:color="auto" w:frame="1"/>
-                <w:lang w:val="en-IN" w:eastAsia="en-IN"/>
-              </w:rPr>
               <w:t>tr</w:t>
             </w:r>
             <w:proofErr w:type="spellEnd"/>
             <w:r>
-              <w:rPr>
-                <w:rFonts w:ascii="Times New Roman" w:eastAsia="Times New Roman" w:hAnsi="Times New Roman" w:cs="Times New Roman"/>
-                <w:b/>
-                <w:bCs/>
-                <w:color w:val="1F1F1F"/>
-                <w:sz w:val="24"/>
-                <w:szCs w:val="24"/>
-                <w:bdr w:val="none" w:sz="0" w:space="0" w:color="auto" w:frame="1"/>
-                <w:lang w:val="en-IN" w:eastAsia="en-IN"/>
-              </w:rPr>
               <w:t xml:space="preserve"> </w:t>
             </w:r>
             <w:proofErr w:type="spellStart"/>
             <w:r>
-              <w:rPr>
-                <w:rFonts w:ascii="Times New Roman" w:eastAsia="Times New Roman" w:hAnsi="Times New Roman" w:cs="Times New Roman"/>
-                <w:b/>
-                <w:bCs/>
-                <w:color w:val="1F1F1F"/>
-                <w:sz w:val="24"/>
-                <w:szCs w:val="24"/>
-                <w:bdr w:val="none" w:sz="0" w:space="0" w:color="auto" w:frame="1"/>
-                <w:lang w:val="en-IN" w:eastAsia="en-IN"/>
-              </w:rPr>
               <w:t>endfor</w:t>
             </w:r>
             <w:proofErr w:type="spellEnd"/>
             <w:r>
-              <w:rPr>
-                <w:rFonts w:ascii="Times New Roman" w:eastAsia="Times New Roman" w:hAnsi="Times New Roman" w:cs="Times New Roman"/>
-                <w:b/>
-                <w:bCs/>
-                <w:color w:val="1F1F1F"/>
-                <w:sz w:val="24"/>
-                <w:szCs w:val="24"/>
-                <w:bdr w:val="none" w:sz="0" w:space="0" w:color="auto" w:frame="1"/>
-                <w:lang w:val="en-IN" w:eastAsia="en-IN"/>
-              </w:rPr>
               <w:t xml:space="preserve"> %}</w:t>
             </w:r>
           </w:p>
@@ -801,27 +586,7 @@
             <w:hideMark/>
           </w:tcPr>
           <w:p>
-            <w:pPr>
-              <w:spacing w:after="0" w:line="240" w:lineRule="auto"/>
-              <w:rPr>
-                <w:rFonts w:ascii="Times New Roman" w:eastAsia="Times New Roman" w:hAnsi="Times New Roman" w:cs="Times New Roman"/>
-                <w:color w:val="1F1F1F"/>
-                <w:sz w:val="24"/>
-                <w:szCs w:val="24"/>
-                <w:lang w:val="en-IN" w:eastAsia="en-IN"/>
-              </w:rPr>
-            </w:pPr>
             <w:r>
-              <w:rPr>
-                <w:rFonts w:ascii="Times New Roman" w:eastAsia="Times New Roman" w:hAnsi="Times New Roman" w:cs="Times New Roman"/>
-                <w:b/>
-                <w:bCs/>
-                <w:color w:val="1F1F1F"/>
-                <w:sz w:val="24"/>
-                <w:szCs w:val="24"/>
-                <w:bdr w:val="none" w:sz="0" w:space="0" w:color="auto" w:frame="1"/>
-                <w:lang w:val="en-IN" w:eastAsia="en-IN"/>
-              </w:rPr>
               <w:t>Total Cost</w:t>
             </w:r>
           </w:p>
@@ -845,61 +610,22 @@
             <w:hideMark/>
           </w:tcPr>
           <w:p>
-            <w:pPr>
-              <w:spacing w:after="0" w:line="240" w:lineRule="auto"/>
-              <w:rPr>
-                <w:rFonts w:ascii="Times New Roman" w:eastAsia="Times New Roman" w:hAnsi="Times New Roman" w:cs="Times New Roman"/>
-                <w:color w:val="1F1F1F"/>
-                <w:sz w:val="24"/>
-                <w:szCs w:val="24"/>
-                <w:lang w:val="en-IN" w:eastAsia="en-IN"/>
-              </w:rPr>
-            </w:pPr>
             <w:r>
-              <w:rPr>
-                <w:rFonts w:ascii="Times New Roman" w:eastAsia="Times New Roman" w:hAnsi="Times New Roman" w:cs="Times New Roman"/>
-                <w:b/>
-                <w:bCs/>
-                <w:color w:val="1F1F1F"/>
-                <w:sz w:val="24"/>
-                <w:szCs w:val="24"/>
-                <w:bdr w:val="none" w:sz="0" w:space="0" w:color="auto" w:frame="1"/>
-                <w:lang w:val="en-IN" w:eastAsia="en-IN"/>
-              </w:rPr>
               <w:t xml:space="preserve">{{ </w:t>
             </w:r>
             <w:proofErr w:type="spellStart"/>
             <w:r>
-              <w:rPr>
-                <w:rFonts w:ascii="Times New Roman" w:eastAsia="Times New Roman" w:hAnsi="Times New Roman" w:cs="Times New Roman"/>
-                <w:b/>
-                <w:bCs/>
-                <w:color w:val="1F1F1F"/>
-                <w:sz w:val="24"/>
-                <w:szCs w:val="24"/>
-                <w:bdr w:val="none" w:sz="0" w:space="0" w:color="auto" w:frame="1"/>
-                <w:lang w:val="en-IN" w:eastAsia="en-IN"/>
-              </w:rPr>
               <w:t>total_cost</w:t>
             </w:r>
             <w:proofErr w:type="spellEnd"/>
             <w:r>
-              <w:rPr>
-                <w:rFonts w:ascii="Times New Roman" w:eastAsia="Times New Roman" w:hAnsi="Times New Roman" w:cs="Times New Roman"/>
-                <w:b/>
-                <w:bCs/>
-                <w:color w:val="1F1F1F"/>
-                <w:sz w:val="24"/>
-                <w:szCs w:val="24"/>
-                <w:bdr w:val="none" w:sz="0" w:space="0" w:color="auto" w:frame="1"/>
-                <w:lang w:val="en-IN" w:eastAsia="en-IN"/>
-              </w:rPr>
               <w:t xml:space="preserve"> }}</w:t>
             </w:r>
           </w:p>
         </w:tc>
       </w:tr>
     </w:tbl>
+    <w:bookmarkEnd w:id="0"/>
     <w:p>
       <w:pPr>
         <w:spacing w:after="0" w:line="240" w:lineRule="auto"/>
@@ -3230,7 +2956,7 @@
 </file>
 
 <file path=customXml/itemProps1.xml><?xml version="1.0" encoding="utf-8"?>
-<ds:datastoreItem xmlns:ds="http://schemas.openxmlformats.org/officeDocument/2006/customXml" ds:itemID="{12C02B2D-7CF1-4D77-9A8E-7377F0841DFC}">
+<ds:datastoreItem xmlns:ds="http://schemas.openxmlformats.org/officeDocument/2006/customXml" ds:itemID="{11F19E14-99A0-4255-901A-B9680EC8E213}">
   <ds:schemaRefs>
     <ds:schemaRef ds:uri="http://schemas.openxmlformats.org/officeDocument/2006/bibliography"/>
   </ds:schemaRefs>

--- a/Quotation_Template.docx
+++ b/Quotation_Template.docx
@@ -396,7 +396,7 @@
       <w:tblPr>
         <w:tblW w:w="0" w:type="auto"/>
         <w:tblCellSpacing w:w="15" w:type="dxa"/>
-        <w:tblInd w:w="1430" w:type="dxa"/>
+        <w:tblInd w:w="1747" w:type="dxa"/>
         <w:tblCellMar>
           <w:left w:w="0" w:type="dxa"/>
           <w:right w:w="0" w:type="dxa"/>
@@ -404,8 +404,8 @@
         <w:tblLook w:val="04A0" w:firstRow="1" w:lastRow="0" w:firstColumn="1" w:lastColumn="0" w:noHBand="0" w:noVBand="1"/>
       </w:tblPr>
       <w:tblGrid>
-        <w:gridCol w:w="4508"/>
-        <w:gridCol w:w="3125"/>
+        <w:gridCol w:w="2855"/>
+        <w:gridCol w:w="2507"/>
       </w:tblGrid>
       <w:tr>
         <w:trPr>
@@ -431,8 +431,29 @@
             <w:hideMark/>
           </w:tcPr>
           <w:p>
-            <w:bookmarkStart w:id="0" w:name="_GoBack" w:colFirst="0" w:colLast="1"/>
+            <w:pPr>
+              <w:spacing w:after="0" w:line="240" w:lineRule="auto"/>
+              <w:rPr>
+                <w:rFonts w:ascii="Times New Roman" w:eastAsia="Times New Roman" w:hAnsi="Times New Roman" w:cs="Times New Roman"/>
+                <w:color w:val="1F1F1F"/>
+                <w:sz w:val="24"/>
+                <w:szCs w:val="24"/>
+                <w:lang w:val="en-IN" w:eastAsia="en-IN"/>
+              </w:rPr>
+            </w:pPr>
+            <w:bookmarkStart w:id="0" w:name="_GoBack"/>
+            <w:bookmarkEnd w:id="0"/>
             <w:r>
+              <w:rPr>
+                <w:rFonts w:ascii="Times New Roman" w:eastAsia="Times New Roman" w:hAnsi="Times New Roman" w:cs="Times New Roman"/>
+                <w:b/>
+                <w:bCs/>
+                <w:color w:val="1F1F1F"/>
+                <w:sz w:val="24"/>
+                <w:szCs w:val="24"/>
+                <w:bdr w:val="none" w:sz="0" w:space="0" w:color="auto" w:frame="1"/>
+                <w:lang w:val="en-IN" w:eastAsia="en-IN"/>
+              </w:rPr>
               <w:t>PARTICULARS</w:t>
             </w:r>
           </w:p>
@@ -456,15 +477,55 @@
             <w:hideMark/>
           </w:tcPr>
           <w:p>
+            <w:pPr>
+              <w:spacing w:after="0" w:line="240" w:lineRule="auto"/>
+              <w:rPr>
+                <w:rFonts w:ascii="Times New Roman" w:eastAsia="Times New Roman" w:hAnsi="Times New Roman" w:cs="Times New Roman"/>
+                <w:color w:val="1F1F1F"/>
+                <w:sz w:val="24"/>
+                <w:szCs w:val="24"/>
+                <w:lang w:val="en-IN" w:eastAsia="en-IN"/>
+              </w:rPr>
+            </w:pPr>
             <w:r>
+              <w:rPr>
+                <w:rFonts w:ascii="Times New Roman" w:eastAsia="Times New Roman" w:hAnsi="Times New Roman" w:cs="Times New Roman"/>
+                <w:b/>
+                <w:bCs/>
+                <w:color w:val="1F1F1F"/>
+                <w:sz w:val="24"/>
+                <w:szCs w:val="24"/>
+                <w:bdr w:val="none" w:sz="0" w:space="0" w:color="auto" w:frame="1"/>
+                <w:lang w:val="en-IN" w:eastAsia="en-IN"/>
+              </w:rPr>
               <w:t xml:space="preserve">{{ </w:t>
             </w:r>
             <w:proofErr w:type="spellStart"/>
             <w:r>
+              <w:rPr>
+                <w:rFonts w:ascii="Times New Roman" w:eastAsia="Times New Roman" w:hAnsi="Times New Roman" w:cs="Times New Roman"/>
+                <w:b/>
+                <w:bCs/>
+                <w:color w:val="1F1F1F"/>
+                <w:sz w:val="24"/>
+                <w:szCs w:val="24"/>
+                <w:bdr w:val="none" w:sz="0" w:space="0" w:color="auto" w:frame="1"/>
+                <w:lang w:val="en-IN" w:eastAsia="en-IN"/>
+              </w:rPr>
               <w:t>vehicle_variant</w:t>
             </w:r>
             <w:proofErr w:type="spellEnd"/>
             <w:r>
+              <w:rPr>
+                <w:rFonts w:ascii="Times New Roman" w:eastAsia="Times New Roman" w:hAnsi="Times New Roman" w:cs="Times New Roman"/>
+                <w:b/>
+                <w:bCs/>
+                <w:color w:val="1F1F1F"/>
+                <w:sz w:val="24"/>
+                <w:szCs w:val="24"/>
+                <w:bdr w:val="none" w:sz="0" w:space="0" w:color="auto" w:frame="1"/>
+                <w:lang w:val="en-IN" w:eastAsia="en-IN"/>
+              </w:rPr>
               <w:t xml:space="preserve"> }}</w:t>
             </w:r>
           </w:p>
@@ -493,24 +554,28 @@
             <w:hideMark/>
           </w:tcPr>
           <w:p>
+            <w:pPr>
+              <w:spacing w:after="0" w:line="240" w:lineRule="auto"/>
+              <w:rPr>
+                <w:rFonts w:ascii="Times New Roman" w:eastAsia="Times New Roman" w:hAnsi="Times New Roman" w:cs="Times New Roman"/>
+                <w:color w:val="1F1F1F"/>
+                <w:sz w:val="24"/>
+                <w:szCs w:val="24"/>
+                <w:lang w:val="en-IN" w:eastAsia="en-IN"/>
+              </w:rPr>
+            </w:pPr>
             <w:r>
-              <w:t xml:space="preserve">{% </w:t>
-            </w:r>
-            <w:proofErr w:type="spellStart"/>
-            <w:r>
-              <w:t>tr</w:t>
-            </w:r>
-            <w:proofErr w:type="spellEnd"/>
-            <w:r>
-              <w:t xml:space="preserve"> for item in items %} {{ </w:t>
-            </w:r>
-            <w:proofErr w:type="spellStart"/>
-            <w:r>
-              <w:t>item.particulars</w:t>
-            </w:r>
-            <w:proofErr w:type="spellEnd"/>
-            <w:r>
-              <w:t xml:space="preserve"> }}</w:t>
+              <w:rPr>
+                <w:rFonts w:ascii="Times New Roman" w:eastAsia="Times New Roman" w:hAnsi="Times New Roman" w:cs="Times New Roman"/>
+                <w:b/>
+                <w:bCs/>
+                <w:color w:val="1F1F1F"/>
+                <w:sz w:val="24"/>
+                <w:szCs w:val="24"/>
+                <w:bdr w:val="none" w:sz="0" w:space="0" w:color="auto" w:frame="1"/>
+                <w:lang w:val="en-IN" w:eastAsia="en-IN"/>
+              </w:rPr>
+              <w:t>Particulars Placeholder</w:t>
             </w:r>
           </w:p>
         </w:tc>
@@ -533,32 +598,28 @@
             <w:hideMark/>
           </w:tcPr>
           <w:p>
+            <w:pPr>
+              <w:spacing w:after="0" w:line="240" w:lineRule="auto"/>
+              <w:rPr>
+                <w:rFonts w:ascii="Times New Roman" w:eastAsia="Times New Roman" w:hAnsi="Times New Roman" w:cs="Times New Roman"/>
+                <w:color w:val="1F1F1F"/>
+                <w:sz w:val="24"/>
+                <w:szCs w:val="24"/>
+                <w:lang w:val="en-IN" w:eastAsia="en-IN"/>
+              </w:rPr>
+            </w:pPr>
             <w:r>
-              <w:t xml:space="preserve">{{ </w:t>
-            </w:r>
-            <w:proofErr w:type="spellStart"/>
-            <w:r>
-              <w:t>item.price</w:t>
-            </w:r>
-            <w:proofErr w:type="spellEnd"/>
-            <w:r>
-              <w:t xml:space="preserve"> }} {% </w:t>
-            </w:r>
-            <w:proofErr w:type="spellStart"/>
-            <w:r>
-              <w:t>tr</w:t>
-            </w:r>
-            <w:proofErr w:type="spellEnd"/>
-            <w:r>
-              <w:t xml:space="preserve"> </w:t>
-            </w:r>
-            <w:proofErr w:type="spellStart"/>
-            <w:r>
-              <w:t>endfor</w:t>
-            </w:r>
-            <w:proofErr w:type="spellEnd"/>
-            <w:r>
-              <w:t xml:space="preserve"> %}</w:t>
+              <w:rPr>
+                <w:rFonts w:ascii="Times New Roman" w:eastAsia="Times New Roman" w:hAnsi="Times New Roman" w:cs="Times New Roman"/>
+                <w:b/>
+                <w:bCs/>
+                <w:color w:val="1F1F1F"/>
+                <w:sz w:val="24"/>
+                <w:szCs w:val="24"/>
+                <w:bdr w:val="none" w:sz="0" w:space="0" w:color="auto" w:frame="1"/>
+                <w:lang w:val="en-IN" w:eastAsia="en-IN"/>
+              </w:rPr>
+              <w:t>Price Placeholder</w:t>
             </w:r>
           </w:p>
         </w:tc>
@@ -586,7 +647,27 @@
             <w:hideMark/>
           </w:tcPr>
           <w:p>
+            <w:pPr>
+              <w:spacing w:after="0" w:line="240" w:lineRule="auto"/>
+              <w:rPr>
+                <w:rFonts w:ascii="Times New Roman" w:eastAsia="Times New Roman" w:hAnsi="Times New Roman" w:cs="Times New Roman"/>
+                <w:color w:val="1F1F1F"/>
+                <w:sz w:val="24"/>
+                <w:szCs w:val="24"/>
+                <w:lang w:val="en-IN" w:eastAsia="en-IN"/>
+              </w:rPr>
+            </w:pPr>
             <w:r>
+              <w:rPr>
+                <w:rFonts w:ascii="Times New Roman" w:eastAsia="Times New Roman" w:hAnsi="Times New Roman" w:cs="Times New Roman"/>
+                <w:b/>
+                <w:bCs/>
+                <w:color w:val="1F1F1F"/>
+                <w:sz w:val="24"/>
+                <w:szCs w:val="24"/>
+                <w:bdr w:val="none" w:sz="0" w:space="0" w:color="auto" w:frame="1"/>
+                <w:lang w:val="en-IN" w:eastAsia="en-IN"/>
+              </w:rPr>
               <w:t>Total Cost</w:t>
             </w:r>
           </w:p>
@@ -610,22 +691,61 @@
             <w:hideMark/>
           </w:tcPr>
           <w:p>
+            <w:pPr>
+              <w:spacing w:after="0" w:line="240" w:lineRule="auto"/>
+              <w:rPr>
+                <w:rFonts w:ascii="Times New Roman" w:eastAsia="Times New Roman" w:hAnsi="Times New Roman" w:cs="Times New Roman"/>
+                <w:color w:val="1F1F1F"/>
+                <w:sz w:val="24"/>
+                <w:szCs w:val="24"/>
+                <w:lang w:val="en-IN" w:eastAsia="en-IN"/>
+              </w:rPr>
+            </w:pPr>
             <w:r>
+              <w:rPr>
+                <w:rFonts w:ascii="Times New Roman" w:eastAsia="Times New Roman" w:hAnsi="Times New Roman" w:cs="Times New Roman"/>
+                <w:b/>
+                <w:bCs/>
+                <w:color w:val="1F1F1F"/>
+                <w:sz w:val="24"/>
+                <w:szCs w:val="24"/>
+                <w:bdr w:val="none" w:sz="0" w:space="0" w:color="auto" w:frame="1"/>
+                <w:lang w:val="en-IN" w:eastAsia="en-IN"/>
+              </w:rPr>
               <w:t xml:space="preserve">{{ </w:t>
             </w:r>
             <w:proofErr w:type="spellStart"/>
             <w:r>
+              <w:rPr>
+                <w:rFonts w:ascii="Times New Roman" w:eastAsia="Times New Roman" w:hAnsi="Times New Roman" w:cs="Times New Roman"/>
+                <w:b/>
+                <w:bCs/>
+                <w:color w:val="1F1F1F"/>
+                <w:sz w:val="24"/>
+                <w:szCs w:val="24"/>
+                <w:bdr w:val="none" w:sz="0" w:space="0" w:color="auto" w:frame="1"/>
+                <w:lang w:val="en-IN" w:eastAsia="en-IN"/>
+              </w:rPr>
               <w:t>total_cost</w:t>
             </w:r>
             <w:proofErr w:type="spellEnd"/>
             <w:r>
+              <w:rPr>
+                <w:rFonts w:ascii="Times New Roman" w:eastAsia="Times New Roman" w:hAnsi="Times New Roman" w:cs="Times New Roman"/>
+                <w:b/>
+                <w:bCs/>
+                <w:color w:val="1F1F1F"/>
+                <w:sz w:val="24"/>
+                <w:szCs w:val="24"/>
+                <w:bdr w:val="none" w:sz="0" w:space="0" w:color="auto" w:frame="1"/>
+                <w:lang w:val="en-IN" w:eastAsia="en-IN"/>
+              </w:rPr>
               <w:t xml:space="preserve"> }}</w:t>
             </w:r>
           </w:p>
         </w:tc>
       </w:tr>
     </w:tbl>
-    <w:bookmarkEnd w:id="0"/>
     <w:p>
       <w:pPr>
         <w:spacing w:after="0" w:line="240" w:lineRule="auto"/>
@@ -2956,7 +3076,7 @@
 </file>
 
 <file path=customXml/itemProps1.xml><?xml version="1.0" encoding="utf-8"?>
-<ds:datastoreItem xmlns:ds="http://schemas.openxmlformats.org/officeDocument/2006/customXml" ds:itemID="{11F19E14-99A0-4255-901A-B9680EC8E213}">
+<ds:datastoreItem xmlns:ds="http://schemas.openxmlformats.org/officeDocument/2006/customXml" ds:itemID="{9229B75E-D0F0-4CAB-97ED-5BB648C1BB87}">
   <ds:schemaRefs>
     <ds:schemaRef ds:uri="http://schemas.openxmlformats.org/officeDocument/2006/bibliography"/>
   </ds:schemaRefs>

--- a/Quotation_Template.docx
+++ b/Quotation_Template.docx
@@ -261,10 +261,12 @@
           <w:b/>
           <w:sz w:val="32"/>
         </w:rPr>
-        <w:t xml:space="preserve">                          </w:t>
-      </w:r>
-      <w:r>
-        <w:t xml:space="preserve">MR. </w:t>
+        <w:t xml:space="preserve">                         </w:t>
+      </w:r>
+      <w:bookmarkStart w:id="0" w:name="_GoBack"/>
+      <w:bookmarkEnd w:id="0"/>
+      <w:r>
+        <w:t xml:space="preserve"> </w:t>
       </w:r>
       <w:r>
         <w:rPr>
@@ -441,8 +443,6 @@
                 <w:lang w:val="en-IN" w:eastAsia="en-IN"/>
               </w:rPr>
             </w:pPr>
-            <w:bookmarkStart w:id="0" w:name="_GoBack"/>
-            <w:bookmarkEnd w:id="0"/>
             <w:r>
               <w:rPr>
                 <w:rFonts w:ascii="Times New Roman" w:eastAsia="Times New Roman" w:hAnsi="Times New Roman" w:cs="Times New Roman"/>
@@ -859,7 +859,8 @@
           <w:b/>
           <w:bCs/>
           <w:color w:val="000000"/>
-          <w:szCs w:val="24"/>
+          <w:sz w:val="16"/>
+          <w:szCs w:val="16"/>
           <w:lang w:val="en-IN" w:eastAsia="en-IN"/>
         </w:rPr>
       </w:pPr>
@@ -867,7 +868,8 @@
         <w:rPr>
           <w:rFonts w:ascii="Cambria" w:hAnsi="Cambria" w:cs="Times New Roman"/>
           <w:b/>
-          <w:sz w:val="20"/>
+          <w:sz w:val="16"/>
+          <w:szCs w:val="16"/>
         </w:rPr>
         <w:t>TERMS &amp; CONDITIONS</w:t>
       </w:r>
@@ -875,7 +877,8 @@
         <w:rPr>
           <w:rFonts w:asciiTheme="majorHAnsi" w:hAnsiTheme="majorHAnsi" w:cs="Times New Roman"/>
           <w:b/>
-          <w:sz w:val="20"/>
+          <w:sz w:val="16"/>
+          <w:szCs w:val="16"/>
         </w:rPr>
         <w:t>:</w:t>
       </w:r>
@@ -893,14 +896,16 @@
         <w:rPr>
           <w:rFonts w:ascii="Cambria" w:hAnsi="Cambria" w:cs="Times New Roman"/>
           <w:b/>
-          <w:sz w:val="20"/>
-        </w:rPr>
-      </w:pPr>
-      <w:r>
-        <w:rPr>
-          <w:rFonts w:ascii="Cambria" w:hAnsi="Cambria" w:cs="Times New Roman"/>
-          <w:b/>
-          <w:sz w:val="20"/>
+          <w:sz w:val="16"/>
+          <w:szCs w:val="16"/>
+        </w:rPr>
+      </w:pPr>
+      <w:r>
+        <w:rPr>
+          <w:rFonts w:ascii="Cambria" w:hAnsi="Cambria" w:cs="Times New Roman"/>
+          <w:b/>
+          <w:sz w:val="16"/>
+          <w:szCs w:val="16"/>
         </w:rPr>
         <w:t xml:space="preserve">At the time of Booking. Ex-Showroom Price is </w:t>
       </w:r>
@@ -908,7 +913,8 @@
         <w:rPr>
           <w:rFonts w:ascii="Cambria" w:hAnsi="Cambria" w:cs="Times New Roman"/>
           <w:b/>
-          <w:sz w:val="20"/>
+          <w:sz w:val="16"/>
+          <w:szCs w:val="16"/>
           <w:u w:val="single"/>
         </w:rPr>
         <w:t>Rs.</w:t>
@@ -917,7 +923,8 @@
         <w:rPr>
           <w:rFonts w:ascii="Cambria" w:hAnsi="Cambria" w:cs="Times New Roman"/>
           <w:b/>
-          <w:sz w:val="20"/>
+          <w:sz w:val="16"/>
+          <w:szCs w:val="16"/>
           <w:u w:val="single"/>
         </w:rPr>
         <w:t>808500</w:t>
@@ -926,7 +933,8 @@
         <w:rPr>
           <w:rFonts w:ascii="Cambria" w:hAnsi="Cambria" w:cs="Times New Roman"/>
           <w:b/>
-          <w:sz w:val="20"/>
+          <w:sz w:val="16"/>
+          <w:szCs w:val="16"/>
           <w:u w:val="single"/>
         </w:rPr>
         <w:t xml:space="preserve"> </w:t>
@@ -935,7 +943,8 @@
         <w:rPr>
           <w:rFonts w:ascii="Cambria" w:hAnsi="Cambria" w:cs="Times New Roman"/>
           <w:b/>
-          <w:sz w:val="20"/>
+          <w:sz w:val="16"/>
+          <w:szCs w:val="16"/>
           <w:u w:val="single"/>
         </w:rPr>
         <w:t>-/</w:t>
@@ -944,7 +953,8 @@
         <w:rPr>
           <w:rFonts w:ascii="Cambria" w:hAnsi="Cambria" w:cs="Times New Roman"/>
           <w:b/>
-          <w:sz w:val="20"/>
+          <w:sz w:val="16"/>
+          <w:szCs w:val="16"/>
         </w:rPr>
         <w:t xml:space="preserve"> (inclusive of Local Sales Tax) and the prices</w:t>
       </w:r>
@@ -958,14 +968,16 @@
         <w:rPr>
           <w:rFonts w:ascii="Cambria" w:hAnsi="Cambria" w:cs="Times New Roman"/>
           <w:b/>
-          <w:sz w:val="20"/>
-        </w:rPr>
-      </w:pPr>
-      <w:r>
-        <w:rPr>
-          <w:rFonts w:ascii="Cambria" w:hAnsi="Cambria" w:cs="Times New Roman"/>
-          <w:b/>
-          <w:sz w:val="20"/>
+          <w:sz w:val="16"/>
+          <w:szCs w:val="16"/>
+        </w:rPr>
+      </w:pPr>
+      <w:r>
+        <w:rPr>
+          <w:rFonts w:ascii="Cambria" w:hAnsi="Cambria" w:cs="Times New Roman"/>
+          <w:b/>
+          <w:sz w:val="16"/>
+          <w:szCs w:val="16"/>
         </w:rPr>
         <w:t>Are</w:t>
       </w:r>
@@ -973,7 +985,8 @@
         <w:rPr>
           <w:rFonts w:ascii="Cambria" w:hAnsi="Cambria" w:cs="Times New Roman"/>
           <w:b/>
-          <w:sz w:val="20"/>
+          <w:sz w:val="16"/>
+          <w:szCs w:val="16"/>
         </w:rPr>
         <w:t xml:space="preserve"> subject </w:t>
       </w:r>
@@ -981,7 +994,8 @@
         <w:rPr>
           <w:rFonts w:ascii="Cambria" w:hAnsi="Cambria" w:cs="Times New Roman"/>
           <w:b/>
-          <w:sz w:val="20"/>
+          <w:sz w:val="16"/>
+          <w:szCs w:val="16"/>
         </w:rPr>
         <w:t>to</w:t>
       </w:r>
@@ -989,7 +1003,8 @@
         <w:rPr>
           <w:rFonts w:ascii="Cambria" w:hAnsi="Cambria" w:cs="Times New Roman"/>
           <w:b/>
-          <w:sz w:val="20"/>
+          <w:sz w:val="16"/>
+          <w:szCs w:val="16"/>
         </w:rPr>
         <w:t xml:space="preserve"> change without any prior notice and that prevailing at the time of actual delivery will be alone </w:t>
       </w:r>
@@ -1003,14 +1018,16 @@
         <w:rPr>
           <w:rFonts w:ascii="Cambria" w:hAnsi="Cambria" w:cs="Times New Roman"/>
           <w:b/>
-          <w:sz w:val="20"/>
-        </w:rPr>
-      </w:pPr>
-      <w:r>
-        <w:rPr>
-          <w:rFonts w:ascii="Cambria" w:hAnsi="Cambria" w:cs="Times New Roman"/>
-          <w:b/>
-          <w:sz w:val="20"/>
+          <w:sz w:val="16"/>
+          <w:szCs w:val="16"/>
+        </w:rPr>
+      </w:pPr>
+      <w:r>
+        <w:rPr>
+          <w:rFonts w:ascii="Cambria" w:hAnsi="Cambria" w:cs="Times New Roman"/>
+          <w:b/>
+          <w:sz w:val="16"/>
+          <w:szCs w:val="16"/>
         </w:rPr>
         <w:t>Be</w:t>
       </w:r>
@@ -1018,7 +1035,8 @@
         <w:rPr>
           <w:rFonts w:ascii="Cambria" w:hAnsi="Cambria" w:cs="Times New Roman"/>
           <w:b/>
-          <w:sz w:val="20"/>
+          <w:sz w:val="16"/>
+          <w:szCs w:val="16"/>
         </w:rPr>
         <w:t xml:space="preserve"> applicable </w:t>
       </w:r>
@@ -1032,14 +1050,16 @@
         <w:rPr>
           <w:rFonts w:ascii="Cambria" w:hAnsi="Cambria" w:cs="Times New Roman"/>
           <w:b/>
-          <w:sz w:val="20"/>
-        </w:rPr>
-      </w:pPr>
-      <w:r>
-        <w:rPr>
-          <w:rFonts w:ascii="Cambria" w:hAnsi="Cambria" w:cs="Times New Roman"/>
-          <w:b/>
-          <w:sz w:val="20"/>
+          <w:sz w:val="16"/>
+          <w:szCs w:val="16"/>
+        </w:rPr>
+      </w:pPr>
+      <w:r>
+        <w:rPr>
+          <w:rFonts w:ascii="Cambria" w:hAnsi="Cambria" w:cs="Times New Roman"/>
+          <w:b/>
+          <w:sz w:val="16"/>
+          <w:szCs w:val="16"/>
         </w:rPr>
         <w:t>Irrespective</w:t>
       </w:r>
@@ -1047,7 +1067,8 @@
         <w:rPr>
           <w:rFonts w:ascii="Cambria" w:hAnsi="Cambria" w:cs="Times New Roman"/>
           <w:b/>
-          <w:sz w:val="20"/>
+          <w:sz w:val="16"/>
+          <w:szCs w:val="16"/>
         </w:rPr>
         <w:t xml:space="preserve"> of the date of the order/acceptance/payment etc.</w:t>
       </w:r>
@@ -1065,14 +1086,16 @@
         <w:rPr>
           <w:rFonts w:ascii="Cambria" w:hAnsi="Cambria" w:cs="Times New Roman"/>
           <w:b/>
-          <w:sz w:val="20"/>
-        </w:rPr>
-      </w:pPr>
-      <w:r>
-        <w:rPr>
-          <w:rFonts w:ascii="Cambria" w:hAnsi="Cambria" w:cs="Times New Roman"/>
-          <w:b/>
-          <w:sz w:val="20"/>
+          <w:sz w:val="16"/>
+          <w:szCs w:val="16"/>
+        </w:rPr>
+      </w:pPr>
+      <w:r>
+        <w:rPr>
+          <w:rFonts w:ascii="Cambria" w:hAnsi="Cambria" w:cs="Times New Roman"/>
+          <w:b/>
+          <w:sz w:val="16"/>
+          <w:szCs w:val="16"/>
         </w:rPr>
         <w:t xml:space="preserve">In case of any change in Model, </w:t>
       </w:r>
@@ -1080,7 +1103,8 @@
         <w:rPr>
           <w:rFonts w:ascii="Cambria" w:hAnsi="Cambria" w:cs="Times New Roman"/>
           <w:b/>
-          <w:sz w:val="20"/>
+          <w:sz w:val="16"/>
+          <w:szCs w:val="16"/>
         </w:rPr>
         <w:t>color</w:t>
       </w:r>
@@ -1088,7 +1112,8 @@
         <w:rPr>
           <w:rFonts w:ascii="Cambria" w:hAnsi="Cambria" w:cs="Times New Roman"/>
           <w:b/>
-          <w:sz w:val="20"/>
+          <w:sz w:val="16"/>
+          <w:szCs w:val="16"/>
         </w:rPr>
         <w:t xml:space="preserve">, </w:t>
       </w:r>
@@ -1097,7 +1122,8 @@
         <w:rPr>
           <w:rFonts w:ascii="Cambria" w:hAnsi="Cambria" w:cs="Times New Roman"/>
           <w:b/>
-          <w:sz w:val="20"/>
+          <w:sz w:val="16"/>
+          <w:szCs w:val="16"/>
         </w:rPr>
         <w:t>Seater</w:t>
       </w:r>
@@ -1106,7 +1132,8 @@
         <w:rPr>
           <w:rFonts w:ascii="Cambria" w:hAnsi="Cambria" w:cs="Times New Roman"/>
           <w:b/>
-          <w:sz w:val="20"/>
+          <w:sz w:val="16"/>
+          <w:szCs w:val="16"/>
         </w:rPr>
         <w:t>, you will have to cancel the existing booking and make a fresh booking.</w:t>
       </w:r>
@@ -1124,14 +1151,16 @@
         <w:rPr>
           <w:rFonts w:ascii="Cambria" w:hAnsi="Cambria" w:cs="Times New Roman"/>
           <w:b/>
-          <w:sz w:val="20"/>
-        </w:rPr>
-      </w:pPr>
-      <w:r>
-        <w:rPr>
-          <w:rFonts w:ascii="Cambria" w:hAnsi="Cambria" w:cs="Times New Roman"/>
-          <w:b/>
-          <w:sz w:val="20"/>
+          <w:sz w:val="16"/>
+          <w:szCs w:val="16"/>
+        </w:rPr>
+      </w:pPr>
+      <w:r>
+        <w:rPr>
+          <w:rFonts w:ascii="Cambria" w:hAnsi="Cambria" w:cs="Times New Roman"/>
+          <w:b/>
+          <w:sz w:val="16"/>
+          <w:szCs w:val="16"/>
         </w:rPr>
         <w:t>Delivery subject to availability of stock only.</w:t>
       </w:r>
@@ -1149,14 +1178,16 @@
         <w:rPr>
           <w:rFonts w:ascii="Cambria" w:hAnsi="Cambria" w:cs="Times New Roman"/>
           <w:b/>
-          <w:sz w:val="20"/>
-        </w:rPr>
-      </w:pPr>
-      <w:r>
-        <w:rPr>
-          <w:rFonts w:ascii="Cambria" w:hAnsi="Cambria" w:cs="Times New Roman"/>
-          <w:b/>
-          <w:sz w:val="20"/>
+          <w:sz w:val="16"/>
+          <w:szCs w:val="16"/>
+        </w:rPr>
+      </w:pPr>
+      <w:r>
+        <w:rPr>
+          <w:rFonts w:ascii="Cambria" w:hAnsi="Cambria" w:cs="Times New Roman"/>
+          <w:b/>
+          <w:sz w:val="16"/>
+          <w:szCs w:val="16"/>
         </w:rPr>
         <w:t>Vehicle will be delivered only by the Company and its responsibility will cease the moment the vehicle is handed</w:t>
       </w:r>
@@ -1170,14 +1201,16 @@
         <w:rPr>
           <w:rFonts w:ascii="Cambria" w:hAnsi="Cambria" w:cs="Times New Roman"/>
           <w:b/>
-          <w:sz w:val="20"/>
-        </w:rPr>
-      </w:pPr>
-      <w:r>
-        <w:rPr>
-          <w:rFonts w:ascii="Cambria" w:hAnsi="Cambria" w:cs="Times New Roman"/>
-          <w:b/>
-          <w:sz w:val="20"/>
+          <w:sz w:val="16"/>
+          <w:szCs w:val="16"/>
+        </w:rPr>
+      </w:pPr>
+      <w:r>
+        <w:rPr>
+          <w:rFonts w:ascii="Cambria" w:hAnsi="Cambria" w:cs="Times New Roman"/>
+          <w:b/>
+          <w:sz w:val="16"/>
+          <w:szCs w:val="16"/>
         </w:rPr>
         <w:t xml:space="preserve"> </w:t>
       </w:r>
@@ -1185,7 +1218,8 @@
         <w:rPr>
           <w:rFonts w:ascii="Cambria" w:hAnsi="Cambria" w:cs="Times New Roman"/>
           <w:b/>
-          <w:sz w:val="20"/>
+          <w:sz w:val="16"/>
+          <w:szCs w:val="16"/>
         </w:rPr>
         <w:t>Over</w:t>
       </w:r>
@@ -1193,7 +1227,8 @@
         <w:rPr>
           <w:rFonts w:ascii="Cambria" w:hAnsi="Cambria" w:cs="Times New Roman"/>
           <w:b/>
-          <w:sz w:val="20"/>
+          <w:sz w:val="16"/>
+          <w:szCs w:val="16"/>
         </w:rPr>
         <w:t xml:space="preserve"> </w:t>
       </w:r>
@@ -1201,7 +1236,8 @@
         <w:rPr>
           <w:rFonts w:ascii="Cambria" w:hAnsi="Cambria" w:cs="Times New Roman"/>
           <w:b/>
-          <w:sz w:val="20"/>
+          <w:sz w:val="16"/>
+          <w:szCs w:val="16"/>
         </w:rPr>
         <w:t>To</w:t>
       </w:r>
@@ -1209,7 +1245,8 @@
         <w:rPr>
           <w:rFonts w:ascii="Cambria" w:hAnsi="Cambria" w:cs="Times New Roman"/>
           <w:b/>
-          <w:sz w:val="20"/>
+          <w:sz w:val="16"/>
+          <w:szCs w:val="16"/>
         </w:rPr>
         <w:t xml:space="preserve"> the customer/agent/representative and there after vehicle will be at the risk of the buyer even during</w:t>
       </w:r>
@@ -1223,14 +1260,16 @@
         <w:rPr>
           <w:rFonts w:ascii="Cambria" w:hAnsi="Cambria" w:cs="Times New Roman"/>
           <w:b/>
-          <w:sz w:val="20"/>
-        </w:rPr>
-      </w:pPr>
-      <w:r>
-        <w:rPr>
-          <w:rFonts w:ascii="Cambria" w:hAnsi="Cambria" w:cs="Times New Roman"/>
-          <w:b/>
-          <w:sz w:val="20"/>
+          <w:sz w:val="16"/>
+          <w:szCs w:val="16"/>
+        </w:rPr>
+      </w:pPr>
+      <w:r>
+        <w:rPr>
+          <w:rFonts w:ascii="Cambria" w:hAnsi="Cambria" w:cs="Times New Roman"/>
+          <w:b/>
+          <w:sz w:val="16"/>
+          <w:szCs w:val="16"/>
         </w:rPr>
         <w:t xml:space="preserve"> </w:t>
       </w:r>
@@ -1238,7 +1277,8 @@
         <w:rPr>
           <w:rFonts w:ascii="Cambria" w:hAnsi="Cambria" w:cs="Times New Roman"/>
           <w:b/>
-          <w:sz w:val="20"/>
+          <w:sz w:val="16"/>
+          <w:szCs w:val="16"/>
         </w:rPr>
         <w:t>Transit. Delivery</w:t>
       </w:r>
@@ -1246,7 +1286,8 @@
         <w:rPr>
           <w:rFonts w:ascii="Cambria" w:hAnsi="Cambria" w:cs="Times New Roman"/>
           <w:b/>
-          <w:sz w:val="20"/>
+          <w:sz w:val="16"/>
+          <w:szCs w:val="16"/>
         </w:rPr>
         <w:t xml:space="preserve"> period will be reckoned from the date of receipt of payment at our office.</w:t>
       </w:r>
@@ -1264,14 +1305,16 @@
         <w:rPr>
           <w:rFonts w:ascii="Cambria" w:hAnsi="Cambria" w:cs="Times New Roman"/>
           <w:b/>
-          <w:sz w:val="20"/>
-        </w:rPr>
-      </w:pPr>
-      <w:r>
-        <w:rPr>
-          <w:rFonts w:ascii="Cambria" w:hAnsi="Cambria" w:cs="Times New Roman"/>
-          <w:b/>
-          <w:sz w:val="20"/>
+          <w:sz w:val="16"/>
+          <w:szCs w:val="16"/>
+        </w:rPr>
+      </w:pPr>
+      <w:r>
+        <w:rPr>
+          <w:rFonts w:ascii="Cambria" w:hAnsi="Cambria" w:cs="Times New Roman"/>
+          <w:b/>
+          <w:sz w:val="16"/>
+          <w:szCs w:val="16"/>
         </w:rPr>
         <w:t xml:space="preserve">Vehicle will be delivered only after completion of the registration (as per MV act) and the REGISTRATION </w:t>
       </w:r>
@@ -1285,14 +1328,16 @@
         <w:rPr>
           <w:rFonts w:ascii="Cambria" w:hAnsi="Cambria" w:cs="Times New Roman"/>
           <w:b/>
-          <w:sz w:val="20"/>
-        </w:rPr>
-      </w:pPr>
-      <w:r>
-        <w:rPr>
-          <w:rFonts w:ascii="Cambria" w:hAnsi="Cambria" w:cs="Times New Roman"/>
-          <w:b/>
-          <w:sz w:val="20"/>
+          <w:sz w:val="16"/>
+          <w:szCs w:val="16"/>
+        </w:rPr>
+      </w:pPr>
+      <w:r>
+        <w:rPr>
+          <w:rFonts w:ascii="Cambria" w:hAnsi="Cambria" w:cs="Times New Roman"/>
+          <w:b/>
+          <w:sz w:val="16"/>
+          <w:szCs w:val="16"/>
         </w:rPr>
         <w:t>Will</w:t>
       </w:r>
@@ -1300,7 +1345,8 @@
         <w:rPr>
           <w:rFonts w:ascii="Cambria" w:hAnsi="Cambria" w:cs="Times New Roman"/>
           <w:b/>
-          <w:sz w:val="20"/>
+          <w:sz w:val="16"/>
+          <w:szCs w:val="16"/>
         </w:rPr>
         <w:t xml:space="preserve"> be done only by SRI LAKSHMI AUTOMOBILES WORLD.</w:t>
       </w:r>
@@ -1318,14 +1364,16 @@
         <w:rPr>
           <w:rFonts w:ascii="Cambria" w:hAnsi="Cambria" w:cs="Times New Roman"/>
           <w:b/>
-          <w:sz w:val="20"/>
-        </w:rPr>
-      </w:pPr>
-      <w:r>
-        <w:rPr>
-          <w:rFonts w:ascii="Cambria" w:hAnsi="Cambria" w:cs="Times New Roman"/>
-          <w:b/>
-          <w:sz w:val="20"/>
+          <w:sz w:val="16"/>
+          <w:szCs w:val="16"/>
+        </w:rPr>
+      </w:pPr>
+      <w:r>
+        <w:rPr>
+          <w:rFonts w:ascii="Cambria" w:hAnsi="Cambria" w:cs="Times New Roman"/>
+          <w:b/>
+          <w:sz w:val="16"/>
+          <w:szCs w:val="16"/>
         </w:rPr>
         <w:t>Any amount paid will not carry and interest.</w:t>
       </w:r>
@@ -1343,14 +1391,16 @@
         <w:rPr>
           <w:rFonts w:ascii="Cambria" w:hAnsi="Cambria" w:cs="Times New Roman"/>
           <w:b/>
-          <w:sz w:val="20"/>
-        </w:rPr>
-      </w:pPr>
-      <w:r>
-        <w:rPr>
-          <w:rFonts w:ascii="Cambria" w:hAnsi="Cambria" w:cs="Times New Roman"/>
-          <w:b/>
-          <w:sz w:val="20"/>
+          <w:sz w:val="16"/>
+          <w:szCs w:val="16"/>
+        </w:rPr>
+      </w:pPr>
+      <w:r>
+        <w:rPr>
+          <w:rFonts w:ascii="Cambria" w:hAnsi="Cambria" w:cs="Times New Roman"/>
+          <w:b/>
+          <w:sz w:val="16"/>
+          <w:szCs w:val="16"/>
         </w:rPr>
         <w:t>The warranty of Mahindra &amp; Mahindra Limited as applicable only will apply.</w:t>
       </w:r>
@@ -1368,14 +1418,16 @@
         <w:rPr>
           <w:rFonts w:ascii="Cambria" w:hAnsi="Cambria" w:cs="Times New Roman"/>
           <w:b/>
-          <w:sz w:val="20"/>
-        </w:rPr>
-      </w:pPr>
-      <w:r>
-        <w:rPr>
-          <w:rFonts w:ascii="Cambria" w:hAnsi="Cambria" w:cs="Times New Roman"/>
-          <w:b/>
-          <w:sz w:val="20"/>
+          <w:sz w:val="16"/>
+          <w:szCs w:val="16"/>
+        </w:rPr>
+      </w:pPr>
+      <w:r>
+        <w:rPr>
+          <w:rFonts w:ascii="Cambria" w:hAnsi="Cambria" w:cs="Times New Roman"/>
+          <w:b/>
+          <w:sz w:val="16"/>
+          <w:szCs w:val="16"/>
         </w:rPr>
         <w:t>All transactions are subject to Salem Jurisdiction only.</w:t>
       </w:r>
@@ -1392,14 +1444,16 @@
         <w:rPr>
           <w:rFonts w:ascii="Cambria" w:hAnsi="Cambria" w:cs="Times New Roman"/>
           <w:b/>
-          <w:sz w:val="20"/>
-        </w:rPr>
-      </w:pPr>
-      <w:r>
-        <w:rPr>
-          <w:rFonts w:ascii="Cambria" w:hAnsi="Cambria" w:cs="Times New Roman"/>
-          <w:b/>
-          <w:sz w:val="20"/>
+          <w:sz w:val="16"/>
+          <w:szCs w:val="16"/>
+        </w:rPr>
+      </w:pPr>
+      <w:r>
+        <w:rPr>
+          <w:rFonts w:ascii="Cambria" w:hAnsi="Cambria" w:cs="Times New Roman"/>
+          <w:b/>
+          <w:sz w:val="16"/>
+          <w:szCs w:val="16"/>
         </w:rPr>
         <w:t xml:space="preserve">Advance has to be made before delivery by crossed DD/ RTGS / NEFT </w:t>
       </w:r>
@@ -1407,7 +1461,8 @@
         <w:rPr>
           <w:rFonts w:ascii="Cambria" w:hAnsi="Cambria" w:cs="Times New Roman"/>
           <w:b/>
-          <w:sz w:val="20"/>
+          <w:sz w:val="16"/>
+          <w:szCs w:val="16"/>
         </w:rPr>
         <w:t>/ Pay</w:t>
       </w:r>
@@ -1415,7 +1470,8 @@
         <w:rPr>
           <w:rFonts w:ascii="Cambria" w:hAnsi="Cambria" w:cs="Times New Roman"/>
           <w:b/>
-          <w:sz w:val="20"/>
+          <w:sz w:val="16"/>
+          <w:szCs w:val="16"/>
         </w:rPr>
         <w:t xml:space="preserve"> </w:t>
       </w:r>
@@ -1423,7 +1479,8 @@
         <w:rPr>
           <w:rFonts w:ascii="Cambria" w:hAnsi="Cambria" w:cs="Times New Roman"/>
           <w:b/>
-          <w:sz w:val="20"/>
+          <w:sz w:val="16"/>
+          <w:szCs w:val="16"/>
         </w:rPr>
         <w:t xml:space="preserve">Order / </w:t>
       </w:r>
@@ -1432,7 +1489,8 @@
         <w:rPr>
           <w:rFonts w:ascii="Cambria" w:hAnsi="Cambria" w:cs="Times New Roman"/>
           <w:b/>
-          <w:sz w:val="20"/>
+          <w:sz w:val="16"/>
+          <w:szCs w:val="16"/>
         </w:rPr>
         <w:t>Cheque</w:t>
       </w:r>
@@ -1441,7 +1499,8 @@
         <w:rPr>
           <w:rFonts w:ascii="Cambria" w:hAnsi="Cambria" w:cs="Times New Roman"/>
           <w:b/>
-          <w:sz w:val="20"/>
+          <w:sz w:val="16"/>
+          <w:szCs w:val="16"/>
         </w:rPr>
         <w:t xml:space="preserve"> </w:t>
       </w:r>
@@ -1449,7 +1508,8 @@
         <w:rPr>
           <w:rFonts w:ascii="Cambria" w:hAnsi="Cambria" w:cs="Times New Roman"/>
           <w:b/>
-          <w:sz w:val="20"/>
+          <w:sz w:val="16"/>
+          <w:szCs w:val="16"/>
         </w:rPr>
         <w:t xml:space="preserve">in </w:t>
       </w:r>
@@ -1458,7 +1518,8 @@
         <w:rPr>
           <w:rFonts w:ascii="Cambria" w:hAnsi="Cambria" w:cs="Times New Roman"/>
           <w:b/>
-          <w:sz w:val="20"/>
+          <w:sz w:val="16"/>
+          <w:szCs w:val="16"/>
         </w:rPr>
         <w:t>favour</w:t>
       </w:r>
@@ -1467,7 +1528,8 @@
         <w:rPr>
           <w:rFonts w:ascii="Cambria" w:hAnsi="Cambria" w:cs="Times New Roman"/>
           <w:b/>
-          <w:sz w:val="20"/>
+          <w:sz w:val="16"/>
+          <w:szCs w:val="16"/>
         </w:rPr>
         <w:t xml:space="preserve"> </w:t>
       </w:r>
@@ -1475,7 +1537,8 @@
         <w:rPr>
           <w:rFonts w:ascii="Cambria" w:hAnsi="Cambria" w:cs="Times New Roman"/>
           <w:b/>
-          <w:sz w:val="20"/>
+          <w:sz w:val="16"/>
+          <w:szCs w:val="16"/>
         </w:rPr>
         <w:t xml:space="preserve">of                              </w:t>
       </w:r>
@@ -1483,7 +1546,8 @@
         <w:rPr>
           <w:rFonts w:ascii="Cambria" w:hAnsi="Cambria" w:cs="Times New Roman"/>
           <w:b/>
-          <w:sz w:val="20"/>
+          <w:sz w:val="16"/>
+          <w:szCs w:val="16"/>
         </w:rPr>
         <w:t xml:space="preserve">  </w:t>
       </w:r>
@@ -1491,7 +1555,8 @@
         <w:rPr>
           <w:rFonts w:ascii="Cambria" w:hAnsi="Cambria" w:cs="Times New Roman"/>
           <w:b/>
-          <w:sz w:val="20"/>
+          <w:sz w:val="16"/>
+          <w:szCs w:val="16"/>
         </w:rPr>
         <w:t>SRI LAKSHMI AUTOMOBILES WORLD. Bank Name: Indian Overseas Bank, Account No</w:t>
       </w:r>
@@ -1499,7 +1564,8 @@
         <w:rPr>
           <w:rFonts w:ascii="Cambria" w:hAnsi="Cambria" w:cs="Times New Roman"/>
           <w:b/>
-          <w:sz w:val="20"/>
+          <w:sz w:val="16"/>
+          <w:szCs w:val="16"/>
         </w:rPr>
         <w:t>: 014902000004455</w:t>
       </w:r>
@@ -1507,7 +1573,8 @@
         <w:rPr>
           <w:rFonts w:ascii="Cambria" w:hAnsi="Cambria" w:cs="Times New Roman"/>
           <w:b/>
-          <w:sz w:val="20"/>
+          <w:sz w:val="16"/>
+          <w:szCs w:val="16"/>
         </w:rPr>
         <w:t>,</w:t>
       </w:r>
@@ -1515,7 +1582,8 @@
         <w:rPr>
           <w:rFonts w:ascii="Cambria" w:hAnsi="Cambria" w:cs="Times New Roman"/>
           <w:b/>
-          <w:sz w:val="20"/>
+          <w:sz w:val="16"/>
+          <w:szCs w:val="16"/>
         </w:rPr>
         <w:t xml:space="preserve">                  </w:t>
       </w:r>
@@ -1523,7 +1591,8 @@
         <w:rPr>
           <w:rFonts w:ascii="Cambria" w:hAnsi="Cambria" w:cs="Times New Roman"/>
           <w:b/>
-          <w:sz w:val="20"/>
+          <w:sz w:val="16"/>
+          <w:szCs w:val="16"/>
         </w:rPr>
         <w:t xml:space="preserve"> Branch:</w:t>
       </w:r>
@@ -1531,7 +1600,8 @@
         <w:rPr>
           <w:rFonts w:ascii="Cambria" w:hAnsi="Cambria" w:cs="Times New Roman"/>
           <w:b/>
-          <w:sz w:val="20"/>
+          <w:sz w:val="16"/>
+          <w:szCs w:val="16"/>
         </w:rPr>
         <w:t xml:space="preserve"> </w:t>
       </w:r>
@@ -1540,7 +1610,8 @@
         <w:rPr>
           <w:rFonts w:ascii="Cambria" w:hAnsi="Cambria" w:cs="Times New Roman"/>
           <w:b/>
-          <w:sz w:val="20"/>
+          <w:sz w:val="16"/>
+          <w:szCs w:val="16"/>
         </w:rPr>
         <w:t>Shevapet</w:t>
       </w:r>
@@ -1549,7 +1620,8 @@
         <w:rPr>
           <w:rFonts w:ascii="Cambria" w:hAnsi="Cambria" w:cs="Times New Roman"/>
           <w:b/>
-          <w:sz w:val="20"/>
+          <w:sz w:val="16"/>
+          <w:szCs w:val="16"/>
         </w:rPr>
         <w:t xml:space="preserve">, </w:t>
       </w:r>
@@ -1557,7 +1629,8 @@
         <w:rPr>
           <w:rFonts w:ascii="Cambria" w:hAnsi="Cambria" w:cs="Times New Roman"/>
           <w:b/>
-          <w:sz w:val="20"/>
+          <w:sz w:val="16"/>
+          <w:szCs w:val="16"/>
         </w:rPr>
         <w:t>Salem,</w:t>
       </w:r>
@@ -1565,7 +1638,8 @@
         <w:rPr>
           <w:rFonts w:ascii="Cambria" w:hAnsi="Cambria" w:cs="Times New Roman"/>
           <w:b/>
-          <w:sz w:val="20"/>
+          <w:sz w:val="16"/>
+          <w:szCs w:val="16"/>
         </w:rPr>
         <w:t xml:space="preserve"> IFSC Code:  </w:t>
       </w:r>
@@ -1573,7 +1647,8 @@
         <w:rPr>
           <w:rFonts w:ascii="Cambria" w:hAnsi="Cambria" w:cs="Times New Roman"/>
           <w:b/>
-          <w:sz w:val="20"/>
+          <w:sz w:val="16"/>
+          <w:szCs w:val="16"/>
         </w:rPr>
         <w:t>IOBA0000149,</w:t>
       </w:r>
@@ -1581,7 +1656,8 @@
         <w:rPr>
           <w:rFonts w:ascii="Cambria" w:hAnsi="Cambria" w:cs="Times New Roman"/>
           <w:b/>
-          <w:sz w:val="20"/>
+          <w:sz w:val="16"/>
+          <w:szCs w:val="16"/>
         </w:rPr>
         <w:t xml:space="preserve"> GST No</w:t>
       </w:r>
@@ -1589,7 +1665,8 @@
         <w:rPr>
           <w:rFonts w:ascii="Cambria" w:hAnsi="Cambria" w:cs="Times New Roman"/>
           <w:b/>
-          <w:sz w:val="20"/>
+          <w:sz w:val="16"/>
+          <w:szCs w:val="16"/>
         </w:rPr>
         <w:t>: 33ABZFS2504H1ZZ</w:t>
       </w:r>
@@ -1597,7 +1674,8 @@
         <w:rPr>
           <w:rFonts w:ascii="Cambria" w:hAnsi="Cambria" w:cs="Times New Roman"/>
           <w:b/>
-          <w:sz w:val="20"/>
+          <w:sz w:val="16"/>
+          <w:szCs w:val="16"/>
         </w:rPr>
         <w:t xml:space="preserve"> Payable at Salem.</w:t>
       </w:r>
@@ -1615,14 +1693,16 @@
         <w:rPr>
           <w:rFonts w:ascii="Cambria" w:hAnsi="Cambria" w:cs="Times New Roman"/>
           <w:b/>
-          <w:sz w:val="20"/>
-        </w:rPr>
-      </w:pPr>
-      <w:r>
-        <w:rPr>
-          <w:rFonts w:ascii="Cambria" w:hAnsi="Cambria" w:cs="Times New Roman"/>
-          <w:b/>
-          <w:sz w:val="20"/>
+          <w:sz w:val="16"/>
+          <w:szCs w:val="16"/>
+        </w:rPr>
+      </w:pPr>
+      <w:r>
+        <w:rPr>
+          <w:rFonts w:ascii="Cambria" w:hAnsi="Cambria" w:cs="Times New Roman"/>
+          <w:b/>
+          <w:sz w:val="16"/>
+          <w:szCs w:val="16"/>
         </w:rPr>
         <w:t xml:space="preserve">In case of </w:t>
       </w:r>
@@ -1630,7 +1710,8 @@
         <w:rPr>
           <w:rFonts w:ascii="Cambria" w:hAnsi="Cambria" w:cs="Times New Roman"/>
           <w:b/>
-          <w:sz w:val="20"/>
+          <w:sz w:val="16"/>
+          <w:szCs w:val="16"/>
         </w:rPr>
         <w:t>other</w:t>
       </w:r>
@@ -1638,7 +1719,8 @@
         <w:rPr>
           <w:rFonts w:ascii="Cambria" w:hAnsi="Cambria" w:cs="Times New Roman"/>
           <w:b/>
-          <w:sz w:val="20"/>
+          <w:sz w:val="16"/>
+          <w:szCs w:val="16"/>
         </w:rPr>
         <w:t xml:space="preserve"> place registration handling charges will be added extra.</w:t>
       </w:r>
@@ -1647,7 +1729,7 @@
       <w:headerReference w:type="default" r:id="rId8"/>
       <w:footerReference w:type="default" r:id="rId9"/>
       <w:pgSz w:w="11906" w:h="16838"/>
-      <w:pgMar w:top="1418" w:right="0" w:bottom="1440" w:left="0" w:header="170" w:footer="340" w:gutter="0"/>
+      <w:pgMar w:top="720" w:right="720" w:bottom="720" w:left="720" w:header="170" w:footer="340" w:gutter="0"/>
       <w:cols w:space="708"/>
       <w:docGrid w:linePitch="360"/>
     </w:sectPr>
@@ -1775,6 +1857,8 @@
 <w:hdr xmlns:wpc="http://schemas.microsoft.com/office/word/2010/wordprocessingCanvas" xmlns:mc="http://schemas.openxmlformats.org/markup-compatibility/2006" xmlns:o="urn:schemas-microsoft-com:office:office" xmlns:r="http://schemas.openxmlformats.org/officeDocument/2006/relationships" xmlns:m="http://schemas.openxmlformats.org/officeDocument/2006/math" xmlns:v="urn:schemas-microsoft-com:vml" xmlns:wp14="http://schemas.microsoft.com/office/word/2010/wordprocessingDrawing" xmlns:wp="http://schemas.openxmlformats.org/drawingml/2006/wordprocessingDrawing" xmlns:w10="urn:schemas-microsoft-com:office:word" xmlns:w="http://schemas.openxmlformats.org/wordprocessingml/2006/main" xmlns:w14="http://schemas.microsoft.com/office/word/2010/wordml" xmlns:w15="http://schemas.microsoft.com/office/word/2012/wordml" xmlns:wpg="http://schemas.microsoft.com/office/word/2010/wordprocessingGroup" xmlns:wpi="http://schemas.microsoft.com/office/word/2010/wordprocessingInk" xmlns:wne="http://schemas.microsoft.com/office/word/2006/wordml" xmlns:wps="http://schemas.microsoft.com/office/word/2010/wordprocessingShape" mc:Ignorable="w14 w15 wp14">
   <w:p>
     <w:pPr>
+      <w:spacing w:before="120"/>
+      <w:ind w:left="-567" w:right="-57"/>
       <w:rPr>
         <w:rFonts w:asciiTheme="majorHAnsi" w:hAnsiTheme="majorHAnsi"/>
         <w:b/>
@@ -1853,7 +1937,7 @@
         <w:noProof/>
         <w:lang w:val="en-IN" w:eastAsia="en-IN"/>
       </w:rPr>
-      <w:t xml:space="preserve">                                           </w:t>
+      <w:t xml:space="preserve">                          </w:t>
     </w:r>
     <w:r>
       <w:rPr>
@@ -3076,7 +3160,7 @@
 </file>
 
 <file path=customXml/itemProps1.xml><?xml version="1.0" encoding="utf-8"?>
-<ds:datastoreItem xmlns:ds="http://schemas.openxmlformats.org/officeDocument/2006/customXml" ds:itemID="{9229B75E-D0F0-4CAB-97ED-5BB648C1BB87}">
+<ds:datastoreItem xmlns:ds="http://schemas.openxmlformats.org/officeDocument/2006/customXml" ds:itemID="{34197CFE-3FCF-4635-99CB-ABB7D18D2991}">
   <ds:schemaRefs>
     <ds:schemaRef ds:uri="http://schemas.openxmlformats.org/officeDocument/2006/bibliography"/>
   </ds:schemaRefs>
